--- a/09. Seminario de Lenguajes (Android+Kotlin)/Trabajos Prácticos/Trabajo Práctico N° 1/Trabajo Práctico N° 1 (R).docx
+++ b/09. Seminario de Lenguajes (Android+Kotlin)/Trabajos Prácticos/Trabajo Práctico N° 1/Trabajo Práctico N° 1 (R).docx
@@ -30,33 +30,6 @@
         </w:rPr>
         <w:t>1</w:t>
       </w:r>
-      <w:r>
-        <w:rPr>
-          <w:rFonts w:ascii="Times New Roman" w:hAnsi="Times New Roman" w:cs="Times New Roman"/>
-          <w:b/>
-          <w:sz w:val="32"/>
-          <w:u w:val="single"/>
-        </w:rPr>
-        <w:t>:</w:t>
-      </w:r>
-    </w:p>
-    <w:p>
-      <w:pPr>
-        <w:jc w:val="center"/>
-        <w:rPr>
-          <w:rFonts w:ascii="Times New Roman" w:hAnsi="Times New Roman" w:cs="Times New Roman"/>
-          <w:b/>
-          <w:sz w:val="32"/>
-        </w:rPr>
-      </w:pPr>
-      <w:r>
-        <w:rPr>
-          <w:rFonts w:ascii="Times New Roman" w:hAnsi="Times New Roman" w:cs="Times New Roman"/>
-          <w:b/>
-          <w:sz w:val="32"/>
-        </w:rPr>
-        <w:t>.</w:t>
-      </w:r>
     </w:p>
     <w:p>
       <w:pPr>
@@ -100,18 +73,28 @@
       <w:pPr>
         <w:rPr>
           <w:rFonts w:ascii="Times New Roman" w:eastAsiaTheme="minorEastAsia" w:hAnsi="Times New Roman" w:cs="Times New Roman"/>
-          <w:sz w:val="24"/>
-          <w:lang w:val="es-MX"/>
-        </w:rPr>
-      </w:pPr>
-      <w:r>
-        <w:rPr>
-          <w:rFonts w:ascii="Times New Roman" w:eastAsiaTheme="minorEastAsia" w:hAnsi="Times New Roman" w:cs="Times New Roman"/>
-          <w:sz w:val="24"/>
-          <w:lang w:val="es-MX"/>
-        </w:rPr>
-        <w:br w:type="page"/>
-      </w:r>
+          <w:i/>
+          <w:iCs/>
+          <w:sz w:val="24"/>
+        </w:rPr>
+      </w:pPr>
+      <w:r>
+        <w:rPr>
+          <w:rFonts w:ascii="Times New Roman" w:eastAsiaTheme="minorEastAsia" w:hAnsi="Times New Roman" w:cs="Times New Roman"/>
+          <w:i/>
+          <w:iCs/>
+          <w:sz w:val="24"/>
+        </w:rPr>
+        <w:t>Abrir Android Studio y crear un nuevo proyecto con una Actividad vacía (Empty Activity).</w:t>
+      </w:r>
+    </w:p>
+    <w:p>
+      <w:pPr>
+        <w:rPr>
+          <w:rFonts w:ascii="Times New Roman" w:eastAsiaTheme="minorEastAsia" w:hAnsi="Times New Roman" w:cs="Times New Roman"/>
+          <w:sz w:val="24"/>
+        </w:rPr>
+      </w:pPr>
     </w:p>
     <w:p>
       <w:pPr>
@@ -130,9 +113,100 @@
           <w:szCs w:val="24"/>
           <w:u w:val="single"/>
         </w:rPr>
-        <w:lastRenderedPageBreak/>
-        <w:t xml:space="preserve">Ejercicio </w:t>
-      </w:r>
+        <w:t>Ejercicio 2.</w:t>
+      </w:r>
+    </w:p>
+    <w:p>
+      <w:pPr>
+        <w:rPr>
+          <w:rFonts w:ascii="Times New Roman" w:hAnsi="Times New Roman" w:cs="Times New Roman"/>
+          <w:bCs/>
+          <w:sz w:val="24"/>
+        </w:rPr>
+      </w:pPr>
+    </w:p>
+    <w:p>
+      <w:pPr>
+        <w:rPr>
+          <w:rFonts w:ascii="Times New Roman" w:eastAsiaTheme="minorEastAsia" w:hAnsi="Times New Roman" w:cs="Times New Roman"/>
+          <w:i/>
+          <w:iCs/>
+          <w:sz w:val="24"/>
+        </w:rPr>
+      </w:pPr>
+      <w:r>
+        <w:rPr>
+          <w:rFonts w:ascii="Times New Roman" w:eastAsiaTheme="minorEastAsia" w:hAnsi="Times New Roman" w:cs="Times New Roman"/>
+          <w:i/>
+          <w:iCs/>
+          <w:sz w:val="24"/>
+        </w:rPr>
+        <w:t>Abrir el Android Virtual Device Manager y crear</w:t>
+      </w:r>
+      <w:r>
+        <w:rPr>
+          <w:rFonts w:ascii="Times New Roman" w:eastAsiaTheme="minorEastAsia" w:hAnsi="Times New Roman" w:cs="Times New Roman"/>
+          <w:i/>
+          <w:iCs/>
+          <w:sz w:val="24"/>
+        </w:rPr>
+        <w:t>,</w:t>
+      </w:r>
+      <w:r>
+        <w:rPr>
+          <w:rFonts w:ascii="Times New Roman" w:eastAsiaTheme="minorEastAsia" w:hAnsi="Times New Roman" w:cs="Times New Roman"/>
+          <w:i/>
+          <w:iCs/>
+          <w:sz w:val="24"/>
+        </w:rPr>
+        <w:t xml:space="preserve"> como dispositivo virtual</w:t>
+      </w:r>
+      <w:r>
+        <w:rPr>
+          <w:rFonts w:ascii="Times New Roman" w:eastAsiaTheme="minorEastAsia" w:hAnsi="Times New Roman" w:cs="Times New Roman"/>
+          <w:i/>
+          <w:iCs/>
+          <w:sz w:val="24"/>
+        </w:rPr>
+        <w:t>,</w:t>
+      </w:r>
+      <w:r>
+        <w:rPr>
+          <w:rFonts w:ascii="Times New Roman" w:eastAsiaTheme="minorEastAsia" w:hAnsi="Times New Roman" w:cs="Times New Roman"/>
+          <w:i/>
+          <w:iCs/>
+          <w:sz w:val="24"/>
+        </w:rPr>
+        <w:t xml:space="preserve"> un Galaxy Nexus con el nombre Nexus Seminario Android</w:t>
+      </w:r>
+      <w:r>
+        <w:rPr>
+          <w:rFonts w:ascii="Times New Roman" w:eastAsiaTheme="minorEastAsia" w:hAnsi="Times New Roman" w:cs="Times New Roman"/>
+          <w:i/>
+          <w:iCs/>
+          <w:sz w:val="24"/>
+        </w:rPr>
+        <w:t>.</w:t>
+      </w:r>
+    </w:p>
+    <w:p>
+      <w:pPr>
+        <w:rPr>
+          <w:rFonts w:ascii="Times New Roman" w:hAnsi="Times New Roman" w:cs="Times New Roman"/>
+          <w:bCs/>
+          <w:sz w:val="24"/>
+        </w:rPr>
+      </w:pPr>
+    </w:p>
+    <w:p>
+      <w:pPr>
+        <w:rPr>
+          <w:rFonts w:ascii="Times New Roman" w:hAnsi="Times New Roman" w:cs="Times New Roman"/>
+          <w:bCs/>
+          <w:sz w:val="28"/>
+          <w:szCs w:val="24"/>
+        </w:rPr>
+      </w:pPr>
       <w:r>
         <w:rPr>
           <w:rFonts w:ascii="Times New Roman" w:hAnsi="Times New Roman" w:cs="Times New Roman"/>
@@ -141,8 +215,82 @@
           <w:szCs w:val="24"/>
           <w:u w:val="single"/>
         </w:rPr>
-        <w:t>2</w:t>
-      </w:r>
+        <w:t>Ejercicio 3.</w:t>
+      </w:r>
+    </w:p>
+    <w:p>
+      <w:pPr>
+        <w:rPr>
+          <w:rFonts w:ascii="Times New Roman" w:hAnsi="Times New Roman" w:cs="Times New Roman"/>
+          <w:bCs/>
+          <w:sz w:val="24"/>
+        </w:rPr>
+      </w:pPr>
+    </w:p>
+    <w:p>
+      <w:pPr>
+        <w:rPr>
+          <w:rFonts w:ascii="Times New Roman" w:eastAsiaTheme="minorEastAsia" w:hAnsi="Times New Roman" w:cs="Times New Roman"/>
+          <w:i/>
+          <w:iCs/>
+          <w:sz w:val="24"/>
+        </w:rPr>
+      </w:pPr>
+      <w:r>
+        <w:rPr>
+          <w:rFonts w:ascii="Times New Roman" w:eastAsiaTheme="minorEastAsia" w:hAnsi="Times New Roman" w:cs="Times New Roman"/>
+          <w:i/>
+          <w:iCs/>
+          <w:sz w:val="24"/>
+        </w:rPr>
+        <w:t xml:space="preserve">Probar la aplicación creada en el </w:t>
+      </w:r>
+      <w:r>
+        <w:rPr>
+          <w:rFonts w:ascii="Times New Roman" w:eastAsiaTheme="minorEastAsia" w:hAnsi="Times New Roman" w:cs="Times New Roman"/>
+          <w:i/>
+          <w:iCs/>
+          <w:sz w:val="24"/>
+        </w:rPr>
+        <w:t>E</w:t>
+      </w:r>
+      <w:r>
+        <w:rPr>
+          <w:rFonts w:ascii="Times New Roman" w:eastAsiaTheme="minorEastAsia" w:hAnsi="Times New Roman" w:cs="Times New Roman"/>
+          <w:i/>
+          <w:iCs/>
+          <w:sz w:val="24"/>
+        </w:rPr>
+        <w:t>jercicio 1 en el emulador</w:t>
+      </w:r>
+      <w:r>
+        <w:rPr>
+          <w:rFonts w:ascii="Times New Roman" w:eastAsiaTheme="minorEastAsia" w:hAnsi="Times New Roman" w:cs="Times New Roman"/>
+          <w:i/>
+          <w:iCs/>
+          <w:sz w:val="24"/>
+        </w:rPr>
+        <w:t>.</w:t>
+      </w:r>
+      <w:r>
+        <w:rPr>
+          <w:rFonts w:ascii="Times New Roman" w:eastAsiaTheme="minorEastAsia" w:hAnsi="Times New Roman" w:cs="Times New Roman"/>
+          <w:i/>
+          <w:iCs/>
+          <w:sz w:val="24"/>
+        </w:rPr>
+        <w:br w:type="page"/>
+      </w:r>
+    </w:p>
+    <w:p>
+      <w:pPr>
+        <w:rPr>
+          <w:rFonts w:ascii="Times New Roman" w:hAnsi="Times New Roman" w:cs="Times New Roman"/>
+          <w:bCs/>
+          <w:sz w:val="28"/>
+          <w:szCs w:val="24"/>
+        </w:rPr>
+      </w:pPr>
       <w:r>
         <w:rPr>
           <w:rFonts w:ascii="Times New Roman" w:hAnsi="Times New Roman" w:cs="Times New Roman"/>
@@ -151,26 +299,507 @@
           <w:szCs w:val="24"/>
           <w:u w:val="single"/>
         </w:rPr>
+        <w:lastRenderedPageBreak/>
+        <w:t>Ejercicio 4.</w:t>
+      </w:r>
+    </w:p>
+    <w:p>
+      <w:pPr>
+        <w:rPr>
+          <w:rFonts w:ascii="Times New Roman" w:hAnsi="Times New Roman" w:cs="Times New Roman"/>
+          <w:bCs/>
+          <w:sz w:val="24"/>
+        </w:rPr>
+      </w:pPr>
+    </w:p>
+    <w:p>
+      <w:pPr>
+        <w:rPr>
+          <w:rFonts w:ascii="Times New Roman" w:eastAsiaTheme="minorEastAsia" w:hAnsi="Times New Roman" w:cs="Times New Roman"/>
+          <w:i/>
+          <w:iCs/>
+          <w:sz w:val="24"/>
+        </w:rPr>
+      </w:pPr>
+      <w:r>
+        <w:rPr>
+          <w:rFonts w:ascii="Times New Roman" w:eastAsiaTheme="minorEastAsia" w:hAnsi="Times New Roman" w:cs="Times New Roman"/>
+          <w:i/>
+          <w:iCs/>
+          <w:sz w:val="24"/>
+        </w:rPr>
+        <w:t>Describir qué representa una Activity</w:t>
+      </w:r>
+      <w:r>
+        <w:rPr>
+          <w:rFonts w:ascii="Times New Roman" w:eastAsiaTheme="minorEastAsia" w:hAnsi="Times New Roman" w:cs="Times New Roman"/>
+          <w:i/>
+          <w:iCs/>
+          <w:sz w:val="24"/>
+        </w:rPr>
         <w:t>.</w:t>
       </w:r>
     </w:p>
     <w:p>
       <w:pPr>
         <w:rPr>
-          <w:rFonts w:ascii="Times New Roman" w:hAnsi="Times New Roman" w:cs="Times New Roman"/>
-          <w:bCs/>
-          <w:sz w:val="24"/>
-        </w:rPr>
-      </w:pPr>
-    </w:p>
-    <w:p>
-      <w:pPr>
-        <w:rPr>
-          <w:rFonts w:ascii="Times New Roman" w:eastAsiaTheme="minorEastAsia" w:hAnsi="Times New Roman" w:cs="Times New Roman"/>
-          <w:sz w:val="24"/>
-          <w:lang w:val="es-MX"/>
-        </w:rPr>
-      </w:pPr>
+          <w:rFonts w:ascii="Times New Roman" w:eastAsiaTheme="minorEastAsia" w:hAnsi="Times New Roman" w:cs="Times New Roman"/>
+          <w:sz w:val="24"/>
+        </w:rPr>
+      </w:pPr>
+    </w:p>
+    <w:p>
+      <w:pPr>
+        <w:rPr>
+          <w:rFonts w:ascii="Times New Roman" w:eastAsiaTheme="minorEastAsia" w:hAnsi="Times New Roman" w:cs="Times New Roman"/>
+          <w:sz w:val="24"/>
+        </w:rPr>
+      </w:pPr>
+    </w:p>
+    <w:p>
+      <w:pPr>
+        <w:rPr>
+          <w:rFonts w:ascii="Times New Roman" w:eastAsiaTheme="minorEastAsia" w:hAnsi="Times New Roman" w:cs="Times New Roman"/>
+          <w:sz w:val="24"/>
+        </w:rPr>
+      </w:pPr>
+      <w:r>
+        <w:rPr>
+          <w:rFonts w:ascii="Times New Roman" w:eastAsiaTheme="minorEastAsia" w:hAnsi="Times New Roman" w:cs="Times New Roman"/>
+          <w:sz w:val="24"/>
+        </w:rPr>
+        <w:t xml:space="preserve">En </w:t>
+      </w:r>
+      <w:r>
+        <w:rPr>
+          <w:rFonts w:ascii="Times New Roman" w:eastAsiaTheme="minorEastAsia" w:hAnsi="Times New Roman" w:cs="Times New Roman"/>
+          <w:i/>
+          <w:iCs/>
+          <w:sz w:val="24"/>
+        </w:rPr>
+        <w:t>Android Studio</w:t>
+      </w:r>
+      <w:r>
+        <w:rPr>
+          <w:rFonts w:ascii="Times New Roman" w:eastAsiaTheme="minorEastAsia" w:hAnsi="Times New Roman" w:cs="Times New Roman"/>
+          <w:sz w:val="24"/>
+        </w:rPr>
+        <w:t xml:space="preserve">, una </w:t>
+      </w:r>
+      <w:r>
+        <w:rPr>
+          <w:rFonts w:ascii="Times New Roman" w:eastAsiaTheme="minorEastAsia" w:hAnsi="Times New Roman" w:cs="Times New Roman"/>
+          <w:i/>
+          <w:iCs/>
+          <w:sz w:val="24"/>
+        </w:rPr>
+        <w:t>Activity</w:t>
+      </w:r>
+      <w:r>
+        <w:rPr>
+          <w:rFonts w:ascii="Times New Roman" w:eastAsiaTheme="minorEastAsia" w:hAnsi="Times New Roman" w:cs="Times New Roman"/>
+          <w:sz w:val="24"/>
+        </w:rPr>
+        <w:t xml:space="preserve"> representa una única pantalla con una interfaz de usuario (UI) en una aplicación Android. Es uno de los componentes fundamentales del ciclo de vida de una app.</w:t>
+      </w:r>
+    </w:p>
+    <w:p>
+      <w:pPr>
+        <w:rPr>
+          <w:rFonts w:ascii="Times New Roman" w:eastAsiaTheme="minorEastAsia" w:hAnsi="Times New Roman" w:cs="Times New Roman"/>
+          <w:sz w:val="24"/>
+        </w:rPr>
+      </w:pPr>
+    </w:p>
+    <w:p>
+      <w:pPr>
+        <w:rPr>
+          <w:rFonts w:ascii="Times New Roman" w:eastAsiaTheme="minorEastAsia" w:hAnsi="Times New Roman" w:cs="Times New Roman"/>
+          <w:sz w:val="24"/>
+        </w:rPr>
+      </w:pPr>
+      <w:r>
+        <w:rPr>
+          <w:rFonts w:ascii="Times New Roman" w:eastAsiaTheme="minorEastAsia" w:hAnsi="Times New Roman" w:cs="Times New Roman"/>
+          <w:sz w:val="24"/>
+        </w:rPr>
+        <w:t>Una Activity es una clase que maneja la interacción del usuario con una pantalla. Cada vez que</w:t>
+      </w:r>
+      <w:r>
+        <w:rPr>
+          <w:rFonts w:ascii="Times New Roman" w:eastAsiaTheme="minorEastAsia" w:hAnsi="Times New Roman" w:cs="Times New Roman"/>
+          <w:sz w:val="24"/>
+        </w:rPr>
+        <w:t xml:space="preserve"> se</w:t>
+      </w:r>
+      <w:r>
+        <w:rPr>
+          <w:rFonts w:ascii="Times New Roman" w:eastAsiaTheme="minorEastAsia" w:hAnsi="Times New Roman" w:cs="Times New Roman"/>
+          <w:sz w:val="24"/>
+        </w:rPr>
+        <w:t xml:space="preserve"> abr</w:t>
+      </w:r>
+      <w:r>
+        <w:rPr>
+          <w:rFonts w:ascii="Times New Roman" w:eastAsiaTheme="minorEastAsia" w:hAnsi="Times New Roman" w:cs="Times New Roman"/>
+          <w:sz w:val="24"/>
+        </w:rPr>
+        <w:t>e</w:t>
+      </w:r>
+      <w:r>
+        <w:rPr>
+          <w:rFonts w:ascii="Times New Roman" w:eastAsiaTheme="minorEastAsia" w:hAnsi="Times New Roman" w:cs="Times New Roman"/>
+          <w:sz w:val="24"/>
+        </w:rPr>
+        <w:t xml:space="preserve"> una </w:t>
+      </w:r>
+      <w:r>
+        <w:rPr>
+          <w:rFonts w:ascii="Times New Roman" w:eastAsiaTheme="minorEastAsia" w:hAnsi="Times New Roman" w:cs="Times New Roman"/>
+          <w:i/>
+          <w:iCs/>
+          <w:sz w:val="24"/>
+        </w:rPr>
+        <w:t>app</w:t>
+      </w:r>
+      <w:r>
+        <w:rPr>
+          <w:rFonts w:ascii="Times New Roman" w:eastAsiaTheme="minorEastAsia" w:hAnsi="Times New Roman" w:cs="Times New Roman"/>
+          <w:sz w:val="24"/>
+        </w:rPr>
+        <w:t xml:space="preserve"> y </w:t>
+      </w:r>
+      <w:r>
+        <w:rPr>
+          <w:rFonts w:ascii="Times New Roman" w:eastAsiaTheme="minorEastAsia" w:hAnsi="Times New Roman" w:cs="Times New Roman"/>
+          <w:sz w:val="24"/>
+        </w:rPr>
+        <w:t xml:space="preserve">se </w:t>
+      </w:r>
+      <w:r>
+        <w:rPr>
+          <w:rFonts w:ascii="Times New Roman" w:eastAsiaTheme="minorEastAsia" w:hAnsi="Times New Roman" w:cs="Times New Roman"/>
+          <w:sz w:val="24"/>
+        </w:rPr>
+        <w:t xml:space="preserve">ve una pantalla distinta (por ejemplo, una pantalla de </w:t>
+      </w:r>
+      <w:r>
+        <w:rPr>
+          <w:rFonts w:ascii="Times New Roman" w:eastAsiaTheme="minorEastAsia" w:hAnsi="Times New Roman" w:cs="Times New Roman"/>
+          <w:i/>
+          <w:iCs/>
+          <w:sz w:val="24"/>
+        </w:rPr>
+        <w:t>login</w:t>
+      </w:r>
+      <w:r>
+        <w:rPr>
+          <w:rFonts w:ascii="Times New Roman" w:eastAsiaTheme="minorEastAsia" w:hAnsi="Times New Roman" w:cs="Times New Roman"/>
+          <w:sz w:val="24"/>
+        </w:rPr>
+        <w:t xml:space="preserve">, una pantalla de inicio, un perfil de usuario), </w:t>
+      </w:r>
+      <w:r>
+        <w:rPr>
+          <w:rFonts w:ascii="Times New Roman" w:eastAsiaTheme="minorEastAsia" w:hAnsi="Times New Roman" w:cs="Times New Roman"/>
+          <w:sz w:val="24"/>
+        </w:rPr>
+        <w:t xml:space="preserve">eso, </w:t>
+      </w:r>
+      <w:r>
+        <w:rPr>
+          <w:rFonts w:ascii="Times New Roman" w:eastAsiaTheme="minorEastAsia" w:hAnsi="Times New Roman" w:cs="Times New Roman"/>
+          <w:sz w:val="24"/>
+        </w:rPr>
+        <w:t>generalmente</w:t>
+      </w:r>
+      <w:r>
+        <w:rPr>
+          <w:rFonts w:ascii="Times New Roman" w:eastAsiaTheme="minorEastAsia" w:hAnsi="Times New Roman" w:cs="Times New Roman"/>
+          <w:sz w:val="24"/>
+        </w:rPr>
+        <w:t>,</w:t>
+      </w:r>
+      <w:r>
+        <w:rPr>
+          <w:rFonts w:ascii="Times New Roman" w:eastAsiaTheme="minorEastAsia" w:hAnsi="Times New Roman" w:cs="Times New Roman"/>
+          <w:sz w:val="24"/>
+        </w:rPr>
+        <w:t xml:space="preserve"> está representado por una </w:t>
+      </w:r>
+      <w:r>
+        <w:rPr>
+          <w:rFonts w:ascii="Times New Roman" w:eastAsiaTheme="minorEastAsia" w:hAnsi="Times New Roman" w:cs="Times New Roman"/>
+          <w:i/>
+          <w:iCs/>
+          <w:sz w:val="24"/>
+        </w:rPr>
+        <w:t>Activity</w:t>
+      </w:r>
+      <w:r>
+        <w:rPr>
+          <w:rFonts w:ascii="Times New Roman" w:eastAsiaTheme="minorEastAsia" w:hAnsi="Times New Roman" w:cs="Times New Roman"/>
+          <w:sz w:val="24"/>
+        </w:rPr>
+        <w:t xml:space="preserve"> diferente.</w:t>
+      </w:r>
+    </w:p>
+    <w:p>
+      <w:pPr>
+        <w:rPr>
+          <w:rFonts w:ascii="Times New Roman" w:eastAsiaTheme="minorEastAsia" w:hAnsi="Times New Roman" w:cs="Times New Roman"/>
+          <w:sz w:val="24"/>
+        </w:rPr>
+      </w:pPr>
+    </w:p>
+    <w:p>
+      <w:pPr>
+        <w:rPr>
+          <w:rFonts w:ascii="Times New Roman" w:eastAsiaTheme="minorEastAsia" w:hAnsi="Times New Roman" w:cs="Times New Roman"/>
+          <w:sz w:val="24"/>
+        </w:rPr>
+      </w:pPr>
+      <w:r>
+        <w:rPr>
+          <w:rFonts w:ascii="Times New Roman" w:eastAsiaTheme="minorEastAsia" w:hAnsi="Times New Roman" w:cs="Times New Roman"/>
+          <w:sz w:val="24"/>
+        </w:rPr>
+        <w:t>Se</w:t>
+      </w:r>
+      <w:r>
+        <w:rPr>
+          <w:rFonts w:ascii="Times New Roman" w:eastAsiaTheme="minorEastAsia" w:hAnsi="Times New Roman" w:cs="Times New Roman"/>
+          <w:sz w:val="24"/>
+        </w:rPr>
+        <w:t xml:space="preserve"> pensar en una Activity como el controlador (</w:t>
+      </w:r>
+      <w:r>
+        <w:rPr>
+          <w:rFonts w:ascii="Times New Roman" w:eastAsiaTheme="minorEastAsia" w:hAnsi="Times New Roman" w:cs="Times New Roman"/>
+          <w:i/>
+          <w:iCs/>
+          <w:sz w:val="24"/>
+        </w:rPr>
+        <w:t>controller</w:t>
+      </w:r>
+      <w:r>
+        <w:rPr>
+          <w:rFonts w:ascii="Times New Roman" w:eastAsiaTheme="minorEastAsia" w:hAnsi="Times New Roman" w:cs="Times New Roman"/>
+          <w:sz w:val="24"/>
+        </w:rPr>
+        <w:t>) en el patrón MVC:</w:t>
+      </w:r>
+    </w:p>
+    <w:p>
+      <w:pPr>
+        <w:rPr>
+          <w:rFonts w:ascii="Times New Roman" w:eastAsiaTheme="minorEastAsia" w:hAnsi="Times New Roman" w:cs="Times New Roman"/>
+          <w:sz w:val="24"/>
+        </w:rPr>
+      </w:pPr>
+    </w:p>
+    <w:p>
+      <w:pPr>
+        <w:pStyle w:val="Prrafodelista"/>
+        <w:numPr>
+          <w:ilvl w:val="0"/>
+          <w:numId w:val="5"/>
+        </w:numPr>
+        <w:rPr>
+          <w:rFonts w:ascii="Times New Roman" w:eastAsiaTheme="minorEastAsia" w:hAnsi="Times New Roman" w:cs="Times New Roman"/>
+          <w:sz w:val="24"/>
+        </w:rPr>
+      </w:pPr>
+      <w:r>
+        <w:rPr>
+          <w:rFonts w:ascii="Times New Roman" w:eastAsiaTheme="minorEastAsia" w:hAnsi="Times New Roman" w:cs="Times New Roman"/>
+          <w:sz w:val="24"/>
+        </w:rPr>
+        <w:t>Vista (</w:t>
+      </w:r>
+      <w:r>
+        <w:rPr>
+          <w:rFonts w:ascii="Times New Roman" w:eastAsiaTheme="minorEastAsia" w:hAnsi="Times New Roman" w:cs="Times New Roman"/>
+          <w:i/>
+          <w:iCs/>
+          <w:sz w:val="24"/>
+        </w:rPr>
+        <w:t>View</w:t>
+      </w:r>
+      <w:r>
+        <w:rPr>
+          <w:rFonts w:ascii="Times New Roman" w:eastAsiaTheme="minorEastAsia" w:hAnsi="Times New Roman" w:cs="Times New Roman"/>
+          <w:sz w:val="24"/>
+        </w:rPr>
+        <w:t xml:space="preserve">): </w:t>
+      </w:r>
+      <w:r>
+        <w:rPr>
+          <w:rFonts w:ascii="Times New Roman" w:eastAsiaTheme="minorEastAsia" w:hAnsi="Times New Roman" w:cs="Times New Roman"/>
+          <w:sz w:val="24"/>
+        </w:rPr>
+        <w:t>E</w:t>
+      </w:r>
+      <w:r>
+        <w:rPr>
+          <w:rFonts w:ascii="Times New Roman" w:eastAsiaTheme="minorEastAsia" w:hAnsi="Times New Roman" w:cs="Times New Roman"/>
+          <w:sz w:val="24"/>
+        </w:rPr>
+        <w:t>stá definida en archivos .xml (</w:t>
+      </w:r>
+      <w:r>
+        <w:rPr>
+          <w:rFonts w:ascii="Times New Roman" w:eastAsiaTheme="minorEastAsia" w:hAnsi="Times New Roman" w:cs="Times New Roman"/>
+          <w:i/>
+          <w:iCs/>
+          <w:sz w:val="24"/>
+        </w:rPr>
+        <w:t>layouts</w:t>
+      </w:r>
+      <w:r>
+        <w:rPr>
+          <w:rFonts w:ascii="Times New Roman" w:eastAsiaTheme="minorEastAsia" w:hAnsi="Times New Roman" w:cs="Times New Roman"/>
+          <w:sz w:val="24"/>
+        </w:rPr>
+        <w:t>).</w:t>
+      </w:r>
+    </w:p>
+    <w:p>
+      <w:pPr>
+        <w:pStyle w:val="Prrafodelista"/>
+        <w:numPr>
+          <w:ilvl w:val="0"/>
+          <w:numId w:val="5"/>
+        </w:numPr>
+        <w:rPr>
+          <w:rFonts w:ascii="Times New Roman" w:eastAsiaTheme="minorEastAsia" w:hAnsi="Times New Roman" w:cs="Times New Roman"/>
+          <w:sz w:val="24"/>
+        </w:rPr>
+      </w:pPr>
+      <w:r>
+        <w:rPr>
+          <w:rFonts w:ascii="Times New Roman" w:eastAsiaTheme="minorEastAsia" w:hAnsi="Times New Roman" w:cs="Times New Roman"/>
+          <w:sz w:val="24"/>
+        </w:rPr>
+        <w:t>Modelo (</w:t>
+      </w:r>
+      <w:r>
+        <w:rPr>
+          <w:rFonts w:ascii="Times New Roman" w:eastAsiaTheme="minorEastAsia" w:hAnsi="Times New Roman" w:cs="Times New Roman"/>
+          <w:i/>
+          <w:iCs/>
+          <w:sz w:val="24"/>
+        </w:rPr>
+        <w:t>Model</w:t>
+      </w:r>
+      <w:r>
+        <w:rPr>
+          <w:rFonts w:ascii="Times New Roman" w:eastAsiaTheme="minorEastAsia" w:hAnsi="Times New Roman" w:cs="Times New Roman"/>
+          <w:sz w:val="24"/>
+        </w:rPr>
+        <w:t xml:space="preserve">): </w:t>
+      </w:r>
+      <w:r>
+        <w:rPr>
+          <w:rFonts w:ascii="Times New Roman" w:eastAsiaTheme="minorEastAsia" w:hAnsi="Times New Roman" w:cs="Times New Roman"/>
+          <w:sz w:val="24"/>
+        </w:rPr>
+        <w:t>S</w:t>
+      </w:r>
+      <w:r>
+        <w:rPr>
+          <w:rFonts w:ascii="Times New Roman" w:eastAsiaTheme="minorEastAsia" w:hAnsi="Times New Roman" w:cs="Times New Roman"/>
+          <w:sz w:val="24"/>
+        </w:rPr>
+        <w:t xml:space="preserve">uelen ser </w:t>
+      </w:r>
+      <w:r>
+        <w:rPr>
+          <w:rFonts w:ascii="Times New Roman" w:eastAsiaTheme="minorEastAsia" w:hAnsi="Times New Roman" w:cs="Times New Roman"/>
+          <w:sz w:val="24"/>
+        </w:rPr>
+        <w:t>las</w:t>
+      </w:r>
+      <w:r>
+        <w:rPr>
+          <w:rFonts w:ascii="Times New Roman" w:eastAsiaTheme="minorEastAsia" w:hAnsi="Times New Roman" w:cs="Times New Roman"/>
+          <w:sz w:val="24"/>
+        </w:rPr>
+        <w:t xml:space="preserve"> clases de datos o lógica de negocio.</w:t>
+      </w:r>
+    </w:p>
+    <w:p>
+      <w:pPr>
+        <w:pStyle w:val="Prrafodelista"/>
+        <w:numPr>
+          <w:ilvl w:val="0"/>
+          <w:numId w:val="5"/>
+        </w:numPr>
+        <w:rPr>
+          <w:rFonts w:ascii="Times New Roman" w:eastAsiaTheme="minorEastAsia" w:hAnsi="Times New Roman" w:cs="Times New Roman"/>
+          <w:sz w:val="24"/>
+        </w:rPr>
+      </w:pPr>
+      <w:r>
+        <w:rPr>
+          <w:rFonts w:ascii="Times New Roman" w:eastAsiaTheme="minorEastAsia" w:hAnsi="Times New Roman" w:cs="Times New Roman"/>
+          <w:sz w:val="24"/>
+        </w:rPr>
+        <w:t>Controlador (</w:t>
+      </w:r>
+      <w:r>
+        <w:rPr>
+          <w:rFonts w:ascii="Times New Roman" w:eastAsiaTheme="minorEastAsia" w:hAnsi="Times New Roman" w:cs="Times New Roman"/>
+          <w:i/>
+          <w:iCs/>
+          <w:sz w:val="24"/>
+        </w:rPr>
+        <w:t>Activity</w:t>
+      </w:r>
+      <w:r>
+        <w:rPr>
+          <w:rFonts w:ascii="Times New Roman" w:eastAsiaTheme="minorEastAsia" w:hAnsi="Times New Roman" w:cs="Times New Roman"/>
+          <w:sz w:val="24"/>
+        </w:rPr>
+        <w:t xml:space="preserve">): </w:t>
+      </w:r>
+      <w:r>
+        <w:rPr>
+          <w:rFonts w:ascii="Times New Roman" w:eastAsiaTheme="minorEastAsia" w:hAnsi="Times New Roman" w:cs="Times New Roman"/>
+          <w:sz w:val="24"/>
+        </w:rPr>
+        <w:t>C</w:t>
+      </w:r>
+      <w:r>
+        <w:rPr>
+          <w:rFonts w:ascii="Times New Roman" w:eastAsiaTheme="minorEastAsia" w:hAnsi="Times New Roman" w:cs="Times New Roman"/>
+          <w:sz w:val="24"/>
+        </w:rPr>
+        <w:t>onecta ambos, recibe eventos (</w:t>
+      </w:r>
+      <w:r>
+        <w:rPr>
+          <w:rFonts w:ascii="Times New Roman" w:eastAsiaTheme="minorEastAsia" w:hAnsi="Times New Roman" w:cs="Times New Roman"/>
+          <w:i/>
+          <w:iCs/>
+          <w:sz w:val="24"/>
+        </w:rPr>
+        <w:t>clicks</w:t>
+      </w:r>
+      <w:r>
+        <w:rPr>
+          <w:rFonts w:ascii="Times New Roman" w:eastAsiaTheme="minorEastAsia" w:hAnsi="Times New Roman" w:cs="Times New Roman"/>
+          <w:sz w:val="24"/>
+        </w:rPr>
+        <w:t>, entradas de usuario) y responde mostrando o modificando información.</w:t>
+      </w:r>
+      <w:r>
+        <w:rPr>
+          <w:rFonts w:ascii="Times New Roman" w:eastAsiaTheme="minorEastAsia" w:hAnsi="Times New Roman" w:cs="Times New Roman"/>
+          <w:sz w:val="24"/>
+        </w:rPr>
+        <w:br w:type="page"/>
+      </w:r>
     </w:p>
     <w:p>
       <w:pPr>
@@ -181,14 +810,6 @@
           <w:szCs w:val="24"/>
         </w:rPr>
       </w:pPr>
-      <w:r>
-        <w:rPr>
-          <w:rFonts w:ascii="Times New Roman" w:eastAsiaTheme="minorEastAsia" w:hAnsi="Times New Roman" w:cs="Times New Roman"/>
-          <w:sz w:val="24"/>
-          <w:lang w:val="es-MX"/>
-        </w:rPr>
-        <w:br w:type="page"/>
-      </w:r>
       <w:r>
         <w:rPr>
           <w:rFonts w:ascii="Times New Roman" w:hAnsi="Times New Roman" w:cs="Times New Roman"/>
@@ -198,8 +819,748 @@
           <w:u w:val="single"/>
         </w:rPr>
         <w:lastRenderedPageBreak/>
-        <w:t xml:space="preserve">Ejercicio </w:t>
-      </w:r>
+        <w:t>Ejercicio 5.</w:t>
+      </w:r>
+    </w:p>
+    <w:p>
+      <w:pPr>
+        <w:rPr>
+          <w:rFonts w:ascii="Times New Roman" w:hAnsi="Times New Roman" w:cs="Times New Roman"/>
+          <w:bCs/>
+          <w:sz w:val="24"/>
+        </w:rPr>
+      </w:pPr>
+    </w:p>
+    <w:p>
+      <w:pPr>
+        <w:rPr>
+          <w:rFonts w:ascii="Times New Roman" w:eastAsiaTheme="minorEastAsia" w:hAnsi="Times New Roman" w:cs="Times New Roman"/>
+          <w:i/>
+          <w:iCs/>
+          <w:sz w:val="24"/>
+        </w:rPr>
+      </w:pPr>
+      <w:r>
+        <w:rPr>
+          <w:rFonts w:ascii="Times New Roman" w:eastAsiaTheme="minorEastAsia" w:hAnsi="Times New Roman" w:cs="Times New Roman"/>
+          <w:i/>
+          <w:iCs/>
+          <w:sz w:val="24"/>
+        </w:rPr>
+        <w:t>Abrir el archivo AndroidManifest.xml. ¿Por qué MainActivity tiene un intent-filter con action MAIN y category LAUNCHER?</w:t>
+      </w:r>
+    </w:p>
+    <w:p>
+      <w:pPr>
+        <w:rPr>
+          <w:rFonts w:ascii="Times New Roman" w:eastAsiaTheme="minorEastAsia" w:hAnsi="Times New Roman" w:cs="Times New Roman"/>
+          <w:sz w:val="24"/>
+        </w:rPr>
+      </w:pPr>
+    </w:p>
+    <w:p>
+      <w:pPr>
+        <w:rPr>
+          <w:rFonts w:ascii="Times New Roman" w:eastAsiaTheme="minorEastAsia" w:hAnsi="Times New Roman" w:cs="Times New Roman"/>
+          <w:sz w:val="24"/>
+        </w:rPr>
+      </w:pPr>
+    </w:p>
+    <w:p>
+      <w:pPr>
+        <w:shd w:val="clear" w:color="auto" w:fill="1E1F22"/>
+        <w:tabs>
+          <w:tab w:val="left" w:pos="916"/>
+          <w:tab w:val="left" w:pos="1832"/>
+          <w:tab w:val="left" w:pos="2748"/>
+          <w:tab w:val="left" w:pos="3664"/>
+          <w:tab w:val="left" w:pos="4580"/>
+          <w:tab w:val="left" w:pos="5496"/>
+          <w:tab w:val="left" w:pos="6412"/>
+          <w:tab w:val="left" w:pos="7328"/>
+          <w:tab w:val="left" w:pos="8244"/>
+          <w:tab w:val="left" w:pos="9160"/>
+          <w:tab w:val="left" w:pos="10076"/>
+          <w:tab w:val="left" w:pos="10992"/>
+          <w:tab w:val="left" w:pos="11908"/>
+          <w:tab w:val="left" w:pos="12824"/>
+          <w:tab w:val="left" w:pos="13740"/>
+          <w:tab w:val="left" w:pos="14656"/>
+        </w:tabs>
+        <w:jc w:val="left"/>
+        <w:rPr>
+          <w:rFonts w:ascii="Courier New" w:eastAsia="Times New Roman" w:hAnsi="Courier New" w:cs="Courier New"/>
+          <w:color w:val="BCBEC4"/>
+          <w:sz w:val="20"/>
+          <w:szCs w:val="20"/>
+          <w:lang w:eastAsia="es-MX"/>
+        </w:rPr>
+      </w:pPr>
+      <w:r>
+        <w:rPr>
+          <w:rFonts w:ascii="Courier New" w:eastAsia="Times New Roman" w:hAnsi="Courier New" w:cs="Courier New"/>
+          <w:color w:val="D5B778"/>
+          <w:sz w:val="20"/>
+          <w:szCs w:val="20"/>
+          <w:lang w:eastAsia="es-MX"/>
+        </w:rPr>
+        <w:t>&lt;activity</w:t>
+      </w:r>
+      <w:r>
+        <w:rPr>
+          <w:rFonts w:ascii="Courier New" w:eastAsia="Times New Roman" w:hAnsi="Courier New" w:cs="Courier New"/>
+          <w:color w:val="D5B778"/>
+          <w:sz w:val="20"/>
+          <w:szCs w:val="20"/>
+          <w:lang w:eastAsia="es-MX"/>
+        </w:rPr>
+        <w:br/>
+        <w:t xml:space="preserve">    </w:t>
+      </w:r>
+      <w:r>
+        <w:rPr>
+          <w:rFonts w:ascii="Courier New" w:eastAsia="Times New Roman" w:hAnsi="Courier New" w:cs="Courier New"/>
+          <w:color w:val="C77DBB"/>
+          <w:sz w:val="20"/>
+          <w:szCs w:val="20"/>
+          <w:lang w:eastAsia="es-MX"/>
+        </w:rPr>
+        <w:t>android</w:t>
+      </w:r>
+      <w:r>
+        <w:rPr>
+          <w:rFonts w:ascii="Courier New" w:eastAsia="Times New Roman" w:hAnsi="Courier New" w:cs="Courier New"/>
+          <w:color w:val="BCBEC4"/>
+          <w:sz w:val="20"/>
+          <w:szCs w:val="20"/>
+          <w:lang w:eastAsia="es-MX"/>
+        </w:rPr>
+        <w:t>:name</w:t>
+      </w:r>
+      <w:r>
+        <w:rPr>
+          <w:rFonts w:ascii="Courier New" w:eastAsia="Times New Roman" w:hAnsi="Courier New" w:cs="Courier New"/>
+          <w:color w:val="6AAB73"/>
+          <w:sz w:val="20"/>
+          <w:szCs w:val="20"/>
+          <w:lang w:eastAsia="es-MX"/>
+        </w:rPr>
+        <w:t>=".MainActivity"</w:t>
+      </w:r>
+      <w:r>
+        <w:rPr>
+          <w:rFonts w:ascii="Courier New" w:eastAsia="Times New Roman" w:hAnsi="Courier New" w:cs="Courier New"/>
+          <w:color w:val="6AAB73"/>
+          <w:sz w:val="20"/>
+          <w:szCs w:val="20"/>
+          <w:lang w:eastAsia="es-MX"/>
+        </w:rPr>
+        <w:br/>
+        <w:t xml:space="preserve">    </w:t>
+      </w:r>
+      <w:r>
+        <w:rPr>
+          <w:rFonts w:ascii="Courier New" w:eastAsia="Times New Roman" w:hAnsi="Courier New" w:cs="Courier New"/>
+          <w:color w:val="C77DBB"/>
+          <w:sz w:val="20"/>
+          <w:szCs w:val="20"/>
+          <w:lang w:eastAsia="es-MX"/>
+        </w:rPr>
+        <w:t>android</w:t>
+      </w:r>
+      <w:r>
+        <w:rPr>
+          <w:rFonts w:ascii="Courier New" w:eastAsia="Times New Roman" w:hAnsi="Courier New" w:cs="Courier New"/>
+          <w:color w:val="BCBEC4"/>
+          <w:sz w:val="20"/>
+          <w:szCs w:val="20"/>
+          <w:lang w:eastAsia="es-MX"/>
+        </w:rPr>
+        <w:t>:exported</w:t>
+      </w:r>
+      <w:r>
+        <w:rPr>
+          <w:rFonts w:ascii="Courier New" w:eastAsia="Times New Roman" w:hAnsi="Courier New" w:cs="Courier New"/>
+          <w:color w:val="6AAB73"/>
+          <w:sz w:val="20"/>
+          <w:szCs w:val="20"/>
+          <w:lang w:eastAsia="es-MX"/>
+        </w:rPr>
+        <w:t>="true"</w:t>
+      </w:r>
+      <w:r>
+        <w:rPr>
+          <w:rFonts w:ascii="Courier New" w:eastAsia="Times New Roman" w:hAnsi="Courier New" w:cs="Courier New"/>
+          <w:color w:val="D5B778"/>
+          <w:sz w:val="20"/>
+          <w:szCs w:val="20"/>
+          <w:lang w:eastAsia="es-MX"/>
+        </w:rPr>
+        <w:t>&gt;</w:t>
+      </w:r>
+      <w:r>
+        <w:rPr>
+          <w:rFonts w:ascii="Courier New" w:eastAsia="Times New Roman" w:hAnsi="Courier New" w:cs="Courier New"/>
+          <w:color w:val="D5B778"/>
+          <w:sz w:val="20"/>
+          <w:szCs w:val="20"/>
+          <w:lang w:eastAsia="es-MX"/>
+        </w:rPr>
+        <w:br/>
+        <w:t xml:space="preserve">    &lt;intent-filter&gt;</w:t>
+      </w:r>
+      <w:r>
+        <w:rPr>
+          <w:rFonts w:ascii="Courier New" w:eastAsia="Times New Roman" w:hAnsi="Courier New" w:cs="Courier New"/>
+          <w:color w:val="D5B778"/>
+          <w:sz w:val="20"/>
+          <w:szCs w:val="20"/>
+          <w:lang w:eastAsia="es-MX"/>
+        </w:rPr>
+        <w:br/>
+        <w:t xml:space="preserve">        &lt;action </w:t>
+      </w:r>
+      <w:r>
+        <w:rPr>
+          <w:rFonts w:ascii="Courier New" w:eastAsia="Times New Roman" w:hAnsi="Courier New" w:cs="Courier New"/>
+          <w:color w:val="C77DBB"/>
+          <w:sz w:val="20"/>
+          <w:szCs w:val="20"/>
+          <w:lang w:eastAsia="es-MX"/>
+        </w:rPr>
+        <w:t>android</w:t>
+      </w:r>
+      <w:r>
+        <w:rPr>
+          <w:rFonts w:ascii="Courier New" w:eastAsia="Times New Roman" w:hAnsi="Courier New" w:cs="Courier New"/>
+          <w:color w:val="BCBEC4"/>
+          <w:sz w:val="20"/>
+          <w:szCs w:val="20"/>
+          <w:lang w:eastAsia="es-MX"/>
+        </w:rPr>
+        <w:t>:name</w:t>
+      </w:r>
+      <w:r>
+        <w:rPr>
+          <w:rFonts w:ascii="Courier New" w:eastAsia="Times New Roman" w:hAnsi="Courier New" w:cs="Courier New"/>
+          <w:color w:val="6AAB73"/>
+          <w:sz w:val="20"/>
+          <w:szCs w:val="20"/>
+          <w:lang w:eastAsia="es-MX"/>
+        </w:rPr>
+        <w:t xml:space="preserve">="android.intent.action.MAIN" </w:t>
+      </w:r>
+      <w:r>
+        <w:rPr>
+          <w:rFonts w:ascii="Courier New" w:eastAsia="Times New Roman" w:hAnsi="Courier New" w:cs="Courier New"/>
+          <w:color w:val="D5B778"/>
+          <w:sz w:val="20"/>
+          <w:szCs w:val="20"/>
+          <w:lang w:eastAsia="es-MX"/>
+        </w:rPr>
+        <w:t>/&gt;</w:t>
+      </w:r>
+      <w:r>
+        <w:rPr>
+          <w:rFonts w:ascii="Courier New" w:eastAsia="Times New Roman" w:hAnsi="Courier New" w:cs="Courier New"/>
+          <w:color w:val="D5B778"/>
+          <w:sz w:val="20"/>
+          <w:szCs w:val="20"/>
+          <w:lang w:eastAsia="es-MX"/>
+        </w:rPr>
+        <w:br/>
+        <w:t xml:space="preserve">        &lt;category </w:t>
+      </w:r>
+      <w:r>
+        <w:rPr>
+          <w:rFonts w:ascii="Courier New" w:eastAsia="Times New Roman" w:hAnsi="Courier New" w:cs="Courier New"/>
+          <w:color w:val="C77DBB"/>
+          <w:sz w:val="20"/>
+          <w:szCs w:val="20"/>
+          <w:lang w:eastAsia="es-MX"/>
+        </w:rPr>
+        <w:t>android</w:t>
+      </w:r>
+      <w:r>
+        <w:rPr>
+          <w:rFonts w:ascii="Courier New" w:eastAsia="Times New Roman" w:hAnsi="Courier New" w:cs="Courier New"/>
+          <w:color w:val="BCBEC4"/>
+          <w:sz w:val="20"/>
+          <w:szCs w:val="20"/>
+          <w:lang w:eastAsia="es-MX"/>
+        </w:rPr>
+        <w:t>:name</w:t>
+      </w:r>
+      <w:r>
+        <w:rPr>
+          <w:rFonts w:ascii="Courier New" w:eastAsia="Times New Roman" w:hAnsi="Courier New" w:cs="Courier New"/>
+          <w:color w:val="6AAB73"/>
+          <w:sz w:val="20"/>
+          <w:szCs w:val="20"/>
+          <w:lang w:eastAsia="es-MX"/>
+        </w:rPr>
+        <w:t xml:space="preserve">="android.intent.category.LAUNCHER" </w:t>
+      </w:r>
+      <w:r>
+        <w:rPr>
+          <w:rFonts w:ascii="Courier New" w:eastAsia="Times New Roman" w:hAnsi="Courier New" w:cs="Courier New"/>
+          <w:color w:val="D5B778"/>
+          <w:sz w:val="20"/>
+          <w:szCs w:val="20"/>
+          <w:lang w:eastAsia="es-MX"/>
+        </w:rPr>
+        <w:t>/&gt;</w:t>
+      </w:r>
+      <w:r>
+        <w:rPr>
+          <w:rFonts w:ascii="Courier New" w:eastAsia="Times New Roman" w:hAnsi="Courier New" w:cs="Courier New"/>
+          <w:color w:val="D5B778"/>
+          <w:sz w:val="20"/>
+          <w:szCs w:val="20"/>
+          <w:lang w:eastAsia="es-MX"/>
+        </w:rPr>
+        <w:br/>
+        <w:t xml:space="preserve">    &lt;/intent-filter&gt;</w:t>
+      </w:r>
+      <w:r>
+        <w:rPr>
+          <w:rFonts w:ascii="Courier New" w:eastAsia="Times New Roman" w:hAnsi="Courier New" w:cs="Courier New"/>
+          <w:color w:val="D5B778"/>
+          <w:sz w:val="20"/>
+          <w:szCs w:val="20"/>
+          <w:lang w:eastAsia="es-MX"/>
+        </w:rPr>
+        <w:br/>
+        <w:t>&lt;/activity&gt;</w:t>
+      </w:r>
+    </w:p>
+    <w:p>
+      <w:pPr>
+        <w:rPr>
+          <w:rFonts w:ascii="Times New Roman" w:eastAsiaTheme="minorEastAsia" w:hAnsi="Times New Roman" w:cs="Times New Roman"/>
+          <w:sz w:val="24"/>
+        </w:rPr>
+      </w:pPr>
+    </w:p>
+    <w:p>
+      <w:pPr>
+        <w:rPr>
+          <w:rFonts w:ascii="Times New Roman" w:eastAsiaTheme="minorEastAsia" w:hAnsi="Times New Roman" w:cs="Times New Roman"/>
+          <w:sz w:val="24"/>
+        </w:rPr>
+      </w:pPr>
+      <w:r>
+        <w:rPr>
+          <w:rFonts w:ascii="Times New Roman" w:eastAsiaTheme="minorEastAsia" w:hAnsi="Times New Roman" w:cs="Times New Roman"/>
+          <w:sz w:val="24"/>
+        </w:rPr>
+        <w:t>Este bloque s</w:t>
+      </w:r>
+      <w:r>
+        <w:rPr>
+          <w:rFonts w:ascii="Times New Roman" w:eastAsiaTheme="minorEastAsia" w:hAnsi="Times New Roman" w:cs="Times New Roman"/>
+          <w:sz w:val="24"/>
+        </w:rPr>
+        <w:t xml:space="preserve">irve para indicarle al sistema que esta </w:t>
+      </w:r>
+      <w:r>
+        <w:rPr>
+          <w:rFonts w:ascii="Times New Roman" w:eastAsiaTheme="minorEastAsia" w:hAnsi="Times New Roman" w:cs="Times New Roman"/>
+          <w:i/>
+          <w:iCs/>
+          <w:sz w:val="24"/>
+        </w:rPr>
+        <w:t>Activity</w:t>
+      </w:r>
+      <w:r>
+        <w:rPr>
+          <w:rFonts w:ascii="Times New Roman" w:eastAsiaTheme="minorEastAsia" w:hAnsi="Times New Roman" w:cs="Times New Roman"/>
+          <w:sz w:val="24"/>
+        </w:rPr>
+        <w:t xml:space="preserve"> es el </w:t>
+      </w:r>
+      <w:r>
+        <w:rPr>
+          <w:rFonts w:ascii="Times New Roman" w:eastAsiaTheme="minorEastAsia" w:hAnsi="Times New Roman" w:cs="Times New Roman"/>
+          <w:sz w:val="24"/>
+        </w:rPr>
+        <w:t>“</w:t>
+      </w:r>
+      <w:r>
+        <w:rPr>
+          <w:rFonts w:ascii="Times New Roman" w:eastAsiaTheme="minorEastAsia" w:hAnsi="Times New Roman" w:cs="Times New Roman"/>
+          <w:sz w:val="24"/>
+        </w:rPr>
+        <w:t>punto de entrada</w:t>
+      </w:r>
+      <w:r>
+        <w:rPr>
+          <w:rFonts w:ascii="Times New Roman" w:eastAsiaTheme="minorEastAsia" w:hAnsi="Times New Roman" w:cs="Times New Roman"/>
+          <w:sz w:val="24"/>
+        </w:rPr>
+        <w:t>”</w:t>
+      </w:r>
+      <w:r>
+        <w:rPr>
+          <w:rFonts w:ascii="Times New Roman" w:eastAsiaTheme="minorEastAsia" w:hAnsi="Times New Roman" w:cs="Times New Roman"/>
+          <w:sz w:val="24"/>
+        </w:rPr>
+        <w:t xml:space="preserve"> principal de la </w:t>
+      </w:r>
+      <w:r>
+        <w:rPr>
+          <w:rFonts w:ascii="Times New Roman" w:eastAsiaTheme="minorEastAsia" w:hAnsi="Times New Roman" w:cs="Times New Roman"/>
+          <w:i/>
+          <w:iCs/>
+          <w:sz w:val="24"/>
+        </w:rPr>
+        <w:t>app</w:t>
+      </w:r>
+      <w:r>
+        <w:rPr>
+          <w:rFonts w:ascii="Times New Roman" w:eastAsiaTheme="minorEastAsia" w:hAnsi="Times New Roman" w:cs="Times New Roman"/>
+          <w:sz w:val="24"/>
+        </w:rPr>
+        <w:t>.</w:t>
+      </w:r>
+    </w:p>
+    <w:p>
+      <w:pPr>
+        <w:rPr>
+          <w:rFonts w:ascii="Times New Roman" w:eastAsiaTheme="minorEastAsia" w:hAnsi="Times New Roman" w:cs="Times New Roman"/>
+          <w:sz w:val="24"/>
+        </w:rPr>
+      </w:pPr>
+    </w:p>
+    <w:p>
+      <w:pPr>
+        <w:pStyle w:val="Prrafodelista"/>
+        <w:numPr>
+          <w:ilvl w:val="0"/>
+          <w:numId w:val="6"/>
+        </w:numPr>
+        <w:rPr>
+          <w:rFonts w:ascii="Times New Roman" w:eastAsiaTheme="minorEastAsia" w:hAnsi="Times New Roman" w:cs="Times New Roman"/>
+          <w:sz w:val="24"/>
+        </w:rPr>
+      </w:pPr>
+      <w:r>
+        <w:rPr>
+          <w:rFonts w:ascii="Times New Roman" w:eastAsiaTheme="minorEastAsia" w:hAnsi="Times New Roman" w:cs="Times New Roman"/>
+          <w:i/>
+          <w:iCs/>
+          <w:sz w:val="24"/>
+        </w:rPr>
+        <w:t>&lt;action android:name="android.intent.action.MAIN" /&gt;</w:t>
+      </w:r>
+      <w:r>
+        <w:rPr>
+          <w:rFonts w:ascii="Times New Roman" w:eastAsiaTheme="minorEastAsia" w:hAnsi="Times New Roman" w:cs="Times New Roman"/>
+          <w:sz w:val="24"/>
+        </w:rPr>
+        <w:t xml:space="preserve"> </w:t>
+      </w:r>
+      <m:oMath>
+        <m:r>
+          <w:rPr>
+            <w:rFonts w:ascii="Cambria Math" w:eastAsiaTheme="minorEastAsia" w:hAnsi="Cambria Math" w:cs="Times New Roman"/>
+            <w:sz w:val="24"/>
+          </w:rPr>
+          <m:t>⟶</m:t>
+        </m:r>
+      </m:oMath>
+      <w:r>
+        <w:rPr>
+          <w:rFonts w:ascii="Times New Roman" w:eastAsiaTheme="minorEastAsia" w:hAnsi="Times New Roman" w:cs="Times New Roman"/>
+          <w:sz w:val="24"/>
+        </w:rPr>
+        <w:t xml:space="preserve"> Significa que esta </w:t>
+      </w:r>
+      <w:r>
+        <w:rPr>
+          <w:rFonts w:ascii="Times New Roman" w:eastAsiaTheme="minorEastAsia" w:hAnsi="Times New Roman" w:cs="Times New Roman"/>
+          <w:i/>
+          <w:iCs/>
+          <w:sz w:val="24"/>
+        </w:rPr>
+        <w:t>Activity</w:t>
+      </w:r>
+      <w:r>
+        <w:rPr>
+          <w:rFonts w:ascii="Times New Roman" w:eastAsiaTheme="minorEastAsia" w:hAnsi="Times New Roman" w:cs="Times New Roman"/>
+          <w:sz w:val="24"/>
+        </w:rPr>
+        <w:t xml:space="preserve"> es la principal, </w:t>
+      </w:r>
+      <w:r>
+        <w:rPr>
+          <w:rFonts w:ascii="Times New Roman" w:eastAsiaTheme="minorEastAsia" w:hAnsi="Times New Roman" w:cs="Times New Roman"/>
+          <w:sz w:val="24"/>
+        </w:rPr>
+        <w:t>es decir,</w:t>
+      </w:r>
+      <w:r>
+        <w:rPr>
+          <w:rFonts w:ascii="Times New Roman" w:eastAsiaTheme="minorEastAsia" w:hAnsi="Times New Roman" w:cs="Times New Roman"/>
+          <w:sz w:val="24"/>
+        </w:rPr>
+        <w:t xml:space="preserve"> la primera que se debe ejecutar cuando se inicia la </w:t>
+      </w:r>
+      <w:r>
+        <w:rPr>
+          <w:rFonts w:ascii="Times New Roman" w:eastAsiaTheme="minorEastAsia" w:hAnsi="Times New Roman" w:cs="Times New Roman"/>
+          <w:i/>
+          <w:iCs/>
+          <w:sz w:val="24"/>
+        </w:rPr>
+        <w:t>app</w:t>
+      </w:r>
+      <w:r>
+        <w:rPr>
+          <w:rFonts w:ascii="Times New Roman" w:eastAsiaTheme="minorEastAsia" w:hAnsi="Times New Roman" w:cs="Times New Roman"/>
+          <w:sz w:val="24"/>
+        </w:rPr>
+        <w:t>.</w:t>
+      </w:r>
+    </w:p>
+    <w:p>
+      <w:pPr>
+        <w:pStyle w:val="Prrafodelista"/>
+        <w:numPr>
+          <w:ilvl w:val="0"/>
+          <w:numId w:val="6"/>
+        </w:numPr>
+        <w:rPr>
+          <w:rFonts w:ascii="Times New Roman" w:eastAsiaTheme="minorEastAsia" w:hAnsi="Times New Roman" w:cs="Times New Roman"/>
+          <w:sz w:val="24"/>
+        </w:rPr>
+      </w:pPr>
+      <w:r>
+        <w:rPr>
+          <w:rFonts w:ascii="Times New Roman" w:eastAsiaTheme="minorEastAsia" w:hAnsi="Times New Roman" w:cs="Times New Roman"/>
+          <w:i/>
+          <w:iCs/>
+          <w:sz w:val="24"/>
+        </w:rPr>
+        <w:t>&lt;category android:name="android.intent.category.LAUNCHER" /&gt;</w:t>
+      </w:r>
+      <w:r>
+        <w:rPr>
+          <w:rFonts w:ascii="Times New Roman" w:eastAsiaTheme="minorEastAsia" w:hAnsi="Times New Roman" w:cs="Times New Roman"/>
+          <w:sz w:val="24"/>
+        </w:rPr>
+        <w:t xml:space="preserve"> </w:t>
+      </w:r>
+      <m:oMath>
+        <m:r>
+          <w:rPr>
+            <w:rFonts w:ascii="Cambria Math" w:eastAsiaTheme="minorEastAsia" w:hAnsi="Cambria Math" w:cs="Times New Roman"/>
+            <w:sz w:val="24"/>
+          </w:rPr>
+          <m:t>⟶</m:t>
+        </m:r>
+      </m:oMath>
+      <w:r>
+        <w:rPr>
+          <w:rFonts w:ascii="Times New Roman" w:eastAsiaTheme="minorEastAsia" w:hAnsi="Times New Roman" w:cs="Times New Roman"/>
+          <w:sz w:val="24"/>
+        </w:rPr>
+        <w:t xml:space="preserve"> Indica que esta </w:t>
+      </w:r>
+      <w:r>
+        <w:rPr>
+          <w:rFonts w:ascii="Times New Roman" w:eastAsiaTheme="minorEastAsia" w:hAnsi="Times New Roman" w:cs="Times New Roman"/>
+          <w:i/>
+          <w:iCs/>
+          <w:sz w:val="24"/>
+        </w:rPr>
+        <w:t>Activity</w:t>
+      </w:r>
+      <w:r>
+        <w:rPr>
+          <w:rFonts w:ascii="Times New Roman" w:eastAsiaTheme="minorEastAsia" w:hAnsi="Times New Roman" w:cs="Times New Roman"/>
+          <w:sz w:val="24"/>
+        </w:rPr>
+        <w:t xml:space="preserve"> debe aparecer como un ícono en el </w:t>
+      </w:r>
+      <w:r>
+        <w:rPr>
+          <w:rFonts w:ascii="Times New Roman" w:eastAsiaTheme="minorEastAsia" w:hAnsi="Times New Roman" w:cs="Times New Roman"/>
+          <w:i/>
+          <w:iCs/>
+          <w:sz w:val="24"/>
+        </w:rPr>
+        <w:t>launcher</w:t>
+      </w:r>
+      <w:r>
+        <w:rPr>
+          <w:rFonts w:ascii="Times New Roman" w:eastAsiaTheme="minorEastAsia" w:hAnsi="Times New Roman" w:cs="Times New Roman"/>
+          <w:sz w:val="24"/>
+        </w:rPr>
+        <w:t xml:space="preserve"> del dispositivo (el menú de apps del celular).</w:t>
+      </w:r>
+    </w:p>
+    <w:p>
+      <w:pPr>
+        <w:rPr>
+          <w:rFonts w:ascii="Times New Roman" w:eastAsiaTheme="minorEastAsia" w:hAnsi="Times New Roman" w:cs="Times New Roman"/>
+          <w:sz w:val="24"/>
+        </w:rPr>
+      </w:pPr>
+    </w:p>
+    <w:p>
+      <w:pPr>
+        <w:rPr>
+          <w:rFonts w:ascii="Times New Roman" w:eastAsiaTheme="minorEastAsia" w:hAnsi="Times New Roman" w:cs="Times New Roman"/>
+          <w:sz w:val="24"/>
+        </w:rPr>
+      </w:pPr>
+      <w:r>
+        <w:rPr>
+          <w:rFonts w:ascii="Times New Roman" w:eastAsiaTheme="minorEastAsia" w:hAnsi="Times New Roman" w:cs="Times New Roman"/>
+          <w:sz w:val="24"/>
+        </w:rPr>
+        <w:t xml:space="preserve">Este </w:t>
+      </w:r>
+      <w:r>
+        <w:rPr>
+          <w:rFonts w:ascii="Times New Roman" w:eastAsiaTheme="minorEastAsia" w:hAnsi="Times New Roman" w:cs="Times New Roman"/>
+          <w:i/>
+          <w:iCs/>
+          <w:sz w:val="24"/>
+        </w:rPr>
+        <w:t>intent-filter</w:t>
+      </w:r>
+      <w:r>
+        <w:rPr>
+          <w:rFonts w:ascii="Times New Roman" w:eastAsiaTheme="minorEastAsia" w:hAnsi="Times New Roman" w:cs="Times New Roman"/>
+          <w:sz w:val="24"/>
+        </w:rPr>
+        <w:t xml:space="preserve"> le dice al sistema operativo Android:</w:t>
+      </w:r>
+      <w:r>
+        <w:rPr>
+          <w:rFonts w:ascii="Times New Roman" w:eastAsiaTheme="minorEastAsia" w:hAnsi="Times New Roman" w:cs="Times New Roman"/>
+          <w:sz w:val="24"/>
+        </w:rPr>
+        <w:t xml:space="preserve"> </w:t>
+      </w:r>
+      <w:r>
+        <w:rPr>
+          <w:rFonts w:ascii="Times New Roman" w:eastAsiaTheme="minorEastAsia" w:hAnsi="Times New Roman" w:cs="Times New Roman"/>
+          <w:sz w:val="24"/>
+        </w:rPr>
+        <w:t xml:space="preserve">“Cuando el usuario toque el ícono de la app, abrí </w:t>
+      </w:r>
+      <w:r>
+        <w:rPr>
+          <w:rFonts w:ascii="Times New Roman" w:eastAsiaTheme="minorEastAsia" w:hAnsi="Times New Roman" w:cs="Times New Roman"/>
+          <w:i/>
+          <w:iCs/>
+          <w:sz w:val="24"/>
+        </w:rPr>
+        <w:t>MainActivity</w:t>
+      </w:r>
+      <w:r>
+        <w:rPr>
+          <w:rFonts w:ascii="Times New Roman" w:eastAsiaTheme="minorEastAsia" w:hAnsi="Times New Roman" w:cs="Times New Roman"/>
+          <w:sz w:val="24"/>
+        </w:rPr>
+        <w:t>”.</w:t>
+      </w:r>
+      <w:r>
+        <w:rPr>
+          <w:rFonts w:ascii="Times New Roman" w:eastAsiaTheme="minorEastAsia" w:hAnsi="Times New Roman" w:cs="Times New Roman"/>
+          <w:sz w:val="24"/>
+        </w:rPr>
+        <w:t xml:space="preserve"> </w:t>
+      </w:r>
+      <w:r>
+        <w:rPr>
+          <w:rFonts w:ascii="Times New Roman" w:eastAsiaTheme="minorEastAsia" w:hAnsi="Times New Roman" w:cs="Times New Roman"/>
+          <w:sz w:val="24"/>
+        </w:rPr>
+        <w:t xml:space="preserve">Si no </w:t>
+      </w:r>
+      <w:r>
+        <w:rPr>
+          <w:rFonts w:ascii="Times New Roman" w:eastAsiaTheme="minorEastAsia" w:hAnsi="Times New Roman" w:cs="Times New Roman"/>
+          <w:sz w:val="24"/>
+        </w:rPr>
+        <w:t xml:space="preserve">se </w:t>
+      </w:r>
+      <w:r>
+        <w:rPr>
+          <w:rFonts w:ascii="Times New Roman" w:eastAsiaTheme="minorEastAsia" w:hAnsi="Times New Roman" w:cs="Times New Roman"/>
+          <w:sz w:val="24"/>
+        </w:rPr>
+        <w:t xml:space="preserve">tuviera ese </w:t>
+      </w:r>
+      <w:r>
+        <w:rPr>
+          <w:rFonts w:ascii="Times New Roman" w:eastAsiaTheme="minorEastAsia" w:hAnsi="Times New Roman" w:cs="Times New Roman"/>
+          <w:i/>
+          <w:iCs/>
+          <w:sz w:val="24"/>
+        </w:rPr>
+        <w:t>intent-filter</w:t>
+      </w:r>
+      <w:r>
+        <w:rPr>
+          <w:rFonts w:ascii="Times New Roman" w:eastAsiaTheme="minorEastAsia" w:hAnsi="Times New Roman" w:cs="Times New Roman"/>
+          <w:sz w:val="24"/>
+        </w:rPr>
+        <w:t xml:space="preserve">, la </w:t>
+      </w:r>
+      <w:r>
+        <w:rPr>
+          <w:rFonts w:ascii="Times New Roman" w:eastAsiaTheme="minorEastAsia" w:hAnsi="Times New Roman" w:cs="Times New Roman"/>
+          <w:i/>
+          <w:iCs/>
+          <w:sz w:val="24"/>
+        </w:rPr>
+        <w:t>app</w:t>
+      </w:r>
+      <w:r>
+        <w:rPr>
+          <w:rFonts w:ascii="Times New Roman" w:eastAsiaTheme="minorEastAsia" w:hAnsi="Times New Roman" w:cs="Times New Roman"/>
+          <w:sz w:val="24"/>
+        </w:rPr>
+        <w:t xml:space="preserve"> no aparecería en el menú de </w:t>
+      </w:r>
+      <w:r>
+        <w:rPr>
+          <w:rFonts w:ascii="Times New Roman" w:eastAsiaTheme="minorEastAsia" w:hAnsi="Times New Roman" w:cs="Times New Roman"/>
+          <w:i/>
+          <w:iCs/>
+          <w:sz w:val="24"/>
+        </w:rPr>
+        <w:t>apps</w:t>
+      </w:r>
+      <w:r>
+        <w:rPr>
+          <w:rFonts w:ascii="Times New Roman" w:eastAsiaTheme="minorEastAsia" w:hAnsi="Times New Roman" w:cs="Times New Roman"/>
+          <w:sz w:val="24"/>
+        </w:rPr>
+        <w:t xml:space="preserve"> del celular y no sabría qué pantalla mostrar al iniciar.</w:t>
+      </w:r>
+      <w:r>
+        <w:rPr>
+          <w:rFonts w:ascii="Times New Roman" w:eastAsiaTheme="minorEastAsia" w:hAnsi="Times New Roman" w:cs="Times New Roman"/>
+          <w:sz w:val="24"/>
+        </w:rPr>
+        <w:br w:type="page"/>
+      </w:r>
+    </w:p>
+    <w:p>
+      <w:pPr>
+        <w:rPr>
+          <w:rFonts w:ascii="Times New Roman" w:hAnsi="Times New Roman" w:cs="Times New Roman"/>
+          <w:bCs/>
+          <w:sz w:val="28"/>
+          <w:szCs w:val="24"/>
+        </w:rPr>
+      </w:pPr>
       <w:r>
         <w:rPr>
           <w:rFonts w:ascii="Times New Roman" w:hAnsi="Times New Roman" w:cs="Times New Roman"/>
@@ -208,31 +1569,497 @@
           <w:szCs w:val="24"/>
           <w:u w:val="single"/>
         </w:rPr>
-        <w:t>3.</w:t>
-      </w:r>
-    </w:p>
-    <w:p>
-      <w:pPr>
-        <w:rPr>
-          <w:rFonts w:ascii="Times New Roman" w:hAnsi="Times New Roman" w:cs="Times New Roman"/>
-          <w:bCs/>
-          <w:sz w:val="24"/>
-        </w:rPr>
-      </w:pPr>
-    </w:p>
-    <w:p>
-      <w:pPr>
-        <w:rPr>
-          <w:rFonts w:ascii="Times New Roman" w:eastAsiaTheme="minorEastAsia" w:hAnsi="Times New Roman" w:cs="Times New Roman"/>
-          <w:sz w:val="24"/>
-          <w:lang w:val="es-MX"/>
-        </w:rPr>
-      </w:pPr>
-      <w:r>
-        <w:rPr>
-          <w:rFonts w:ascii="Times New Roman" w:eastAsiaTheme="minorEastAsia" w:hAnsi="Times New Roman" w:cs="Times New Roman"/>
-          <w:sz w:val="24"/>
-          <w:lang w:val="es-MX"/>
+        <w:lastRenderedPageBreak/>
+        <w:t>Ejercicio 6.</w:t>
+      </w:r>
+    </w:p>
+    <w:p>
+      <w:pPr>
+        <w:rPr>
+          <w:rFonts w:ascii="Times New Roman" w:hAnsi="Times New Roman" w:cs="Times New Roman"/>
+          <w:bCs/>
+          <w:sz w:val="24"/>
+        </w:rPr>
+      </w:pPr>
+    </w:p>
+    <w:p>
+      <w:pPr>
+        <w:rPr>
+          <w:rFonts w:ascii="Times New Roman" w:eastAsiaTheme="minorEastAsia" w:hAnsi="Times New Roman" w:cs="Times New Roman"/>
+          <w:i/>
+          <w:iCs/>
+          <w:sz w:val="24"/>
+        </w:rPr>
+      </w:pPr>
+      <w:r>
+        <w:rPr>
+          <w:rFonts w:ascii="Times New Roman" w:eastAsiaTheme="minorEastAsia" w:hAnsi="Times New Roman" w:cs="Times New Roman"/>
+          <w:i/>
+          <w:iCs/>
+          <w:sz w:val="24"/>
+        </w:rPr>
+        <w:t>Crear 2 actividades (NuevaActivity1, NuevaActivity2) y ver qué se modificó en el archivo AndroidManifest.xml</w:t>
+      </w:r>
+      <w:r>
+        <w:rPr>
+          <w:rFonts w:ascii="Times New Roman" w:eastAsiaTheme="minorEastAsia" w:hAnsi="Times New Roman" w:cs="Times New Roman"/>
+          <w:i/>
+          <w:iCs/>
+          <w:sz w:val="24"/>
+        </w:rPr>
+        <w:t>.</w:t>
+      </w:r>
+    </w:p>
+    <w:p>
+      <w:pPr>
+        <w:rPr>
+          <w:rFonts w:ascii="Times New Roman" w:eastAsiaTheme="minorEastAsia" w:hAnsi="Times New Roman" w:cs="Times New Roman"/>
+          <w:sz w:val="24"/>
+        </w:rPr>
+      </w:pPr>
+    </w:p>
+    <w:p>
+      <w:pPr>
+        <w:rPr>
+          <w:rFonts w:ascii="Times New Roman" w:eastAsiaTheme="minorEastAsia" w:hAnsi="Times New Roman" w:cs="Times New Roman"/>
+          <w:sz w:val="24"/>
+        </w:rPr>
+      </w:pPr>
+    </w:p>
+    <w:p>
+      <w:pPr>
+        <w:rPr>
+          <w:rFonts w:ascii="Times New Roman" w:eastAsiaTheme="minorEastAsia" w:hAnsi="Times New Roman" w:cs="Times New Roman"/>
+          <w:sz w:val="24"/>
+        </w:rPr>
+      </w:pPr>
+      <w:r>
+        <w:rPr>
+          <w:rFonts w:ascii="Times New Roman" w:eastAsiaTheme="minorEastAsia" w:hAnsi="Times New Roman" w:cs="Times New Roman"/>
+          <w:sz w:val="24"/>
+        </w:rPr>
+        <w:t xml:space="preserve">Cuando </w:t>
+      </w:r>
+      <w:r>
+        <w:rPr>
+          <w:rFonts w:ascii="Times New Roman" w:eastAsiaTheme="minorEastAsia" w:hAnsi="Times New Roman" w:cs="Times New Roman"/>
+          <w:sz w:val="24"/>
+        </w:rPr>
+        <w:t>se crean</w:t>
+      </w:r>
+      <w:r>
+        <w:rPr>
+          <w:rFonts w:ascii="Times New Roman" w:eastAsiaTheme="minorEastAsia" w:hAnsi="Times New Roman" w:cs="Times New Roman"/>
+          <w:sz w:val="24"/>
+        </w:rPr>
+        <w:t xml:space="preserve"> nuevas actividades (como </w:t>
+      </w:r>
+      <w:r>
+        <w:rPr>
+          <w:rFonts w:ascii="Times New Roman" w:eastAsiaTheme="minorEastAsia" w:hAnsi="Times New Roman" w:cs="Times New Roman"/>
+          <w:i/>
+          <w:iCs/>
+          <w:sz w:val="24"/>
+        </w:rPr>
+        <w:t>NuevaActivity1</w:t>
+      </w:r>
+      <w:r>
+        <w:rPr>
+          <w:rFonts w:ascii="Times New Roman" w:eastAsiaTheme="minorEastAsia" w:hAnsi="Times New Roman" w:cs="Times New Roman"/>
+          <w:sz w:val="24"/>
+        </w:rPr>
+        <w:t xml:space="preserve"> y </w:t>
+      </w:r>
+      <w:r>
+        <w:rPr>
+          <w:rFonts w:ascii="Times New Roman" w:eastAsiaTheme="minorEastAsia" w:hAnsi="Times New Roman" w:cs="Times New Roman"/>
+          <w:i/>
+          <w:iCs/>
+          <w:sz w:val="24"/>
+        </w:rPr>
+        <w:t>NuevaActivity2</w:t>
+      </w:r>
+      <w:r>
+        <w:rPr>
+          <w:rFonts w:ascii="Times New Roman" w:eastAsiaTheme="minorEastAsia" w:hAnsi="Times New Roman" w:cs="Times New Roman"/>
+          <w:sz w:val="24"/>
+        </w:rPr>
+        <w:t xml:space="preserve">), </w:t>
+      </w:r>
+      <w:r>
+        <w:rPr>
+          <w:rFonts w:ascii="Times New Roman" w:eastAsiaTheme="minorEastAsia" w:hAnsi="Times New Roman" w:cs="Times New Roman"/>
+          <w:i/>
+          <w:iCs/>
+          <w:sz w:val="24"/>
+        </w:rPr>
+        <w:t>Android Studio</w:t>
+      </w:r>
+      <w:r>
+        <w:rPr>
+          <w:rFonts w:ascii="Times New Roman" w:eastAsiaTheme="minorEastAsia" w:hAnsi="Times New Roman" w:cs="Times New Roman"/>
+          <w:sz w:val="24"/>
+        </w:rPr>
+        <w:t>,</w:t>
+      </w:r>
+      <w:r>
+        <w:rPr>
+          <w:rFonts w:ascii="Times New Roman" w:eastAsiaTheme="minorEastAsia" w:hAnsi="Times New Roman" w:cs="Times New Roman"/>
+          <w:sz w:val="24"/>
+        </w:rPr>
+        <w:t xml:space="preserve"> automáticamente</w:t>
+      </w:r>
+      <w:r>
+        <w:rPr>
+          <w:rFonts w:ascii="Times New Roman" w:eastAsiaTheme="minorEastAsia" w:hAnsi="Times New Roman" w:cs="Times New Roman"/>
+          <w:sz w:val="24"/>
+        </w:rPr>
+        <w:t>,</w:t>
+      </w:r>
+      <w:r>
+        <w:rPr>
+          <w:rFonts w:ascii="Times New Roman" w:eastAsiaTheme="minorEastAsia" w:hAnsi="Times New Roman" w:cs="Times New Roman"/>
+          <w:sz w:val="24"/>
+        </w:rPr>
+        <w:t xml:space="preserve"> las registra en el archivo </w:t>
+      </w:r>
+      <w:r>
+        <w:rPr>
+          <w:rFonts w:ascii="Times New Roman" w:eastAsiaTheme="minorEastAsia" w:hAnsi="Times New Roman" w:cs="Times New Roman"/>
+          <w:i/>
+          <w:iCs/>
+          <w:sz w:val="24"/>
+        </w:rPr>
+        <w:t>AndroidManifest.xml</w:t>
+      </w:r>
+      <w:r>
+        <w:rPr>
+          <w:rFonts w:ascii="Times New Roman" w:eastAsiaTheme="minorEastAsia" w:hAnsi="Times New Roman" w:cs="Times New Roman"/>
+          <w:sz w:val="24"/>
+        </w:rPr>
+        <w:t xml:space="preserve">, porque todas las actividades deben estar declaradas allí para que </w:t>
+      </w:r>
+      <w:r>
+        <w:rPr>
+          <w:rFonts w:ascii="Times New Roman" w:eastAsiaTheme="minorEastAsia" w:hAnsi="Times New Roman" w:cs="Times New Roman"/>
+          <w:i/>
+          <w:iCs/>
+          <w:sz w:val="24"/>
+        </w:rPr>
+        <w:t>Android</w:t>
+      </w:r>
+      <w:r>
+        <w:rPr>
+          <w:rFonts w:ascii="Times New Roman" w:eastAsiaTheme="minorEastAsia" w:hAnsi="Times New Roman" w:cs="Times New Roman"/>
+          <w:sz w:val="24"/>
+        </w:rPr>
+        <w:t xml:space="preserve"> pueda reconocerlas y permitir que se ejecuten</w:t>
+      </w:r>
+      <w:r>
+        <w:rPr>
+          <w:rFonts w:ascii="Times New Roman" w:eastAsiaTheme="minorEastAsia" w:hAnsi="Times New Roman" w:cs="Times New Roman"/>
+          <w:sz w:val="24"/>
+        </w:rPr>
+        <w:t>.</w:t>
+      </w:r>
+    </w:p>
+    <w:p>
+      <w:pPr>
+        <w:rPr>
+          <w:rFonts w:ascii="Times New Roman" w:eastAsiaTheme="minorEastAsia" w:hAnsi="Times New Roman" w:cs="Times New Roman"/>
+          <w:sz w:val="24"/>
+        </w:rPr>
+      </w:pPr>
+    </w:p>
+    <w:p>
+      <w:pPr>
+        <w:pStyle w:val="Prrafodelista"/>
+        <w:numPr>
+          <w:ilvl w:val="0"/>
+          <w:numId w:val="7"/>
+        </w:numPr>
+        <w:rPr>
+          <w:rFonts w:ascii="Times New Roman" w:eastAsiaTheme="minorEastAsia" w:hAnsi="Times New Roman" w:cs="Times New Roman"/>
+          <w:sz w:val="24"/>
+        </w:rPr>
+      </w:pPr>
+      <w:r>
+        <w:rPr>
+          <w:rFonts w:ascii="Times New Roman" w:eastAsiaTheme="minorEastAsia" w:hAnsi="Times New Roman" w:cs="Times New Roman"/>
+          <w:i/>
+          <w:iCs/>
+          <w:sz w:val="24"/>
+        </w:rPr>
+        <w:t>android:name=".NuevaActivity1"</w:t>
+      </w:r>
+      <w:r>
+        <w:rPr>
+          <w:rFonts w:ascii="Times New Roman" w:eastAsiaTheme="minorEastAsia" w:hAnsi="Times New Roman" w:cs="Times New Roman"/>
+          <w:sz w:val="24"/>
+        </w:rPr>
+        <w:t xml:space="preserve"> </w:t>
+      </w:r>
+      <m:oMath>
+        <m:r>
+          <w:rPr>
+            <w:rFonts w:ascii="Cambria Math" w:eastAsiaTheme="minorEastAsia" w:hAnsi="Cambria Math" w:cs="Times New Roman"/>
+            <w:sz w:val="24"/>
+          </w:rPr>
+          <m:t>⟶</m:t>
+        </m:r>
+      </m:oMath>
+      <w:r>
+        <w:rPr>
+          <w:rFonts w:ascii="Times New Roman" w:eastAsiaTheme="minorEastAsia" w:hAnsi="Times New Roman" w:cs="Times New Roman"/>
+          <w:sz w:val="24"/>
+        </w:rPr>
+        <w:t xml:space="preserve"> Define el nombre de la clase de la nueva actividad.</w:t>
+      </w:r>
+      <w:r>
+        <w:rPr>
+          <w:rFonts w:ascii="Times New Roman" w:eastAsiaTheme="minorEastAsia" w:hAnsi="Times New Roman" w:cs="Times New Roman"/>
+          <w:sz w:val="24"/>
+        </w:rPr>
+        <w:t xml:space="preserve"> </w:t>
+      </w:r>
+      <w:r>
+        <w:rPr>
+          <w:rFonts w:ascii="Times New Roman" w:eastAsiaTheme="minorEastAsia" w:hAnsi="Times New Roman" w:cs="Times New Roman"/>
+          <w:sz w:val="24"/>
+        </w:rPr>
+        <w:t xml:space="preserve">El punto al principio (.) indica que está en el mismo paquete que la </w:t>
+      </w:r>
+      <w:r>
+        <w:rPr>
+          <w:rFonts w:ascii="Times New Roman" w:eastAsiaTheme="minorEastAsia" w:hAnsi="Times New Roman" w:cs="Times New Roman"/>
+          <w:i/>
+          <w:iCs/>
+          <w:sz w:val="24"/>
+        </w:rPr>
+        <w:t>app</w:t>
+      </w:r>
+      <w:r>
+        <w:rPr>
+          <w:rFonts w:ascii="Times New Roman" w:eastAsiaTheme="minorEastAsia" w:hAnsi="Times New Roman" w:cs="Times New Roman"/>
+          <w:sz w:val="24"/>
+        </w:rPr>
+        <w:t xml:space="preserve"> principal.</w:t>
+      </w:r>
+    </w:p>
+    <w:p>
+      <w:pPr>
+        <w:pStyle w:val="Prrafodelista"/>
+        <w:numPr>
+          <w:ilvl w:val="0"/>
+          <w:numId w:val="7"/>
+        </w:numPr>
+        <w:rPr>
+          <w:rFonts w:ascii="Times New Roman" w:eastAsiaTheme="minorEastAsia" w:hAnsi="Times New Roman" w:cs="Times New Roman"/>
+          <w:sz w:val="24"/>
+        </w:rPr>
+      </w:pPr>
+      <w:r>
+        <w:rPr>
+          <w:rFonts w:ascii="Times New Roman" w:eastAsiaTheme="minorEastAsia" w:hAnsi="Times New Roman" w:cs="Times New Roman"/>
+          <w:i/>
+          <w:iCs/>
+          <w:sz w:val="24"/>
+        </w:rPr>
+        <w:t>android:exported="false"</w:t>
+      </w:r>
+      <w:r>
+        <w:rPr>
+          <w:rFonts w:ascii="Times New Roman" w:eastAsiaTheme="minorEastAsia" w:hAnsi="Times New Roman" w:cs="Times New Roman"/>
+          <w:sz w:val="24"/>
+        </w:rPr>
+        <w:t xml:space="preserve"> </w:t>
+      </w:r>
+      <m:oMath>
+        <m:r>
+          <w:rPr>
+            <w:rFonts w:ascii="Cambria Math" w:eastAsiaTheme="minorEastAsia" w:hAnsi="Cambria Math" w:cs="Times New Roman"/>
+            <w:sz w:val="24"/>
+          </w:rPr>
+          <m:t>⟶</m:t>
+        </m:r>
+      </m:oMath>
+      <w:r>
+        <w:rPr>
+          <w:rFonts w:ascii="Times New Roman" w:eastAsiaTheme="minorEastAsia" w:hAnsi="Times New Roman" w:cs="Times New Roman"/>
+          <w:sz w:val="24"/>
+        </w:rPr>
+        <w:t xml:space="preserve"> Indica que esta actividad no puede ser lanzada desde fuera de la </w:t>
+      </w:r>
+      <w:r>
+        <w:rPr>
+          <w:rFonts w:ascii="Times New Roman" w:eastAsiaTheme="minorEastAsia" w:hAnsi="Times New Roman" w:cs="Times New Roman"/>
+          <w:i/>
+          <w:iCs/>
+          <w:sz w:val="24"/>
+        </w:rPr>
+        <w:t>app</w:t>
+      </w:r>
+      <w:r>
+        <w:rPr>
+          <w:rFonts w:ascii="Times New Roman" w:eastAsiaTheme="minorEastAsia" w:hAnsi="Times New Roman" w:cs="Times New Roman"/>
+          <w:sz w:val="24"/>
+        </w:rPr>
+        <w:t>, s</w:t>
+      </w:r>
+      <w:r>
+        <w:rPr>
+          <w:rFonts w:ascii="Times New Roman" w:eastAsiaTheme="minorEastAsia" w:hAnsi="Times New Roman" w:cs="Times New Roman"/>
+          <w:sz w:val="24"/>
+        </w:rPr>
+        <w:t>ó</w:t>
+      </w:r>
+      <w:r>
+        <w:rPr>
+          <w:rFonts w:ascii="Times New Roman" w:eastAsiaTheme="minorEastAsia" w:hAnsi="Times New Roman" w:cs="Times New Roman"/>
+          <w:sz w:val="24"/>
+        </w:rPr>
+        <w:t xml:space="preserve">lo desde otras partes internas de </w:t>
+      </w:r>
+      <w:r>
+        <w:rPr>
+          <w:rFonts w:ascii="Times New Roman" w:eastAsiaTheme="minorEastAsia" w:hAnsi="Times New Roman" w:cs="Times New Roman"/>
+          <w:sz w:val="24"/>
+        </w:rPr>
+        <w:t xml:space="preserve">la </w:t>
+      </w:r>
+      <w:r>
+        <w:rPr>
+          <w:rFonts w:ascii="Times New Roman" w:eastAsiaTheme="minorEastAsia" w:hAnsi="Times New Roman" w:cs="Times New Roman"/>
+          <w:sz w:val="24"/>
+        </w:rPr>
+        <w:t xml:space="preserve">propia </w:t>
+      </w:r>
+      <w:r>
+        <w:rPr>
+          <w:rFonts w:ascii="Times New Roman" w:eastAsiaTheme="minorEastAsia" w:hAnsi="Times New Roman" w:cs="Times New Roman"/>
+          <w:i/>
+          <w:iCs/>
+          <w:sz w:val="24"/>
+        </w:rPr>
+        <w:t>app</w:t>
+      </w:r>
+      <w:r>
+        <w:rPr>
+          <w:rFonts w:ascii="Times New Roman" w:eastAsiaTheme="minorEastAsia" w:hAnsi="Times New Roman" w:cs="Times New Roman"/>
+          <w:sz w:val="24"/>
+        </w:rPr>
+        <w:t>.</w:t>
+      </w:r>
+    </w:p>
+    <w:p>
+      <w:pPr>
+        <w:rPr>
+          <w:rFonts w:ascii="Times New Roman" w:eastAsiaTheme="minorEastAsia" w:hAnsi="Times New Roman" w:cs="Times New Roman"/>
+          <w:sz w:val="24"/>
+        </w:rPr>
+      </w:pPr>
+    </w:p>
+    <w:p>
+      <w:pPr>
+        <w:rPr>
+          <w:rFonts w:ascii="Times New Roman" w:eastAsiaTheme="minorEastAsia" w:hAnsi="Times New Roman" w:cs="Times New Roman"/>
+          <w:sz w:val="24"/>
+        </w:rPr>
+      </w:pPr>
+      <w:r>
+        <w:rPr>
+          <w:rFonts w:ascii="Times New Roman" w:eastAsiaTheme="minorEastAsia" w:hAnsi="Times New Roman" w:cs="Times New Roman"/>
+          <w:sz w:val="24"/>
+        </w:rPr>
+        <w:t>Desde Android 12 (API 31), Google requiere</w:t>
+      </w:r>
+      <w:r>
+        <w:rPr>
+          <w:rFonts w:ascii="Times New Roman" w:eastAsiaTheme="minorEastAsia" w:hAnsi="Times New Roman" w:cs="Times New Roman"/>
+          <w:sz w:val="24"/>
+        </w:rPr>
+        <w:t>,</w:t>
+      </w:r>
+      <w:r>
+        <w:rPr>
+          <w:rFonts w:ascii="Times New Roman" w:eastAsiaTheme="minorEastAsia" w:hAnsi="Times New Roman" w:cs="Times New Roman"/>
+          <w:sz w:val="24"/>
+        </w:rPr>
+        <w:t xml:space="preserve"> explícitamente</w:t>
+      </w:r>
+      <w:r>
+        <w:rPr>
+          <w:rFonts w:ascii="Times New Roman" w:eastAsiaTheme="minorEastAsia" w:hAnsi="Times New Roman" w:cs="Times New Roman"/>
+          <w:sz w:val="24"/>
+        </w:rPr>
+        <w:t>,</w:t>
+      </w:r>
+      <w:r>
+        <w:rPr>
+          <w:rFonts w:ascii="Times New Roman" w:eastAsiaTheme="minorEastAsia" w:hAnsi="Times New Roman" w:cs="Times New Roman"/>
+          <w:sz w:val="24"/>
+        </w:rPr>
+        <w:t xml:space="preserve"> que todas las actividades tengan declarado el atributo </w:t>
+      </w:r>
+      <w:r>
+        <w:rPr>
+          <w:rFonts w:ascii="Times New Roman" w:eastAsiaTheme="minorEastAsia" w:hAnsi="Times New Roman" w:cs="Times New Roman"/>
+          <w:i/>
+          <w:iCs/>
+          <w:sz w:val="24"/>
+        </w:rPr>
+        <w:t>android:exported</w:t>
+      </w:r>
+      <w:r>
+        <w:rPr>
+          <w:rFonts w:ascii="Times New Roman" w:eastAsiaTheme="minorEastAsia" w:hAnsi="Times New Roman" w:cs="Times New Roman"/>
+          <w:sz w:val="24"/>
+        </w:rPr>
+        <w:t xml:space="preserve">, para temas de seguridad. Este atributo es obligatorio si </w:t>
+      </w:r>
+      <w:r>
+        <w:rPr>
+          <w:rFonts w:ascii="Times New Roman" w:eastAsiaTheme="minorEastAsia" w:hAnsi="Times New Roman" w:cs="Times New Roman"/>
+          <w:sz w:val="24"/>
+        </w:rPr>
+        <w:t xml:space="preserve">la </w:t>
+      </w:r>
+      <w:r>
+        <w:rPr>
+          <w:rFonts w:ascii="Times New Roman" w:eastAsiaTheme="minorEastAsia" w:hAnsi="Times New Roman" w:cs="Times New Roman"/>
+          <w:i/>
+          <w:iCs/>
+          <w:sz w:val="24"/>
+        </w:rPr>
+        <w:t>app</w:t>
+      </w:r>
+      <w:r>
+        <w:rPr>
+          <w:rFonts w:ascii="Times New Roman" w:eastAsiaTheme="minorEastAsia" w:hAnsi="Times New Roman" w:cs="Times New Roman"/>
+          <w:sz w:val="24"/>
+        </w:rPr>
+        <w:t xml:space="preserve"> tiene </w:t>
+      </w:r>
+      <w:r>
+        <w:rPr>
+          <w:rFonts w:ascii="Times New Roman" w:eastAsiaTheme="minorEastAsia" w:hAnsi="Times New Roman" w:cs="Times New Roman"/>
+          <w:i/>
+          <w:iCs/>
+          <w:sz w:val="24"/>
+        </w:rPr>
+        <w:t>targetSdkVersion 31</w:t>
+      </w:r>
+      <w:r>
+        <w:rPr>
+          <w:rFonts w:ascii="Times New Roman" w:eastAsiaTheme="minorEastAsia" w:hAnsi="Times New Roman" w:cs="Times New Roman"/>
+          <w:sz w:val="24"/>
+        </w:rPr>
+        <w:t xml:space="preserve"> o superior.</w:t>
+      </w:r>
+      <w:r>
+        <w:rPr>
+          <w:rFonts w:ascii="Times New Roman" w:eastAsiaTheme="minorEastAsia" w:hAnsi="Times New Roman" w:cs="Times New Roman"/>
+          <w:sz w:val="24"/>
         </w:rPr>
         <w:br w:type="page"/>
       </w:r>
@@ -255,8 +2082,506 @@
           <w:u w:val="single"/>
         </w:rPr>
         <w:lastRenderedPageBreak/>
-        <w:t xml:space="preserve">Ejercicio </w:t>
-      </w:r>
+        <w:t>Ejercicio 7.</w:t>
+      </w:r>
+    </w:p>
+    <w:p>
+      <w:pPr>
+        <w:rPr>
+          <w:rFonts w:ascii="Times New Roman" w:hAnsi="Times New Roman" w:cs="Times New Roman"/>
+          <w:bCs/>
+          <w:sz w:val="24"/>
+        </w:rPr>
+      </w:pPr>
+    </w:p>
+    <w:p>
+      <w:pPr>
+        <w:rPr>
+          <w:rFonts w:ascii="Times New Roman" w:eastAsiaTheme="minorEastAsia" w:hAnsi="Times New Roman" w:cs="Times New Roman"/>
+          <w:i/>
+          <w:iCs/>
+          <w:sz w:val="24"/>
+        </w:rPr>
+      </w:pPr>
+      <w:r>
+        <w:rPr>
+          <w:rFonts w:ascii="Times New Roman" w:eastAsiaTheme="minorEastAsia" w:hAnsi="Times New Roman" w:cs="Times New Roman"/>
+          <w:i/>
+          <w:iCs/>
+          <w:sz w:val="24"/>
+        </w:rPr>
+        <w:t>Pegar el siguiente código en res/layout/activity_main.xml</w:t>
+      </w:r>
+      <w:r>
+        <w:rPr>
+          <w:rFonts w:ascii="Times New Roman" w:eastAsiaTheme="minorEastAsia" w:hAnsi="Times New Roman" w:cs="Times New Roman"/>
+          <w:i/>
+          <w:iCs/>
+          <w:sz w:val="24"/>
+        </w:rPr>
+        <w:t>.</w:t>
+      </w:r>
+    </w:p>
+    <w:p>
+      <w:pPr>
+        <w:pStyle w:val="Default"/>
+        <w:rPr>
+          <w:lang w:val="es-AR"/>
+        </w:rPr>
+      </w:pPr>
+    </w:p>
+    <w:p>
+      <w:pPr>
+        <w:pStyle w:val="Default"/>
+        <w:rPr>
+          <w:b/>
+          <w:bCs/>
+          <w:color w:val="000080"/>
+          <w:sz w:val="22"/>
+          <w:szCs w:val="22"/>
+          <w:lang w:val="es-AR"/>
+        </w:rPr>
+      </w:pPr>
+      <w:r>
+        <w:rPr>
+          <w:sz w:val="22"/>
+          <w:szCs w:val="22"/>
+          <w:lang w:val="es-AR"/>
+        </w:rPr>
+        <w:t>&lt;</w:t>
+      </w:r>
+      <w:r>
+        <w:rPr>
+          <w:b/>
+          <w:bCs/>
+          <w:color w:val="000080"/>
+          <w:sz w:val="22"/>
+          <w:szCs w:val="22"/>
+          <w:lang w:val="es-AR"/>
+        </w:rPr>
+        <w:t>RelativeLayout</w:t>
+      </w:r>
+    </w:p>
+    <w:p>
+      <w:pPr>
+        <w:pStyle w:val="Default"/>
+        <w:ind w:left="708"/>
+        <w:rPr>
+          <w:sz w:val="22"/>
+          <w:szCs w:val="22"/>
+          <w:lang w:val="es-AR"/>
+        </w:rPr>
+      </w:pPr>
+      <w:r>
+        <w:rPr>
+          <w:b/>
+          <w:bCs/>
+          <w:color w:val="0000FF"/>
+          <w:sz w:val="22"/>
+          <w:szCs w:val="22"/>
+          <w:lang w:val="es-AR"/>
+        </w:rPr>
+        <w:t>xmlns:</w:t>
+      </w:r>
+      <w:r>
+        <w:rPr>
+          <w:b/>
+          <w:bCs/>
+          <w:color w:val="650D78"/>
+          <w:sz w:val="22"/>
+          <w:szCs w:val="22"/>
+          <w:lang w:val="es-AR"/>
+        </w:rPr>
+        <w:t>android</w:t>
+      </w:r>
+      <w:r>
+        <w:rPr>
+          <w:b/>
+          <w:bCs/>
+          <w:color w:val="0000FF"/>
+          <w:sz w:val="22"/>
+          <w:szCs w:val="22"/>
+          <w:lang w:val="es-AR"/>
+        </w:rPr>
+        <w:t>=</w:t>
+      </w:r>
+      <w:hyperlink r:id="rId8" w:history="1">
+        <w:r>
+          <w:rPr>
+            <w:rStyle w:val="Hipervnculo"/>
+            <w:b/>
+            <w:bCs/>
+            <w:sz w:val="22"/>
+            <w:szCs w:val="22"/>
+            <w:lang w:val="es-AR"/>
+          </w:rPr>
+          <w:t>http://schemas.android.com/apk/res/android</w:t>
+        </w:r>
+      </w:hyperlink>
+      <w:r>
+        <w:rPr>
+          <w:b/>
+          <w:bCs/>
+          <w:color w:val="008000"/>
+          <w:sz w:val="22"/>
+          <w:szCs w:val="22"/>
+          <w:lang w:val="es-AR"/>
+        </w:rPr>
+        <w:t xml:space="preserve"> </w:t>
+      </w:r>
+      <w:r>
+        <w:rPr>
+          <w:b/>
+          <w:bCs/>
+          <w:color w:val="650D78"/>
+          <w:sz w:val="22"/>
+          <w:szCs w:val="22"/>
+          <w:lang w:val="es-AR"/>
+        </w:rPr>
+        <w:t>android</w:t>
+      </w:r>
+      <w:r>
+        <w:rPr>
+          <w:b/>
+          <w:bCs/>
+          <w:color w:val="0000FF"/>
+          <w:sz w:val="22"/>
+          <w:szCs w:val="22"/>
+          <w:lang w:val="es-AR"/>
+        </w:rPr>
+        <w:t>:layout_width=</w:t>
+      </w:r>
+      <w:r>
+        <w:rPr>
+          <w:b/>
+          <w:bCs/>
+          <w:color w:val="008000"/>
+          <w:sz w:val="22"/>
+          <w:szCs w:val="22"/>
+          <w:lang w:val="es-AR"/>
+        </w:rPr>
+        <w:t xml:space="preserve">"match_parent" </w:t>
+      </w:r>
+      <w:r>
+        <w:rPr>
+          <w:b/>
+          <w:bCs/>
+          <w:color w:val="650D78"/>
+          <w:sz w:val="22"/>
+          <w:szCs w:val="22"/>
+          <w:lang w:val="es-AR"/>
+        </w:rPr>
+        <w:t>android</w:t>
+      </w:r>
+      <w:r>
+        <w:rPr>
+          <w:b/>
+          <w:bCs/>
+          <w:color w:val="0000FF"/>
+          <w:sz w:val="22"/>
+          <w:szCs w:val="22"/>
+          <w:lang w:val="es-AR"/>
+        </w:rPr>
+        <w:t>:layout_height=</w:t>
+      </w:r>
+      <w:r>
+        <w:rPr>
+          <w:b/>
+          <w:bCs/>
+          <w:color w:val="008000"/>
+          <w:sz w:val="22"/>
+          <w:szCs w:val="22"/>
+          <w:lang w:val="es-AR"/>
+        </w:rPr>
+        <w:t>"match_parent"</w:t>
+      </w:r>
+      <w:r>
+        <w:rPr>
+          <w:sz w:val="22"/>
+          <w:szCs w:val="22"/>
+          <w:lang w:val="es-AR"/>
+        </w:rPr>
+        <w:t xml:space="preserve">&gt; </w:t>
+      </w:r>
+    </w:p>
+    <w:p>
+      <w:pPr>
+        <w:pStyle w:val="Default"/>
+        <w:ind w:firstLine="708"/>
+        <w:rPr>
+          <w:color w:val="000080"/>
+          <w:sz w:val="22"/>
+          <w:szCs w:val="22"/>
+          <w:lang w:val="es-AR"/>
+        </w:rPr>
+      </w:pPr>
+      <w:r>
+        <w:rPr>
+          <w:sz w:val="22"/>
+          <w:szCs w:val="22"/>
+          <w:lang w:val="es-AR"/>
+        </w:rPr>
+        <w:t>&lt;</w:t>
+      </w:r>
+      <w:r>
+        <w:rPr>
+          <w:b/>
+          <w:bCs/>
+          <w:color w:val="000080"/>
+          <w:sz w:val="22"/>
+          <w:szCs w:val="22"/>
+          <w:lang w:val="es-AR"/>
+        </w:rPr>
+        <w:t xml:space="preserve">Button </w:t>
+      </w:r>
+    </w:p>
+    <w:p>
+      <w:pPr>
+        <w:pStyle w:val="Default"/>
+        <w:ind w:left="708" w:firstLine="708"/>
+        <w:rPr>
+          <w:color w:val="008000"/>
+          <w:sz w:val="22"/>
+          <w:szCs w:val="22"/>
+          <w:lang w:val="es-AR"/>
+        </w:rPr>
+      </w:pPr>
+      <w:r>
+        <w:rPr>
+          <w:b/>
+          <w:bCs/>
+          <w:color w:val="650D78"/>
+          <w:sz w:val="22"/>
+          <w:szCs w:val="22"/>
+          <w:lang w:val="es-AR"/>
+        </w:rPr>
+        <w:t>android</w:t>
+      </w:r>
+      <w:r>
+        <w:rPr>
+          <w:b/>
+          <w:bCs/>
+          <w:color w:val="0000FF"/>
+          <w:sz w:val="22"/>
+          <w:szCs w:val="22"/>
+          <w:lang w:val="es-AR"/>
+        </w:rPr>
+        <w:t>:layout_width=</w:t>
+      </w:r>
+      <w:r>
+        <w:rPr>
+          <w:b/>
+          <w:bCs/>
+          <w:color w:val="008000"/>
+          <w:sz w:val="22"/>
+          <w:szCs w:val="22"/>
+          <w:lang w:val="es-AR"/>
+        </w:rPr>
+        <w:t xml:space="preserve">"match_parent" </w:t>
+      </w:r>
+    </w:p>
+    <w:p>
+      <w:pPr>
+        <w:pStyle w:val="Default"/>
+        <w:ind w:left="708" w:firstLine="708"/>
+        <w:rPr>
+          <w:color w:val="008000"/>
+          <w:sz w:val="22"/>
+          <w:szCs w:val="22"/>
+          <w:lang w:val="es-AR"/>
+        </w:rPr>
+      </w:pPr>
+      <w:r>
+        <w:rPr>
+          <w:b/>
+          <w:bCs/>
+          <w:color w:val="650D78"/>
+          <w:sz w:val="22"/>
+          <w:szCs w:val="22"/>
+          <w:lang w:val="es-AR"/>
+        </w:rPr>
+        <w:t>android</w:t>
+      </w:r>
+      <w:r>
+        <w:rPr>
+          <w:b/>
+          <w:bCs/>
+          <w:color w:val="0000FF"/>
+          <w:sz w:val="22"/>
+          <w:szCs w:val="22"/>
+          <w:lang w:val="es-AR"/>
+        </w:rPr>
+        <w:t>:layout_height=</w:t>
+      </w:r>
+      <w:r>
+        <w:rPr>
+          <w:b/>
+          <w:bCs/>
+          <w:color w:val="008000"/>
+          <w:sz w:val="22"/>
+          <w:szCs w:val="22"/>
+          <w:lang w:val="es-AR"/>
+        </w:rPr>
+        <w:t xml:space="preserve">"wrap_content" </w:t>
+      </w:r>
+    </w:p>
+    <w:p>
+      <w:pPr>
+        <w:pStyle w:val="Default"/>
+        <w:ind w:left="708" w:firstLine="708"/>
+        <w:rPr>
+          <w:color w:val="008000"/>
+          <w:sz w:val="22"/>
+          <w:szCs w:val="22"/>
+          <w:lang w:val="es-AR"/>
+        </w:rPr>
+      </w:pPr>
+      <w:r>
+        <w:rPr>
+          <w:b/>
+          <w:bCs/>
+          <w:color w:val="650D78"/>
+          <w:sz w:val="22"/>
+          <w:szCs w:val="22"/>
+          <w:lang w:val="es-AR"/>
+        </w:rPr>
+        <w:t>android</w:t>
+      </w:r>
+      <w:r>
+        <w:rPr>
+          <w:b/>
+          <w:bCs/>
+          <w:color w:val="0000FF"/>
+          <w:sz w:val="22"/>
+          <w:szCs w:val="22"/>
+          <w:lang w:val="es-AR"/>
+        </w:rPr>
+        <w:t>:text=</w:t>
+      </w:r>
+      <w:r>
+        <w:rPr>
+          <w:b/>
+          <w:bCs/>
+          <w:color w:val="008000"/>
+          <w:sz w:val="22"/>
+          <w:szCs w:val="22"/>
+          <w:lang w:val="es-AR"/>
+        </w:rPr>
+        <w:t xml:space="preserve">"Click" </w:t>
+      </w:r>
+    </w:p>
+    <w:p>
+      <w:pPr>
+        <w:pStyle w:val="Default"/>
+        <w:ind w:left="708" w:firstLine="708"/>
+        <w:rPr>
+          <w:sz w:val="22"/>
+          <w:szCs w:val="22"/>
+          <w:lang w:val="es-AR"/>
+        </w:rPr>
+      </w:pPr>
+      <w:r>
+        <w:rPr>
+          <w:b/>
+          <w:bCs/>
+          <w:color w:val="650D78"/>
+          <w:sz w:val="22"/>
+          <w:szCs w:val="22"/>
+          <w:lang w:val="es-AR"/>
+        </w:rPr>
+        <w:t>android</w:t>
+      </w:r>
+      <w:r>
+        <w:rPr>
+          <w:b/>
+          <w:bCs/>
+          <w:color w:val="0000FF"/>
+          <w:sz w:val="22"/>
+          <w:szCs w:val="22"/>
+          <w:lang w:val="es-AR"/>
+        </w:rPr>
+        <w:t>:onClick=</w:t>
+      </w:r>
+      <w:r>
+        <w:rPr>
+          <w:b/>
+          <w:bCs/>
+          <w:color w:val="008000"/>
+          <w:sz w:val="22"/>
+          <w:szCs w:val="22"/>
+          <w:lang w:val="es-AR"/>
+        </w:rPr>
+        <w:t>"onBtnClick"</w:t>
+      </w:r>
+      <w:r>
+        <w:rPr>
+          <w:sz w:val="22"/>
+          <w:szCs w:val="22"/>
+          <w:lang w:val="es-AR"/>
+        </w:rPr>
+        <w:t xml:space="preserve">/&gt; </w:t>
+      </w:r>
+    </w:p>
+    <w:p>
+      <w:pPr>
+        <w:pStyle w:val="Default"/>
+        <w:rPr>
+          <w:rFonts w:ascii="Times New Roman" w:eastAsiaTheme="minorEastAsia" w:hAnsi="Times New Roman" w:cs="Times New Roman"/>
+          <w:lang w:val="es-AR"/>
+        </w:rPr>
+      </w:pPr>
+      <w:r>
+        <w:rPr>
+          <w:sz w:val="22"/>
+          <w:szCs w:val="22"/>
+          <w:lang w:val="es-AR"/>
+        </w:rPr>
+        <w:t>&lt;</w:t>
+      </w:r>
+      <w:r>
+        <w:rPr>
+          <w:sz w:val="22"/>
+          <w:szCs w:val="22"/>
+          <w:lang w:val="es-AR"/>
+        </w:rPr>
+        <w:t>/</w:t>
+      </w:r>
+      <w:r>
+        <w:rPr>
+          <w:b/>
+          <w:bCs/>
+          <w:color w:val="000080"/>
+          <w:sz w:val="22"/>
+          <w:szCs w:val="22"/>
+          <w:lang w:val="es-AR"/>
+        </w:rPr>
+        <w:t>RelativeLayout</w:t>
+      </w:r>
+      <w:r>
+        <w:rPr>
+          <w:sz w:val="22"/>
+          <w:szCs w:val="22"/>
+          <w:lang w:val="es-AR"/>
+        </w:rPr>
+        <w:t>&gt;</w:t>
+      </w:r>
+      <w:r>
+        <w:rPr>
+          <w:rFonts w:ascii="Times New Roman" w:eastAsiaTheme="minorEastAsia" w:hAnsi="Times New Roman" w:cs="Times New Roman"/>
+          <w:lang w:val="es-AR"/>
+        </w:rPr>
+        <w:br w:type="page"/>
+      </w:r>
+    </w:p>
+    <w:p>
+      <w:pPr>
+        <w:rPr>
+          <w:rFonts w:ascii="Times New Roman" w:hAnsi="Times New Roman" w:cs="Times New Roman"/>
+          <w:bCs/>
+          <w:sz w:val="28"/>
+          <w:szCs w:val="24"/>
+        </w:rPr>
+      </w:pPr>
       <w:r>
         <w:rPr>
           <w:rFonts w:ascii="Times New Roman" w:hAnsi="Times New Roman" w:cs="Times New Roman"/>
@@ -265,8 +2590,520 @@
           <w:szCs w:val="24"/>
           <w:u w:val="single"/>
         </w:rPr>
-        <w:t>4</w:t>
-      </w:r>
+        <w:lastRenderedPageBreak/>
+        <w:t>Ejercicio 8.</w:t>
+      </w:r>
+    </w:p>
+    <w:p>
+      <w:pPr>
+        <w:rPr>
+          <w:rFonts w:ascii="Times New Roman" w:hAnsi="Times New Roman" w:cs="Times New Roman"/>
+          <w:bCs/>
+          <w:sz w:val="24"/>
+        </w:rPr>
+      </w:pPr>
+    </w:p>
+    <w:p>
+      <w:pPr>
+        <w:rPr>
+          <w:rFonts w:ascii="Times New Roman" w:eastAsiaTheme="minorEastAsia" w:hAnsi="Times New Roman" w:cs="Times New Roman"/>
+          <w:i/>
+          <w:iCs/>
+          <w:sz w:val="24"/>
+        </w:rPr>
+      </w:pPr>
+      <w:r>
+        <w:rPr>
+          <w:rFonts w:ascii="Times New Roman" w:eastAsiaTheme="minorEastAsia" w:hAnsi="Times New Roman" w:cs="Times New Roman"/>
+          <w:i/>
+          <w:iCs/>
+          <w:sz w:val="24"/>
+        </w:rPr>
+        <w:t>Añadir el siguiente código en la clase MainActivity.java, probar en el emulador y analizar el resultado</w:t>
+      </w:r>
+      <w:r>
+        <w:rPr>
+          <w:rFonts w:ascii="Times New Roman" w:eastAsiaTheme="minorEastAsia" w:hAnsi="Times New Roman" w:cs="Times New Roman"/>
+          <w:i/>
+          <w:iCs/>
+          <w:sz w:val="24"/>
+        </w:rPr>
+        <w:t>:</w:t>
+      </w:r>
+    </w:p>
+    <w:p>
+      <w:pPr>
+        <w:rPr>
+          <w:rFonts w:ascii="Times New Roman" w:eastAsiaTheme="minorEastAsia" w:hAnsi="Times New Roman" w:cs="Times New Roman"/>
+          <w:sz w:val="24"/>
+        </w:rPr>
+      </w:pPr>
+    </w:p>
+    <w:p>
+      <w:pPr>
+        <w:autoSpaceDE w:val="0"/>
+        <w:autoSpaceDN w:val="0"/>
+        <w:adjustRightInd w:val="0"/>
+        <w:jc w:val="left"/>
+        <w:rPr>
+          <w:rFonts w:ascii="Courier New" w:hAnsi="Courier New" w:cs="Courier New"/>
+          <w:color w:val="000000"/>
+        </w:rPr>
+      </w:pPr>
+      <w:r>
+        <w:rPr>
+          <w:rFonts w:ascii="Courier New" w:hAnsi="Courier New" w:cs="Courier New"/>
+          <w:b/>
+          <w:bCs/>
+          <w:color w:val="000080"/>
+        </w:rPr>
+        <w:t xml:space="preserve">fun </w:t>
+      </w:r>
+      <w:r>
+        <w:rPr>
+          <w:rFonts w:ascii="Courier New" w:hAnsi="Courier New" w:cs="Courier New"/>
+          <w:color w:val="000000"/>
+        </w:rPr>
+        <w:t xml:space="preserve">onBtnClick(view: View?) { </w:t>
+      </w:r>
+    </w:p>
+    <w:p>
+      <w:pPr>
+        <w:autoSpaceDE w:val="0"/>
+        <w:autoSpaceDN w:val="0"/>
+        <w:adjustRightInd w:val="0"/>
+        <w:ind w:firstLine="708"/>
+        <w:jc w:val="left"/>
+        <w:rPr>
+          <w:rFonts w:ascii="Courier New" w:hAnsi="Courier New" w:cs="Courier New"/>
+          <w:color w:val="000000"/>
+        </w:rPr>
+      </w:pPr>
+      <w:r>
+        <w:rPr>
+          <w:rFonts w:ascii="Courier New" w:hAnsi="Courier New" w:cs="Courier New"/>
+          <w:b/>
+          <w:bCs/>
+          <w:color w:val="000080"/>
+        </w:rPr>
+        <w:t xml:space="preserve">val </w:t>
+      </w:r>
+      <w:r>
+        <w:rPr>
+          <w:rFonts w:ascii="Courier New" w:hAnsi="Courier New" w:cs="Courier New"/>
+          <w:color w:val="000000"/>
+        </w:rPr>
+        <w:t>i = Intent(</w:t>
+      </w:r>
+      <w:r>
+        <w:rPr>
+          <w:rFonts w:ascii="Courier New" w:hAnsi="Courier New" w:cs="Courier New"/>
+          <w:b/>
+          <w:bCs/>
+          <w:color w:val="000080"/>
+        </w:rPr>
+        <w:t>this</w:t>
+      </w:r>
+      <w:r>
+        <w:rPr>
+          <w:rFonts w:ascii="Courier New" w:hAnsi="Courier New" w:cs="Courier New"/>
+          <w:color w:val="000000"/>
+        </w:rPr>
+        <w:t>, NuevaActivity2::</w:t>
+      </w:r>
+      <w:r>
+        <w:rPr>
+          <w:rFonts w:ascii="Courier New" w:hAnsi="Courier New" w:cs="Courier New"/>
+          <w:b/>
+          <w:bCs/>
+          <w:color w:val="000080"/>
+        </w:rPr>
+        <w:t>class</w:t>
+      </w:r>
+      <w:r>
+        <w:rPr>
+          <w:rFonts w:ascii="Courier New" w:hAnsi="Courier New" w:cs="Courier New"/>
+          <w:color w:val="000000"/>
+        </w:rPr>
+        <w:t>.</w:t>
+      </w:r>
+      <w:r>
+        <w:rPr>
+          <w:rFonts w:ascii="Courier New" w:hAnsi="Courier New" w:cs="Courier New"/>
+          <w:i/>
+          <w:iCs/>
+          <w:color w:val="650D79"/>
+        </w:rPr>
+        <w:t>java</w:t>
+      </w:r>
+      <w:r>
+        <w:rPr>
+          <w:rFonts w:ascii="Courier New" w:hAnsi="Courier New" w:cs="Courier New"/>
+          <w:color w:val="000000"/>
+        </w:rPr>
+        <w:t xml:space="preserve">) </w:t>
+      </w:r>
+    </w:p>
+    <w:p>
+      <w:pPr>
+        <w:autoSpaceDE w:val="0"/>
+        <w:autoSpaceDN w:val="0"/>
+        <w:adjustRightInd w:val="0"/>
+        <w:ind w:firstLine="708"/>
+        <w:jc w:val="left"/>
+        <w:rPr>
+          <w:rFonts w:ascii="Courier New" w:hAnsi="Courier New" w:cs="Courier New"/>
+          <w:color w:val="000000"/>
+        </w:rPr>
+      </w:pPr>
+      <w:r>
+        <w:rPr>
+          <w:rFonts w:ascii="Courier New" w:hAnsi="Courier New" w:cs="Courier New"/>
+          <w:color w:val="000000"/>
+        </w:rPr>
+        <w:t xml:space="preserve">startActivity(i) </w:t>
+      </w:r>
+    </w:p>
+    <w:p>
+      <w:pPr>
+        <w:rPr>
+          <w:rFonts w:ascii="Courier New" w:hAnsi="Courier New" w:cs="Courier New"/>
+          <w:color w:val="000000"/>
+        </w:rPr>
+      </w:pPr>
+      <w:r>
+        <w:rPr>
+          <w:rFonts w:ascii="Courier New" w:hAnsi="Courier New" w:cs="Courier New"/>
+          <w:color w:val="000000"/>
+        </w:rPr>
+        <w:t>}</w:t>
+      </w:r>
+    </w:p>
+    <w:p>
+      <w:pPr>
+        <w:rPr>
+          <w:rFonts w:ascii="Times New Roman" w:hAnsi="Times New Roman" w:cs="Times New Roman"/>
+          <w:color w:val="000000"/>
+          <w:sz w:val="24"/>
+          <w:szCs w:val="24"/>
+        </w:rPr>
+      </w:pPr>
+    </w:p>
+    <w:p>
+      <w:pPr>
+        <w:rPr>
+          <w:rFonts w:ascii="Times New Roman" w:eastAsiaTheme="minorEastAsia" w:hAnsi="Times New Roman" w:cs="Times New Roman"/>
+          <w:i/>
+          <w:iCs/>
+          <w:sz w:val="24"/>
+        </w:rPr>
+      </w:pPr>
+      <w:r>
+        <w:rPr>
+          <w:rFonts w:ascii="Times New Roman" w:eastAsiaTheme="minorEastAsia" w:hAnsi="Times New Roman" w:cs="Times New Roman"/>
+          <w:i/>
+          <w:iCs/>
+          <w:sz w:val="24"/>
+        </w:rPr>
+        <w:t>Se deben importar estos paquetes: android.view.View, android.content.Intent</w:t>
+      </w:r>
+      <w:r>
+        <w:rPr>
+          <w:rFonts w:ascii="Times New Roman" w:eastAsiaTheme="minorEastAsia" w:hAnsi="Times New Roman" w:cs="Times New Roman"/>
+          <w:i/>
+          <w:iCs/>
+          <w:sz w:val="24"/>
+        </w:rPr>
+        <w:t>.</w:t>
+      </w:r>
+    </w:p>
+    <w:p>
+      <w:pPr>
+        <w:rPr>
+          <w:rFonts w:ascii="Times New Roman" w:eastAsiaTheme="minorEastAsia" w:hAnsi="Times New Roman" w:cs="Times New Roman"/>
+          <w:sz w:val="24"/>
+        </w:rPr>
+      </w:pPr>
+    </w:p>
+    <w:p>
+      <w:pPr>
+        <w:rPr>
+          <w:rFonts w:ascii="Times New Roman" w:eastAsiaTheme="minorEastAsia" w:hAnsi="Times New Roman" w:cs="Times New Roman"/>
+          <w:sz w:val="24"/>
+        </w:rPr>
+      </w:pPr>
+    </w:p>
+    <w:p>
+      <w:pPr>
+        <w:pStyle w:val="Prrafodelista"/>
+        <w:numPr>
+          <w:ilvl w:val="0"/>
+          <w:numId w:val="8"/>
+        </w:numPr>
+        <w:rPr>
+          <w:rFonts w:ascii="Times New Roman" w:eastAsiaTheme="minorEastAsia" w:hAnsi="Times New Roman" w:cs="Times New Roman"/>
+          <w:sz w:val="24"/>
+        </w:rPr>
+      </w:pPr>
+      <w:r>
+        <w:rPr>
+          <w:rFonts w:ascii="Times New Roman" w:eastAsiaTheme="minorEastAsia" w:hAnsi="Times New Roman" w:cs="Times New Roman"/>
+          <w:sz w:val="24"/>
+        </w:rPr>
+        <w:t>Se inicia</w:t>
+      </w:r>
+      <w:r>
+        <w:rPr>
+          <w:rFonts w:ascii="Times New Roman" w:eastAsiaTheme="minorEastAsia" w:hAnsi="Times New Roman" w:cs="Times New Roman"/>
+          <w:sz w:val="24"/>
+        </w:rPr>
+        <w:t xml:space="preserve"> la </w:t>
+      </w:r>
+      <w:r>
+        <w:rPr>
+          <w:rFonts w:ascii="Times New Roman" w:eastAsiaTheme="minorEastAsia" w:hAnsi="Times New Roman" w:cs="Times New Roman"/>
+          <w:i/>
+          <w:iCs/>
+          <w:sz w:val="24"/>
+        </w:rPr>
+        <w:t>app</w:t>
+      </w:r>
+      <w:r>
+        <w:rPr>
+          <w:rFonts w:ascii="Times New Roman" w:eastAsiaTheme="minorEastAsia" w:hAnsi="Times New Roman" w:cs="Times New Roman"/>
+          <w:sz w:val="24"/>
+        </w:rPr>
+        <w:t xml:space="preserve"> en el emulador.</w:t>
+      </w:r>
+    </w:p>
+    <w:p>
+      <w:pPr>
+        <w:pStyle w:val="Prrafodelista"/>
+        <w:numPr>
+          <w:ilvl w:val="0"/>
+          <w:numId w:val="8"/>
+        </w:numPr>
+        <w:rPr>
+          <w:rFonts w:ascii="Times New Roman" w:eastAsiaTheme="minorEastAsia" w:hAnsi="Times New Roman" w:cs="Times New Roman"/>
+          <w:sz w:val="24"/>
+        </w:rPr>
+      </w:pPr>
+      <w:r>
+        <w:rPr>
+          <w:rFonts w:ascii="Times New Roman" w:eastAsiaTheme="minorEastAsia" w:hAnsi="Times New Roman" w:cs="Times New Roman"/>
+          <w:sz w:val="24"/>
+        </w:rPr>
+        <w:t xml:space="preserve">Se muestra </w:t>
+      </w:r>
+      <w:r>
+        <w:rPr>
+          <w:rFonts w:ascii="Times New Roman" w:eastAsiaTheme="minorEastAsia" w:hAnsi="Times New Roman" w:cs="Times New Roman"/>
+          <w:sz w:val="24"/>
+        </w:rPr>
+        <w:t>su</w:t>
+      </w:r>
+      <w:r>
+        <w:rPr>
+          <w:rFonts w:ascii="Times New Roman" w:eastAsiaTheme="minorEastAsia" w:hAnsi="Times New Roman" w:cs="Times New Roman"/>
+          <w:sz w:val="24"/>
+        </w:rPr>
+        <w:t xml:space="preserve"> </w:t>
+      </w:r>
+      <w:r>
+        <w:rPr>
+          <w:rFonts w:ascii="Times New Roman" w:eastAsiaTheme="minorEastAsia" w:hAnsi="Times New Roman" w:cs="Times New Roman"/>
+          <w:i/>
+          <w:iCs/>
+          <w:sz w:val="24"/>
+        </w:rPr>
+        <w:t>MainActivity</w:t>
+      </w:r>
+      <w:r>
+        <w:rPr>
+          <w:rFonts w:ascii="Times New Roman" w:eastAsiaTheme="minorEastAsia" w:hAnsi="Times New Roman" w:cs="Times New Roman"/>
+          <w:sz w:val="24"/>
+        </w:rPr>
+        <w:t xml:space="preserve"> con un botón que dice </w:t>
+      </w:r>
+      <w:r>
+        <w:rPr>
+          <w:rFonts w:ascii="Times New Roman" w:eastAsiaTheme="minorEastAsia" w:hAnsi="Times New Roman" w:cs="Times New Roman"/>
+          <w:i/>
+          <w:iCs/>
+          <w:sz w:val="24"/>
+        </w:rPr>
+        <w:t>“</w:t>
+      </w:r>
+      <w:r>
+        <w:rPr>
+          <w:rFonts w:ascii="Times New Roman" w:eastAsiaTheme="minorEastAsia" w:hAnsi="Times New Roman" w:cs="Times New Roman"/>
+          <w:i/>
+          <w:iCs/>
+          <w:sz w:val="24"/>
+        </w:rPr>
+        <w:t>Click</w:t>
+      </w:r>
+      <w:r>
+        <w:rPr>
+          <w:rFonts w:ascii="Times New Roman" w:eastAsiaTheme="minorEastAsia" w:hAnsi="Times New Roman" w:cs="Times New Roman"/>
+          <w:i/>
+          <w:iCs/>
+          <w:sz w:val="24"/>
+        </w:rPr>
+        <w:t>”</w:t>
+      </w:r>
+      <w:r>
+        <w:rPr>
+          <w:rFonts w:ascii="Times New Roman" w:eastAsiaTheme="minorEastAsia" w:hAnsi="Times New Roman" w:cs="Times New Roman"/>
+          <w:sz w:val="24"/>
+        </w:rPr>
+        <w:t>.</w:t>
+      </w:r>
+    </w:p>
+    <w:p>
+      <w:pPr>
+        <w:pStyle w:val="Prrafodelista"/>
+        <w:numPr>
+          <w:ilvl w:val="0"/>
+          <w:numId w:val="8"/>
+        </w:numPr>
+        <w:rPr>
+          <w:rFonts w:ascii="Times New Roman" w:eastAsiaTheme="minorEastAsia" w:hAnsi="Times New Roman" w:cs="Times New Roman"/>
+          <w:sz w:val="24"/>
+        </w:rPr>
+      </w:pPr>
+      <w:r>
+        <w:rPr>
+          <w:rFonts w:ascii="Times New Roman" w:eastAsiaTheme="minorEastAsia" w:hAnsi="Times New Roman" w:cs="Times New Roman"/>
+          <w:sz w:val="24"/>
+        </w:rPr>
+        <w:t>Se toca</w:t>
+      </w:r>
+      <w:r>
+        <w:rPr>
+          <w:rFonts w:ascii="Times New Roman" w:eastAsiaTheme="minorEastAsia" w:hAnsi="Times New Roman" w:cs="Times New Roman"/>
+          <w:sz w:val="24"/>
+        </w:rPr>
+        <w:t xml:space="preserve"> el botón.</w:t>
+      </w:r>
+    </w:p>
+    <w:p>
+      <w:pPr>
+        <w:pStyle w:val="Prrafodelista"/>
+        <w:numPr>
+          <w:ilvl w:val="0"/>
+          <w:numId w:val="8"/>
+        </w:numPr>
+        <w:rPr>
+          <w:rFonts w:ascii="Times New Roman" w:eastAsiaTheme="minorEastAsia" w:hAnsi="Times New Roman" w:cs="Times New Roman"/>
+          <w:sz w:val="24"/>
+        </w:rPr>
+      </w:pPr>
+      <w:r>
+        <w:rPr>
+          <w:rFonts w:ascii="Times New Roman" w:eastAsiaTheme="minorEastAsia" w:hAnsi="Times New Roman" w:cs="Times New Roman"/>
+          <w:sz w:val="24"/>
+        </w:rPr>
+        <w:t xml:space="preserve">Se abre </w:t>
+      </w:r>
+      <w:r>
+        <w:rPr>
+          <w:rFonts w:ascii="Times New Roman" w:eastAsiaTheme="minorEastAsia" w:hAnsi="Times New Roman" w:cs="Times New Roman"/>
+          <w:i/>
+          <w:iCs/>
+          <w:sz w:val="24"/>
+        </w:rPr>
+        <w:t>NuevaActivity2</w:t>
+      </w:r>
+      <w:r>
+        <w:rPr>
+          <w:rFonts w:ascii="Times New Roman" w:eastAsiaTheme="minorEastAsia" w:hAnsi="Times New Roman" w:cs="Times New Roman"/>
+          <w:sz w:val="24"/>
+        </w:rPr>
+        <w:t>.</w:t>
+      </w:r>
+    </w:p>
+    <w:p>
+      <w:pPr>
+        <w:rPr>
+          <w:rFonts w:ascii="Times New Roman" w:eastAsiaTheme="minorEastAsia" w:hAnsi="Times New Roman" w:cs="Times New Roman"/>
+          <w:sz w:val="24"/>
+        </w:rPr>
+      </w:pPr>
+    </w:p>
+    <w:p>
+      <w:pPr>
+        <w:rPr>
+          <w:rFonts w:ascii="Times New Roman" w:eastAsiaTheme="minorEastAsia" w:hAnsi="Times New Roman" w:cs="Times New Roman"/>
+          <w:sz w:val="24"/>
+        </w:rPr>
+      </w:pPr>
+      <w:r>
+        <w:rPr>
+          <w:rFonts w:ascii="Times New Roman" w:eastAsiaTheme="minorEastAsia" w:hAnsi="Times New Roman" w:cs="Times New Roman"/>
+          <w:sz w:val="24"/>
+        </w:rPr>
+        <w:t>Eso significa que está funcionando perfecto</w:t>
+      </w:r>
+      <w:r>
+        <w:rPr>
+          <w:rFonts w:ascii="Times New Roman" w:eastAsiaTheme="minorEastAsia" w:hAnsi="Times New Roman" w:cs="Times New Roman"/>
+          <w:sz w:val="24"/>
+        </w:rPr>
+        <w:t>.</w:t>
+      </w:r>
+      <w:r>
+        <w:rPr>
+          <w:rFonts w:ascii="Times New Roman" w:eastAsiaTheme="minorEastAsia" w:hAnsi="Times New Roman" w:cs="Times New Roman"/>
+          <w:sz w:val="24"/>
+        </w:rPr>
+        <w:t xml:space="preserve"> El botón</w:t>
+      </w:r>
+      <w:r>
+        <w:rPr>
+          <w:rFonts w:ascii="Times New Roman" w:eastAsiaTheme="minorEastAsia" w:hAnsi="Times New Roman" w:cs="Times New Roman"/>
+          <w:sz w:val="24"/>
+        </w:rPr>
+        <w:t>,</w:t>
+      </w:r>
+      <w:r>
+        <w:rPr>
+          <w:rFonts w:ascii="Times New Roman" w:eastAsiaTheme="minorEastAsia" w:hAnsi="Times New Roman" w:cs="Times New Roman"/>
+          <w:sz w:val="24"/>
+        </w:rPr>
+        <w:t xml:space="preserve"> ahora</w:t>
+      </w:r>
+      <w:r>
+        <w:rPr>
+          <w:rFonts w:ascii="Times New Roman" w:eastAsiaTheme="minorEastAsia" w:hAnsi="Times New Roman" w:cs="Times New Roman"/>
+          <w:sz w:val="24"/>
+        </w:rPr>
+        <w:t>,</w:t>
+      </w:r>
+      <w:r>
+        <w:rPr>
+          <w:rFonts w:ascii="Times New Roman" w:eastAsiaTheme="minorEastAsia" w:hAnsi="Times New Roman" w:cs="Times New Roman"/>
+          <w:sz w:val="24"/>
+        </w:rPr>
+        <w:t xml:space="preserve"> inicia una nueva pantalla.</w:t>
+      </w:r>
+      <w:r>
+        <w:rPr>
+          <w:rFonts w:ascii="Times New Roman" w:eastAsiaTheme="minorEastAsia" w:hAnsi="Times New Roman" w:cs="Times New Roman"/>
+          <w:sz w:val="24"/>
+        </w:rPr>
+        <w:br w:type="page"/>
+      </w:r>
+    </w:p>
+    <w:p>
+      <w:pPr>
+        <w:rPr>
+          <w:rFonts w:ascii="Times New Roman" w:hAnsi="Times New Roman" w:cs="Times New Roman"/>
+          <w:bCs/>
+          <w:sz w:val="28"/>
+          <w:szCs w:val="24"/>
+        </w:rPr>
+      </w:pPr>
       <w:r>
         <w:rPr>
           <w:rFonts w:ascii="Times New Roman" w:hAnsi="Times New Roman" w:cs="Times New Roman"/>
@@ -275,31 +3112,182 @@
           <w:szCs w:val="24"/>
           <w:u w:val="single"/>
         </w:rPr>
+        <w:lastRenderedPageBreak/>
+        <w:t>Ejercicio 9.</w:t>
+      </w:r>
+    </w:p>
+    <w:p>
+      <w:pPr>
+        <w:rPr>
+          <w:rFonts w:ascii="Times New Roman" w:hAnsi="Times New Roman" w:cs="Times New Roman"/>
+          <w:bCs/>
+          <w:sz w:val="24"/>
+        </w:rPr>
+      </w:pPr>
+    </w:p>
+    <w:p>
+      <w:pPr>
+        <w:rPr>
+          <w:rFonts w:ascii="Times New Roman" w:eastAsiaTheme="minorEastAsia" w:hAnsi="Times New Roman" w:cs="Times New Roman"/>
+          <w:i/>
+          <w:iCs/>
+          <w:sz w:val="24"/>
+        </w:rPr>
+      </w:pPr>
+      <w:r>
+        <w:rPr>
+          <w:rFonts w:ascii="Times New Roman" w:eastAsiaTheme="minorEastAsia" w:hAnsi="Times New Roman" w:cs="Times New Roman"/>
+          <w:i/>
+          <w:iCs/>
+          <w:sz w:val="24"/>
+        </w:rPr>
+        <w:t>¿Qué significa this en el código del ejercicio anterior?</w:t>
+      </w:r>
+    </w:p>
+    <w:p>
+      <w:pPr>
+        <w:rPr>
+          <w:rFonts w:ascii="Times New Roman" w:eastAsiaTheme="minorEastAsia" w:hAnsi="Times New Roman" w:cs="Times New Roman"/>
+          <w:sz w:val="24"/>
+        </w:rPr>
+      </w:pPr>
+    </w:p>
+    <w:p>
+      <w:pPr>
+        <w:rPr>
+          <w:rFonts w:ascii="Times New Roman" w:eastAsiaTheme="minorEastAsia" w:hAnsi="Times New Roman" w:cs="Times New Roman"/>
+          <w:sz w:val="24"/>
+        </w:rPr>
+      </w:pPr>
+    </w:p>
+    <w:p>
+      <w:pPr>
+        <w:rPr>
+          <w:rFonts w:ascii="Times New Roman" w:eastAsiaTheme="minorEastAsia" w:hAnsi="Times New Roman" w:cs="Times New Roman"/>
+          <w:sz w:val="24"/>
+        </w:rPr>
+      </w:pPr>
+      <w:r>
+        <w:rPr>
+          <w:rFonts w:ascii="Times New Roman" w:eastAsiaTheme="minorEastAsia" w:hAnsi="Times New Roman" w:cs="Times New Roman"/>
+          <w:sz w:val="24"/>
+        </w:rPr>
+        <w:t xml:space="preserve">En </w:t>
+      </w:r>
+      <w:r>
+        <w:rPr>
+          <w:rFonts w:ascii="Times New Roman" w:eastAsiaTheme="minorEastAsia" w:hAnsi="Times New Roman" w:cs="Times New Roman"/>
+          <w:i/>
+          <w:iCs/>
+          <w:sz w:val="24"/>
+        </w:rPr>
+        <w:t>Kotlin</w:t>
+      </w:r>
+      <w:r>
+        <w:rPr>
+          <w:rFonts w:ascii="Times New Roman" w:eastAsiaTheme="minorEastAsia" w:hAnsi="Times New Roman" w:cs="Times New Roman"/>
+          <w:sz w:val="24"/>
+        </w:rPr>
+        <w:t xml:space="preserve"> (y también en </w:t>
+      </w:r>
+      <w:r>
+        <w:rPr>
+          <w:rFonts w:ascii="Times New Roman" w:eastAsiaTheme="minorEastAsia" w:hAnsi="Times New Roman" w:cs="Times New Roman"/>
+          <w:i/>
+          <w:iCs/>
+          <w:sz w:val="24"/>
+        </w:rPr>
+        <w:t>Java</w:t>
+      </w:r>
+      <w:r>
+        <w:rPr>
+          <w:rFonts w:ascii="Times New Roman" w:eastAsiaTheme="minorEastAsia" w:hAnsi="Times New Roman" w:cs="Times New Roman"/>
+          <w:sz w:val="24"/>
+        </w:rPr>
+        <w:t xml:space="preserve">), la palabra clave </w:t>
+      </w:r>
+      <w:r>
+        <w:rPr>
+          <w:rFonts w:ascii="Times New Roman" w:eastAsiaTheme="minorEastAsia" w:hAnsi="Times New Roman" w:cs="Times New Roman"/>
+          <w:i/>
+          <w:iCs/>
+          <w:sz w:val="24"/>
+        </w:rPr>
+        <w:t>this</w:t>
+      </w:r>
+      <w:r>
+        <w:rPr>
+          <w:rFonts w:ascii="Times New Roman" w:eastAsiaTheme="minorEastAsia" w:hAnsi="Times New Roman" w:cs="Times New Roman"/>
+          <w:sz w:val="24"/>
+        </w:rPr>
+        <w:t xml:space="preserve"> se refiere a la instancia actual de la clase. En este caso, como estás dentro de la clase </w:t>
+      </w:r>
+      <w:r>
+        <w:rPr>
+          <w:rFonts w:ascii="Times New Roman" w:eastAsiaTheme="minorEastAsia" w:hAnsi="Times New Roman" w:cs="Times New Roman"/>
+          <w:i/>
+          <w:iCs/>
+          <w:sz w:val="24"/>
+        </w:rPr>
+        <w:t>MainActivity</w:t>
+      </w:r>
+      <w:r>
+        <w:rPr>
+          <w:rFonts w:ascii="Times New Roman" w:eastAsiaTheme="minorEastAsia" w:hAnsi="Times New Roman" w:cs="Times New Roman"/>
+          <w:sz w:val="24"/>
+        </w:rPr>
+        <w:t xml:space="preserve">, </w:t>
+      </w:r>
+      <w:r>
+        <w:rPr>
+          <w:rFonts w:ascii="Times New Roman" w:eastAsiaTheme="minorEastAsia" w:hAnsi="Times New Roman" w:cs="Times New Roman"/>
+          <w:i/>
+          <w:iCs/>
+          <w:sz w:val="24"/>
+        </w:rPr>
+        <w:t>this</w:t>
+      </w:r>
+      <w:r>
+        <w:rPr>
+          <w:rFonts w:ascii="Times New Roman" w:eastAsiaTheme="minorEastAsia" w:hAnsi="Times New Roman" w:cs="Times New Roman"/>
+          <w:sz w:val="24"/>
+        </w:rPr>
+        <w:t xml:space="preserve"> representa la actividad actual,</w:t>
+      </w:r>
+      <w:r>
+        <w:rPr>
+          <w:rFonts w:ascii="Times New Roman" w:eastAsiaTheme="minorEastAsia" w:hAnsi="Times New Roman" w:cs="Times New Roman"/>
+          <w:sz w:val="24"/>
+        </w:rPr>
+        <w:t xml:space="preserve"> es decir</w:t>
+      </w:r>
+      <w:r>
+        <w:rPr>
+          <w:rFonts w:ascii="Times New Roman" w:eastAsiaTheme="minorEastAsia" w:hAnsi="Times New Roman" w:cs="Times New Roman"/>
+          <w:sz w:val="24"/>
+        </w:rPr>
+        <w:t xml:space="preserve">, el objeto de tipo </w:t>
+      </w:r>
+      <w:r>
+        <w:rPr>
+          <w:rFonts w:ascii="Times New Roman" w:eastAsiaTheme="minorEastAsia" w:hAnsi="Times New Roman" w:cs="Times New Roman"/>
+          <w:i/>
+          <w:iCs/>
+          <w:sz w:val="24"/>
+        </w:rPr>
+        <w:t>MainActivity</w:t>
+      </w:r>
+      <w:r>
+        <w:rPr>
+          <w:rFonts w:ascii="Times New Roman" w:eastAsiaTheme="minorEastAsia" w:hAnsi="Times New Roman" w:cs="Times New Roman"/>
+          <w:sz w:val="24"/>
+        </w:rPr>
         <w:t>.</w:t>
       </w:r>
-    </w:p>
-    <w:p>
-      <w:pPr>
-        <w:rPr>
-          <w:rFonts w:ascii="Times New Roman" w:hAnsi="Times New Roman" w:cs="Times New Roman"/>
-          <w:bCs/>
-          <w:sz w:val="24"/>
-        </w:rPr>
-      </w:pPr>
-    </w:p>
-    <w:p>
-      <w:pPr>
-        <w:rPr>
-          <w:rFonts w:ascii="Times New Roman" w:eastAsiaTheme="minorEastAsia" w:hAnsi="Times New Roman" w:cs="Times New Roman"/>
-          <w:sz w:val="24"/>
-          <w:lang w:val="es-MX"/>
-        </w:rPr>
-      </w:pPr>
-      <w:r>
-        <w:rPr>
-          <w:rFonts w:ascii="Times New Roman" w:eastAsiaTheme="minorEastAsia" w:hAnsi="Times New Roman" w:cs="Times New Roman"/>
-          <w:sz w:val="24"/>
-          <w:lang w:val="es-MX"/>
+      <w:r>
+        <w:rPr>
+          <w:rFonts w:ascii="Times New Roman" w:eastAsiaTheme="minorEastAsia" w:hAnsi="Times New Roman" w:cs="Times New Roman"/>
+          <w:sz w:val="24"/>
         </w:rPr>
         <w:br w:type="page"/>
       </w:r>
@@ -322,8 +3310,696 @@
           <w:u w:val="single"/>
         </w:rPr>
         <w:lastRenderedPageBreak/>
-        <w:t xml:space="preserve">Ejercicio </w:t>
-      </w:r>
+        <w:t>Ejercicio 10.</w:t>
+      </w:r>
+    </w:p>
+    <w:p>
+      <w:pPr>
+        <w:rPr>
+          <w:rFonts w:ascii="Times New Roman" w:hAnsi="Times New Roman" w:cs="Times New Roman"/>
+          <w:bCs/>
+          <w:sz w:val="24"/>
+        </w:rPr>
+      </w:pPr>
+    </w:p>
+    <w:p>
+      <w:pPr>
+        <w:rPr>
+          <w:rFonts w:ascii="Times New Roman" w:eastAsiaTheme="minorEastAsia" w:hAnsi="Times New Roman" w:cs="Times New Roman"/>
+          <w:i/>
+          <w:iCs/>
+          <w:sz w:val="24"/>
+        </w:rPr>
+      </w:pPr>
+      <w:r>
+        <w:rPr>
+          <w:rFonts w:ascii="Times New Roman" w:eastAsiaTheme="minorEastAsia" w:hAnsi="Times New Roman" w:cs="Times New Roman"/>
+          <w:i/>
+          <w:iCs/>
+          <w:sz w:val="24"/>
+        </w:rPr>
+        <w:t xml:space="preserve">¿Lo que </w:t>
+      </w:r>
+      <w:r>
+        <w:rPr>
+          <w:rFonts w:ascii="Times New Roman" w:eastAsiaTheme="minorEastAsia" w:hAnsi="Times New Roman" w:cs="Times New Roman"/>
+          <w:i/>
+          <w:iCs/>
+          <w:sz w:val="24"/>
+        </w:rPr>
+        <w:t xml:space="preserve">se </w:t>
+      </w:r>
+      <w:r>
+        <w:rPr>
+          <w:rFonts w:ascii="Times New Roman" w:eastAsiaTheme="minorEastAsia" w:hAnsi="Times New Roman" w:cs="Times New Roman"/>
+          <w:i/>
+          <w:iCs/>
+          <w:sz w:val="24"/>
+        </w:rPr>
+        <w:t>utiliz</w:t>
+      </w:r>
+      <w:r>
+        <w:rPr>
+          <w:rFonts w:ascii="Times New Roman" w:eastAsiaTheme="minorEastAsia" w:hAnsi="Times New Roman" w:cs="Times New Roman"/>
+          <w:i/>
+          <w:iCs/>
+          <w:sz w:val="24"/>
+        </w:rPr>
+        <w:t>ó</w:t>
+      </w:r>
+      <w:r>
+        <w:rPr>
+          <w:rFonts w:ascii="Times New Roman" w:eastAsiaTheme="minorEastAsia" w:hAnsi="Times New Roman" w:cs="Times New Roman"/>
+          <w:i/>
+          <w:iCs/>
+          <w:sz w:val="24"/>
+        </w:rPr>
+        <w:t xml:space="preserve"> fue un intent implícito o explícito? ¿Cu</w:t>
+      </w:r>
+      <w:r>
+        <w:rPr>
+          <w:rFonts w:ascii="Times New Roman" w:eastAsiaTheme="minorEastAsia" w:hAnsi="Times New Roman" w:cs="Times New Roman"/>
+          <w:i/>
+          <w:iCs/>
+          <w:sz w:val="24"/>
+        </w:rPr>
+        <w:t>á</w:t>
+      </w:r>
+      <w:r>
+        <w:rPr>
+          <w:rFonts w:ascii="Times New Roman" w:eastAsiaTheme="minorEastAsia" w:hAnsi="Times New Roman" w:cs="Times New Roman"/>
+          <w:i/>
+          <w:iCs/>
+          <w:sz w:val="24"/>
+        </w:rPr>
+        <w:t>l es la diferencia entre ambos?</w:t>
+      </w:r>
+    </w:p>
+    <w:p>
+      <w:pPr>
+        <w:rPr>
+          <w:rFonts w:ascii="Times New Roman" w:eastAsiaTheme="minorEastAsia" w:hAnsi="Times New Roman" w:cs="Times New Roman"/>
+          <w:sz w:val="24"/>
+        </w:rPr>
+      </w:pPr>
+    </w:p>
+    <w:p>
+      <w:pPr>
+        <w:rPr>
+          <w:rFonts w:ascii="Times New Roman" w:eastAsiaTheme="minorEastAsia" w:hAnsi="Times New Roman" w:cs="Times New Roman"/>
+          <w:sz w:val="24"/>
+        </w:rPr>
+      </w:pPr>
+    </w:p>
+    <w:p>
+      <w:pPr>
+        <w:rPr>
+          <w:rFonts w:ascii="Times New Roman" w:eastAsiaTheme="minorEastAsia" w:hAnsi="Times New Roman" w:cs="Times New Roman"/>
+          <w:sz w:val="24"/>
+        </w:rPr>
+      </w:pPr>
+      <w:r>
+        <w:rPr>
+          <w:rFonts w:ascii="Times New Roman" w:eastAsiaTheme="minorEastAsia" w:hAnsi="Times New Roman" w:cs="Times New Roman"/>
+          <w:sz w:val="24"/>
+        </w:rPr>
+        <w:t xml:space="preserve">La clase </w:t>
+      </w:r>
+      <w:r>
+        <w:rPr>
+          <w:rFonts w:ascii="Times New Roman" w:eastAsiaTheme="minorEastAsia" w:hAnsi="Times New Roman" w:cs="Times New Roman"/>
+          <w:i/>
+          <w:iCs/>
+          <w:sz w:val="24"/>
+        </w:rPr>
+        <w:t>Intent</w:t>
+      </w:r>
+      <w:r>
+        <w:rPr>
+          <w:rFonts w:ascii="Times New Roman" w:eastAsiaTheme="minorEastAsia" w:hAnsi="Times New Roman" w:cs="Times New Roman"/>
+          <w:sz w:val="24"/>
+        </w:rPr>
+        <w:t xml:space="preserve"> necesita dos cosas para funcionar:</w:t>
+      </w:r>
+    </w:p>
+    <w:p>
+      <w:pPr>
+        <w:rPr>
+          <w:rFonts w:ascii="Times New Roman" w:eastAsiaTheme="minorEastAsia" w:hAnsi="Times New Roman" w:cs="Times New Roman"/>
+          <w:sz w:val="24"/>
+        </w:rPr>
+      </w:pPr>
+    </w:p>
+    <w:p>
+      <w:pPr>
+        <w:rPr>
+          <w:rFonts w:ascii="Times New Roman" w:eastAsiaTheme="minorEastAsia" w:hAnsi="Times New Roman" w:cs="Times New Roman"/>
+          <w:i/>
+          <w:iCs/>
+          <w:sz w:val="24"/>
+        </w:rPr>
+      </w:pPr>
+      <w:r>
+        <w:rPr>
+          <w:rFonts w:ascii="Times New Roman" w:eastAsiaTheme="minorEastAsia" w:hAnsi="Times New Roman" w:cs="Times New Roman"/>
+          <w:i/>
+          <w:iCs/>
+          <w:sz w:val="24"/>
+        </w:rPr>
+        <w:t>Intent(context: Context, destination: Class&lt;*&gt;)</w:t>
+      </w:r>
+      <w:r>
+        <w:rPr>
+          <w:rFonts w:ascii="Times New Roman" w:eastAsiaTheme="minorEastAsia" w:hAnsi="Times New Roman" w:cs="Times New Roman"/>
+          <w:i/>
+          <w:iCs/>
+          <w:sz w:val="24"/>
+        </w:rPr>
+        <w:t>.</w:t>
+      </w:r>
+    </w:p>
+    <w:p>
+      <w:pPr>
+        <w:rPr>
+          <w:rFonts w:ascii="Times New Roman" w:eastAsiaTheme="minorEastAsia" w:hAnsi="Times New Roman" w:cs="Times New Roman"/>
+          <w:sz w:val="24"/>
+        </w:rPr>
+      </w:pPr>
+    </w:p>
+    <w:p>
+      <w:pPr>
+        <w:pStyle w:val="Prrafodelista"/>
+        <w:numPr>
+          <w:ilvl w:val="0"/>
+          <w:numId w:val="9"/>
+        </w:numPr>
+        <w:rPr>
+          <w:rFonts w:ascii="Times New Roman" w:eastAsiaTheme="minorEastAsia" w:hAnsi="Times New Roman" w:cs="Times New Roman"/>
+          <w:sz w:val="24"/>
+        </w:rPr>
+      </w:pPr>
+      <w:r>
+        <w:rPr>
+          <w:rFonts w:ascii="Times New Roman" w:eastAsiaTheme="minorEastAsia" w:hAnsi="Times New Roman" w:cs="Times New Roman"/>
+          <w:sz w:val="24"/>
+        </w:rPr>
+        <w:t>El primer parámetro es el contexto (</w:t>
+      </w:r>
+      <w:r>
+        <w:rPr>
+          <w:rFonts w:ascii="Times New Roman" w:eastAsiaTheme="minorEastAsia" w:hAnsi="Times New Roman" w:cs="Times New Roman"/>
+          <w:i/>
+          <w:iCs/>
+          <w:sz w:val="24"/>
+        </w:rPr>
+        <w:t>Context</w:t>
+      </w:r>
+      <w:r>
+        <w:rPr>
+          <w:rFonts w:ascii="Times New Roman" w:eastAsiaTheme="minorEastAsia" w:hAnsi="Times New Roman" w:cs="Times New Roman"/>
+          <w:sz w:val="24"/>
+        </w:rPr>
+        <w:t>), que le dice desde qué componente del sistema se quiere hacer algo.</w:t>
+      </w:r>
+      <w:r>
+        <w:rPr>
+          <w:rFonts w:ascii="Times New Roman" w:eastAsiaTheme="minorEastAsia" w:hAnsi="Times New Roman" w:cs="Times New Roman"/>
+          <w:sz w:val="24"/>
+        </w:rPr>
+        <w:t xml:space="preserve"> </w:t>
+      </w:r>
+      <w:r>
+        <w:rPr>
+          <w:rFonts w:ascii="Times New Roman" w:eastAsiaTheme="minorEastAsia" w:hAnsi="Times New Roman" w:cs="Times New Roman"/>
+          <w:sz w:val="24"/>
+        </w:rPr>
+        <w:t xml:space="preserve">En este caso, </w:t>
+      </w:r>
+      <w:r>
+        <w:rPr>
+          <w:rFonts w:ascii="Times New Roman" w:eastAsiaTheme="minorEastAsia" w:hAnsi="Times New Roman" w:cs="Times New Roman"/>
+          <w:i/>
+          <w:iCs/>
+          <w:sz w:val="24"/>
+        </w:rPr>
+        <w:t>this</w:t>
+      </w:r>
+      <w:r>
+        <w:rPr>
+          <w:rFonts w:ascii="Times New Roman" w:eastAsiaTheme="minorEastAsia" w:hAnsi="Times New Roman" w:cs="Times New Roman"/>
+          <w:sz w:val="24"/>
+        </w:rPr>
+        <w:t xml:space="preserve"> es el contexto,</w:t>
+      </w:r>
+      <w:r>
+        <w:rPr>
+          <w:rFonts w:ascii="Times New Roman" w:eastAsiaTheme="minorEastAsia" w:hAnsi="Times New Roman" w:cs="Times New Roman"/>
+          <w:sz w:val="24"/>
+        </w:rPr>
+        <w:t xml:space="preserve"> ya que</w:t>
+      </w:r>
+      <w:r>
+        <w:rPr>
+          <w:rFonts w:ascii="Times New Roman" w:eastAsiaTheme="minorEastAsia" w:hAnsi="Times New Roman" w:cs="Times New Roman"/>
+          <w:sz w:val="24"/>
+        </w:rPr>
+        <w:t xml:space="preserve"> </w:t>
+      </w:r>
+      <w:r>
+        <w:rPr>
+          <w:rFonts w:ascii="Times New Roman" w:eastAsiaTheme="minorEastAsia" w:hAnsi="Times New Roman" w:cs="Times New Roman"/>
+          <w:i/>
+          <w:iCs/>
+          <w:sz w:val="24"/>
+        </w:rPr>
+        <w:t>MainActivity</w:t>
+      </w:r>
+      <w:r>
+        <w:rPr>
+          <w:rFonts w:ascii="Times New Roman" w:eastAsiaTheme="minorEastAsia" w:hAnsi="Times New Roman" w:cs="Times New Roman"/>
+          <w:sz w:val="24"/>
+        </w:rPr>
+        <w:t xml:space="preserve"> hereda de </w:t>
+      </w:r>
+      <w:r>
+        <w:rPr>
+          <w:rFonts w:ascii="Times New Roman" w:eastAsiaTheme="minorEastAsia" w:hAnsi="Times New Roman" w:cs="Times New Roman"/>
+          <w:i/>
+          <w:iCs/>
+          <w:sz w:val="24"/>
+        </w:rPr>
+        <w:t>Context</w:t>
+      </w:r>
+      <w:r>
+        <w:rPr>
+          <w:rFonts w:ascii="Times New Roman" w:eastAsiaTheme="minorEastAsia" w:hAnsi="Times New Roman" w:cs="Times New Roman"/>
+          <w:sz w:val="24"/>
+        </w:rPr>
+        <w:t>.</w:t>
+      </w:r>
+    </w:p>
+    <w:p>
+      <w:pPr>
+        <w:pStyle w:val="Prrafodelista"/>
+        <w:numPr>
+          <w:ilvl w:val="0"/>
+          <w:numId w:val="9"/>
+        </w:numPr>
+        <w:rPr>
+          <w:rFonts w:ascii="Times New Roman" w:eastAsiaTheme="minorEastAsia" w:hAnsi="Times New Roman" w:cs="Times New Roman"/>
+          <w:sz w:val="24"/>
+        </w:rPr>
+      </w:pPr>
+      <w:r>
+        <w:rPr>
+          <w:rFonts w:ascii="Times New Roman" w:eastAsiaTheme="minorEastAsia" w:hAnsi="Times New Roman" w:cs="Times New Roman"/>
+          <w:sz w:val="24"/>
+        </w:rPr>
+        <w:t>El segundo parámetro es la clase a la que</w:t>
+      </w:r>
+      <w:r>
+        <w:rPr>
+          <w:rFonts w:ascii="Times New Roman" w:eastAsiaTheme="minorEastAsia" w:hAnsi="Times New Roman" w:cs="Times New Roman"/>
+          <w:sz w:val="24"/>
+        </w:rPr>
+        <w:t xml:space="preserve"> se quiere</w:t>
+      </w:r>
+      <w:r>
+        <w:rPr>
+          <w:rFonts w:ascii="Times New Roman" w:eastAsiaTheme="minorEastAsia" w:hAnsi="Times New Roman" w:cs="Times New Roman"/>
+          <w:sz w:val="24"/>
+        </w:rPr>
+        <w:t xml:space="preserve"> ir (</w:t>
+      </w:r>
+      <w:r>
+        <w:rPr>
+          <w:rFonts w:ascii="Times New Roman" w:eastAsiaTheme="minorEastAsia" w:hAnsi="Times New Roman" w:cs="Times New Roman"/>
+          <w:i/>
+          <w:iCs/>
+          <w:sz w:val="24"/>
+        </w:rPr>
+        <w:t>NuevaActivity2::class.java</w:t>
+      </w:r>
+      <w:r>
+        <w:rPr>
+          <w:rFonts w:ascii="Times New Roman" w:eastAsiaTheme="minorEastAsia" w:hAnsi="Times New Roman" w:cs="Times New Roman"/>
+          <w:sz w:val="24"/>
+        </w:rPr>
+        <w:t>).</w:t>
+      </w:r>
+    </w:p>
+    <w:p>
+      <w:pPr>
+        <w:rPr>
+          <w:rFonts w:ascii="Times New Roman" w:eastAsiaTheme="minorEastAsia" w:hAnsi="Times New Roman" w:cs="Times New Roman"/>
+          <w:sz w:val="24"/>
+        </w:rPr>
+      </w:pPr>
+    </w:p>
+    <w:p>
+      <w:pPr>
+        <w:rPr>
+          <w:rFonts w:ascii="Times New Roman" w:eastAsiaTheme="minorEastAsia" w:hAnsi="Times New Roman" w:cs="Times New Roman"/>
+          <w:sz w:val="24"/>
+        </w:rPr>
+      </w:pPr>
+      <w:r>
+        <w:rPr>
+          <w:rFonts w:ascii="Times New Roman" w:eastAsiaTheme="minorEastAsia" w:hAnsi="Times New Roman" w:cs="Times New Roman"/>
+          <w:sz w:val="24"/>
+        </w:rPr>
+        <w:t>U</w:t>
+      </w:r>
+      <w:r>
+        <w:rPr>
+          <w:rFonts w:ascii="Times New Roman" w:eastAsiaTheme="minorEastAsia" w:hAnsi="Times New Roman" w:cs="Times New Roman"/>
+          <w:sz w:val="24"/>
+        </w:rPr>
+        <w:t>n</w:t>
+      </w:r>
+      <w:r>
+        <w:rPr>
+          <w:rFonts w:ascii="Times New Roman" w:eastAsiaTheme="minorEastAsia" w:hAnsi="Times New Roman" w:cs="Times New Roman"/>
+          <w:sz w:val="24"/>
+        </w:rPr>
+        <w:t xml:space="preserve"> </w:t>
+      </w:r>
+      <w:r>
+        <w:rPr>
+          <w:rFonts w:ascii="Times New Roman" w:eastAsiaTheme="minorEastAsia" w:hAnsi="Times New Roman" w:cs="Times New Roman"/>
+          <w:i/>
+          <w:iCs/>
+          <w:sz w:val="24"/>
+        </w:rPr>
+        <w:t>intent</w:t>
+      </w:r>
+      <w:r>
+        <w:rPr>
+          <w:rFonts w:ascii="Times New Roman" w:eastAsiaTheme="minorEastAsia" w:hAnsi="Times New Roman" w:cs="Times New Roman"/>
+          <w:sz w:val="24"/>
+        </w:rPr>
+        <w:t xml:space="preserve"> explícito es cuando </w:t>
+      </w:r>
+      <w:r>
+        <w:rPr>
+          <w:rFonts w:ascii="Times New Roman" w:eastAsiaTheme="minorEastAsia" w:hAnsi="Times New Roman" w:cs="Times New Roman"/>
+          <w:sz w:val="24"/>
+        </w:rPr>
+        <w:t>se le</w:t>
+      </w:r>
+      <w:r>
+        <w:rPr>
+          <w:rFonts w:ascii="Times New Roman" w:eastAsiaTheme="minorEastAsia" w:hAnsi="Times New Roman" w:cs="Times New Roman"/>
+          <w:sz w:val="24"/>
+        </w:rPr>
+        <w:t xml:space="preserve"> d</w:t>
+      </w:r>
+      <w:r>
+        <w:rPr>
+          <w:rFonts w:ascii="Times New Roman" w:eastAsiaTheme="minorEastAsia" w:hAnsi="Times New Roman" w:cs="Times New Roman"/>
+          <w:sz w:val="24"/>
+        </w:rPr>
+        <w:t>ice</w:t>
+      </w:r>
+      <w:r>
+        <w:rPr>
+          <w:rFonts w:ascii="Times New Roman" w:eastAsiaTheme="minorEastAsia" w:hAnsi="Times New Roman" w:cs="Times New Roman"/>
+          <w:sz w:val="24"/>
+        </w:rPr>
+        <w:t xml:space="preserve"> al sistema</w:t>
+      </w:r>
+      <w:r>
+        <w:rPr>
+          <w:rFonts w:ascii="Times New Roman" w:eastAsiaTheme="minorEastAsia" w:hAnsi="Times New Roman" w:cs="Times New Roman"/>
+          <w:sz w:val="24"/>
+        </w:rPr>
+        <w:t>,</w:t>
+      </w:r>
+      <w:r>
+        <w:rPr>
+          <w:rFonts w:ascii="Times New Roman" w:eastAsiaTheme="minorEastAsia" w:hAnsi="Times New Roman" w:cs="Times New Roman"/>
+          <w:sz w:val="24"/>
+        </w:rPr>
+        <w:t xml:space="preserve"> exactamente</w:t>
+      </w:r>
+      <w:r>
+        <w:rPr>
+          <w:rFonts w:ascii="Times New Roman" w:eastAsiaTheme="minorEastAsia" w:hAnsi="Times New Roman" w:cs="Times New Roman"/>
+          <w:sz w:val="24"/>
+        </w:rPr>
+        <w:t>,</w:t>
+      </w:r>
+      <w:r>
+        <w:rPr>
+          <w:rFonts w:ascii="Times New Roman" w:eastAsiaTheme="minorEastAsia" w:hAnsi="Times New Roman" w:cs="Times New Roman"/>
+          <w:sz w:val="24"/>
+        </w:rPr>
+        <w:t xml:space="preserve"> a qué clase de actividad </w:t>
+      </w:r>
+      <w:r>
+        <w:rPr>
+          <w:rFonts w:ascii="Times New Roman" w:eastAsiaTheme="minorEastAsia" w:hAnsi="Times New Roman" w:cs="Times New Roman"/>
+          <w:sz w:val="24"/>
+        </w:rPr>
+        <w:t xml:space="preserve">se quiere </w:t>
+      </w:r>
+      <w:r>
+        <w:rPr>
+          <w:rFonts w:ascii="Times New Roman" w:eastAsiaTheme="minorEastAsia" w:hAnsi="Times New Roman" w:cs="Times New Roman"/>
+          <w:sz w:val="24"/>
+        </w:rPr>
+        <w:t>ir</w:t>
+      </w:r>
+      <w:r>
+        <w:rPr>
+          <w:rFonts w:ascii="Times New Roman" w:eastAsiaTheme="minorEastAsia" w:hAnsi="Times New Roman" w:cs="Times New Roman"/>
+          <w:sz w:val="24"/>
+        </w:rPr>
+        <w:t xml:space="preserve">, por lo que, en este caso, se utilizó un </w:t>
+      </w:r>
+      <w:r>
+        <w:rPr>
+          <w:rFonts w:ascii="Times New Roman" w:eastAsiaTheme="minorEastAsia" w:hAnsi="Times New Roman" w:cs="Times New Roman"/>
+          <w:i/>
+          <w:iCs/>
+          <w:sz w:val="24"/>
+        </w:rPr>
+        <w:t>intent</w:t>
+      </w:r>
+      <w:r>
+        <w:rPr>
+          <w:rFonts w:ascii="Times New Roman" w:eastAsiaTheme="minorEastAsia" w:hAnsi="Times New Roman" w:cs="Times New Roman"/>
+          <w:sz w:val="24"/>
+        </w:rPr>
+        <w:t xml:space="preserve"> explíci</w:t>
+      </w:r>
+      <w:r>
+        <w:rPr>
+          <w:rFonts w:ascii="Times New Roman" w:eastAsiaTheme="minorEastAsia" w:hAnsi="Times New Roman" w:cs="Times New Roman"/>
+          <w:sz w:val="24"/>
+        </w:rPr>
+        <w:t>to, ya que se dice: “</w:t>
+      </w:r>
+      <w:r>
+        <w:rPr>
+          <w:rFonts w:ascii="Times New Roman" w:eastAsiaTheme="minorEastAsia" w:hAnsi="Times New Roman" w:cs="Times New Roman"/>
+          <w:sz w:val="24"/>
+        </w:rPr>
+        <w:t xml:space="preserve">Quiero ir a la actividad </w:t>
+      </w:r>
+      <w:r>
+        <w:rPr>
+          <w:rFonts w:ascii="Times New Roman" w:eastAsiaTheme="minorEastAsia" w:hAnsi="Times New Roman" w:cs="Times New Roman"/>
+          <w:i/>
+          <w:iCs/>
+          <w:sz w:val="24"/>
+        </w:rPr>
+        <w:t>NuevaActivity2</w:t>
+      </w:r>
+      <w:r>
+        <w:rPr>
+          <w:rFonts w:ascii="Times New Roman" w:eastAsiaTheme="minorEastAsia" w:hAnsi="Times New Roman" w:cs="Times New Roman"/>
+          <w:sz w:val="24"/>
+        </w:rPr>
+        <w:t xml:space="preserve"> que está dentro de </w:t>
+      </w:r>
+      <w:r>
+        <w:rPr>
+          <w:rFonts w:ascii="Times New Roman" w:eastAsiaTheme="minorEastAsia" w:hAnsi="Times New Roman" w:cs="Times New Roman"/>
+          <w:sz w:val="24"/>
+        </w:rPr>
+        <w:t>la</w:t>
+      </w:r>
+      <w:r>
+        <w:rPr>
+          <w:rFonts w:ascii="Times New Roman" w:eastAsiaTheme="minorEastAsia" w:hAnsi="Times New Roman" w:cs="Times New Roman"/>
+          <w:sz w:val="24"/>
+        </w:rPr>
+        <w:t xml:space="preserve"> </w:t>
+      </w:r>
+      <w:r>
+        <w:rPr>
+          <w:rFonts w:ascii="Times New Roman" w:eastAsiaTheme="minorEastAsia" w:hAnsi="Times New Roman" w:cs="Times New Roman"/>
+          <w:i/>
+          <w:iCs/>
+          <w:sz w:val="24"/>
+        </w:rPr>
+        <w:t>app</w:t>
+      </w:r>
+      <w:r>
+        <w:rPr>
+          <w:rFonts w:ascii="Times New Roman" w:eastAsiaTheme="minorEastAsia" w:hAnsi="Times New Roman" w:cs="Times New Roman"/>
+          <w:sz w:val="24"/>
+        </w:rPr>
+        <w:t xml:space="preserve">.”. </w:t>
+      </w:r>
+      <w:r>
+        <w:rPr>
+          <w:rFonts w:ascii="Times New Roman" w:eastAsiaTheme="minorEastAsia" w:hAnsi="Times New Roman" w:cs="Times New Roman"/>
+          <w:sz w:val="24"/>
+        </w:rPr>
+        <w:t xml:space="preserve">Un </w:t>
+      </w:r>
+      <w:r>
+        <w:rPr>
+          <w:rFonts w:ascii="Times New Roman" w:eastAsiaTheme="minorEastAsia" w:hAnsi="Times New Roman" w:cs="Times New Roman"/>
+          <w:i/>
+          <w:iCs/>
+          <w:sz w:val="24"/>
+        </w:rPr>
+        <w:t>intent</w:t>
+      </w:r>
+      <w:r>
+        <w:rPr>
+          <w:rFonts w:ascii="Times New Roman" w:eastAsiaTheme="minorEastAsia" w:hAnsi="Times New Roman" w:cs="Times New Roman"/>
+          <w:sz w:val="24"/>
+        </w:rPr>
+        <w:t xml:space="preserve"> implícito es cuando no </w:t>
+      </w:r>
+      <w:r>
+        <w:rPr>
+          <w:rFonts w:ascii="Times New Roman" w:eastAsiaTheme="minorEastAsia" w:hAnsi="Times New Roman" w:cs="Times New Roman"/>
+          <w:sz w:val="24"/>
+        </w:rPr>
+        <w:t xml:space="preserve">se </w:t>
+      </w:r>
+      <w:r>
+        <w:rPr>
+          <w:rFonts w:ascii="Times New Roman" w:eastAsiaTheme="minorEastAsia" w:hAnsi="Times New Roman" w:cs="Times New Roman"/>
+          <w:sz w:val="24"/>
+        </w:rPr>
+        <w:t>especif</w:t>
+      </w:r>
+      <w:r>
+        <w:rPr>
+          <w:rFonts w:ascii="Times New Roman" w:eastAsiaTheme="minorEastAsia" w:hAnsi="Times New Roman" w:cs="Times New Roman"/>
+          <w:sz w:val="24"/>
+        </w:rPr>
+        <w:t>ica</w:t>
+      </w:r>
+      <w:r>
+        <w:rPr>
+          <w:rFonts w:ascii="Times New Roman" w:eastAsiaTheme="minorEastAsia" w:hAnsi="Times New Roman" w:cs="Times New Roman"/>
+          <w:sz w:val="24"/>
+        </w:rPr>
+        <w:t xml:space="preserve"> la clase exacta, sino que </w:t>
+      </w:r>
+      <w:r>
+        <w:rPr>
+          <w:rFonts w:ascii="Times New Roman" w:eastAsiaTheme="minorEastAsia" w:hAnsi="Times New Roman" w:cs="Times New Roman"/>
+          <w:sz w:val="24"/>
+        </w:rPr>
+        <w:t xml:space="preserve">se </w:t>
+      </w:r>
+      <w:r>
+        <w:rPr>
+          <w:rFonts w:ascii="Times New Roman" w:eastAsiaTheme="minorEastAsia" w:hAnsi="Times New Roman" w:cs="Times New Roman"/>
+          <w:sz w:val="24"/>
+        </w:rPr>
+        <w:t>d</w:t>
+      </w:r>
+      <w:r>
+        <w:rPr>
+          <w:rFonts w:ascii="Times New Roman" w:eastAsiaTheme="minorEastAsia" w:hAnsi="Times New Roman" w:cs="Times New Roman"/>
+          <w:sz w:val="24"/>
+        </w:rPr>
+        <w:t>ice</w:t>
+      </w:r>
+      <w:r>
+        <w:rPr>
+          <w:rFonts w:ascii="Times New Roman" w:eastAsiaTheme="minorEastAsia" w:hAnsi="Times New Roman" w:cs="Times New Roman"/>
+          <w:sz w:val="24"/>
+        </w:rPr>
+        <w:t xml:space="preserve">: </w:t>
+      </w:r>
+      <w:r>
+        <w:rPr>
+          <w:rFonts w:ascii="Times New Roman" w:eastAsiaTheme="minorEastAsia" w:hAnsi="Times New Roman" w:cs="Times New Roman"/>
+          <w:sz w:val="24"/>
+        </w:rPr>
+        <w:t>“</w:t>
+      </w:r>
+      <w:r>
+        <w:rPr>
+          <w:rFonts w:ascii="Times New Roman" w:eastAsiaTheme="minorEastAsia" w:hAnsi="Times New Roman" w:cs="Times New Roman"/>
+          <w:sz w:val="24"/>
+        </w:rPr>
+        <w:t>Quiero hacer algo</w:t>
+      </w:r>
+      <w:r>
+        <w:rPr>
+          <w:rFonts w:ascii="Times New Roman" w:eastAsiaTheme="minorEastAsia" w:hAnsi="Times New Roman" w:cs="Times New Roman"/>
+          <w:sz w:val="24"/>
+        </w:rPr>
+        <w:t xml:space="preserve"> </w:t>
+      </w:r>
+      <w:r>
+        <w:rPr>
+          <w:rFonts w:ascii="Times New Roman" w:eastAsiaTheme="minorEastAsia" w:hAnsi="Times New Roman" w:cs="Times New Roman"/>
+          <w:sz w:val="24"/>
+        </w:rPr>
+        <w:t xml:space="preserve">y que el sistema busque una </w:t>
+      </w:r>
+      <w:r>
+        <w:rPr>
+          <w:rFonts w:ascii="Times New Roman" w:eastAsiaTheme="minorEastAsia" w:hAnsi="Times New Roman" w:cs="Times New Roman"/>
+          <w:i/>
+          <w:iCs/>
+          <w:sz w:val="24"/>
+        </w:rPr>
+        <w:t>app</w:t>
+      </w:r>
+      <w:r>
+        <w:rPr>
+          <w:rFonts w:ascii="Times New Roman" w:eastAsiaTheme="minorEastAsia" w:hAnsi="Times New Roman" w:cs="Times New Roman"/>
+          <w:sz w:val="24"/>
+        </w:rPr>
+        <w:t xml:space="preserve"> o componente que lo pueda hacer.</w:t>
+      </w:r>
+      <w:r>
+        <w:rPr>
+          <w:rFonts w:ascii="Times New Roman" w:eastAsiaTheme="minorEastAsia" w:hAnsi="Times New Roman" w:cs="Times New Roman"/>
+          <w:sz w:val="24"/>
+        </w:rPr>
+        <w:t>”</w:t>
+      </w:r>
+      <w:r>
+        <w:rPr>
+          <w:rFonts w:ascii="Times New Roman" w:eastAsiaTheme="minorEastAsia" w:hAnsi="Times New Roman" w:cs="Times New Roman"/>
+          <w:sz w:val="24"/>
+        </w:rPr>
+        <w:br w:type="page"/>
+      </w:r>
+    </w:p>
+    <w:p>
+      <w:pPr>
+        <w:rPr>
+          <w:rFonts w:ascii="Times New Roman" w:hAnsi="Times New Roman" w:cs="Times New Roman"/>
+          <w:bCs/>
+          <w:sz w:val="28"/>
+          <w:szCs w:val="24"/>
+        </w:rPr>
+      </w:pPr>
       <w:r>
         <w:rPr>
           <w:rFonts w:ascii="Times New Roman" w:hAnsi="Times New Roman" w:cs="Times New Roman"/>
@@ -332,8 +4008,150 @@
           <w:szCs w:val="24"/>
           <w:u w:val="single"/>
         </w:rPr>
-        <w:t>5</w:t>
-      </w:r>
+        <w:lastRenderedPageBreak/>
+        <w:t>Ejercicio 11.</w:t>
+      </w:r>
+    </w:p>
+    <w:p>
+      <w:pPr>
+        <w:rPr>
+          <w:rFonts w:ascii="Times New Roman" w:hAnsi="Times New Roman" w:cs="Times New Roman"/>
+          <w:bCs/>
+          <w:sz w:val="24"/>
+        </w:rPr>
+      </w:pPr>
+    </w:p>
+    <w:p>
+      <w:pPr>
+        <w:rPr>
+          <w:rFonts w:ascii="Times New Roman" w:eastAsiaTheme="minorEastAsia" w:hAnsi="Times New Roman" w:cs="Times New Roman"/>
+          <w:i/>
+          <w:iCs/>
+          <w:sz w:val="24"/>
+        </w:rPr>
+      </w:pPr>
+      <w:r>
+        <w:rPr>
+          <w:rFonts w:ascii="Times New Roman" w:eastAsiaTheme="minorEastAsia" w:hAnsi="Times New Roman" w:cs="Times New Roman"/>
+          <w:i/>
+          <w:iCs/>
+          <w:sz w:val="24"/>
+        </w:rPr>
+        <w:t xml:space="preserve">A </w:t>
+      </w:r>
+      <w:r>
+        <w:rPr>
+          <w:rFonts w:ascii="Times New Roman" w:eastAsiaTheme="minorEastAsia" w:hAnsi="Times New Roman" w:cs="Times New Roman"/>
+          <w:i/>
+          <w:iCs/>
+          <w:sz w:val="24"/>
+        </w:rPr>
+        <w:t>través del AndroidManifest</w:t>
+      </w:r>
+      <w:r>
+        <w:rPr>
+          <w:rFonts w:ascii="Times New Roman" w:eastAsiaTheme="minorEastAsia" w:hAnsi="Times New Roman" w:cs="Times New Roman"/>
+          <w:i/>
+          <w:iCs/>
+          <w:sz w:val="24"/>
+        </w:rPr>
+        <w:t>,</w:t>
+      </w:r>
+      <w:r>
+        <w:rPr>
+          <w:rFonts w:ascii="Times New Roman" w:eastAsiaTheme="minorEastAsia" w:hAnsi="Times New Roman" w:cs="Times New Roman"/>
+          <w:i/>
+          <w:iCs/>
+          <w:sz w:val="24"/>
+        </w:rPr>
+        <w:t xml:space="preserve"> modificar el nombre que se muestra al usuario para la actividad 2 para que</w:t>
+      </w:r>
+      <w:r>
+        <w:rPr>
+          <w:rFonts w:ascii="Times New Roman" w:eastAsiaTheme="minorEastAsia" w:hAnsi="Times New Roman" w:cs="Times New Roman"/>
+          <w:i/>
+          <w:iCs/>
+          <w:sz w:val="24"/>
+        </w:rPr>
+        <w:t>,</w:t>
+      </w:r>
+      <w:r>
+        <w:rPr>
+          <w:rFonts w:ascii="Times New Roman" w:eastAsiaTheme="minorEastAsia" w:hAnsi="Times New Roman" w:cs="Times New Roman"/>
+          <w:i/>
+          <w:iCs/>
+          <w:sz w:val="24"/>
+        </w:rPr>
+        <w:t xml:space="preserve"> al hacer click</w:t>
+      </w:r>
+      <w:r>
+        <w:rPr>
+          <w:rFonts w:ascii="Times New Roman" w:eastAsiaTheme="minorEastAsia" w:hAnsi="Times New Roman" w:cs="Times New Roman"/>
+          <w:i/>
+          <w:iCs/>
+          <w:sz w:val="24"/>
+        </w:rPr>
+        <w:t>,</w:t>
+      </w:r>
+      <w:r>
+        <w:rPr>
+          <w:rFonts w:ascii="Times New Roman" w:eastAsiaTheme="minorEastAsia" w:hAnsi="Times New Roman" w:cs="Times New Roman"/>
+          <w:i/>
+          <w:iCs/>
+          <w:sz w:val="24"/>
+        </w:rPr>
+        <w:t xml:space="preserve"> se muestre con el texto Actividad Nueva</w:t>
+      </w:r>
+      <w:r>
+        <w:rPr>
+          <w:rFonts w:ascii="Times New Roman" w:eastAsiaTheme="minorEastAsia" w:hAnsi="Times New Roman" w:cs="Times New Roman"/>
+          <w:i/>
+          <w:iCs/>
+          <w:sz w:val="24"/>
+        </w:rPr>
+        <w:t>.</w:t>
+      </w:r>
+    </w:p>
+    <w:p>
+      <w:pPr>
+        <w:rPr>
+          <w:rFonts w:ascii="Times New Roman" w:eastAsiaTheme="minorEastAsia" w:hAnsi="Times New Roman" w:cs="Times New Roman"/>
+          <w:sz w:val="24"/>
+        </w:rPr>
+      </w:pPr>
+    </w:p>
+    <w:p>
+      <w:pPr>
+        <w:rPr>
+          <w:rFonts w:ascii="Times New Roman" w:eastAsiaTheme="minorEastAsia" w:hAnsi="Times New Roman" w:cs="Times New Roman"/>
+          <w:sz w:val="24"/>
+        </w:rPr>
+      </w:pPr>
+    </w:p>
+    <w:p>
+      <w:pPr>
+        <w:rPr>
+          <w:rFonts w:ascii="Times New Roman" w:eastAsiaTheme="minorEastAsia" w:hAnsi="Times New Roman" w:cs="Times New Roman"/>
+          <w:sz w:val="24"/>
+        </w:rPr>
+      </w:pPr>
+      <w:r>
+        <w:rPr>
+          <w:rFonts w:ascii="Times New Roman" w:eastAsiaTheme="minorEastAsia" w:hAnsi="Times New Roman" w:cs="Times New Roman"/>
+          <w:sz w:val="24"/>
+        </w:rPr>
+        <w:br w:type="page"/>
+      </w:r>
+    </w:p>
+    <w:p>
+      <w:pPr>
+        <w:rPr>
+          <w:rFonts w:ascii="Times New Roman" w:hAnsi="Times New Roman" w:cs="Times New Roman"/>
+          <w:bCs/>
+          <w:sz w:val="28"/>
+          <w:szCs w:val="24"/>
+        </w:rPr>
+      </w:pPr>
       <w:r>
         <w:rPr>
           <w:rFonts w:ascii="Times New Roman" w:hAnsi="Times New Roman" w:cs="Times New Roman"/>
@@ -342,31 +4160,30 @@
           <w:szCs w:val="24"/>
           <w:u w:val="single"/>
         </w:rPr>
-        <w:t>.</w:t>
-      </w:r>
-    </w:p>
-    <w:p>
-      <w:pPr>
-        <w:rPr>
-          <w:rFonts w:ascii="Times New Roman" w:hAnsi="Times New Roman" w:cs="Times New Roman"/>
-          <w:bCs/>
-          <w:sz w:val="24"/>
-        </w:rPr>
-      </w:pPr>
-    </w:p>
-    <w:p>
-      <w:pPr>
-        <w:rPr>
-          <w:rFonts w:ascii="Times New Roman" w:eastAsiaTheme="minorEastAsia" w:hAnsi="Times New Roman" w:cs="Times New Roman"/>
-          <w:sz w:val="24"/>
-          <w:lang w:val="es-MX"/>
-        </w:rPr>
-      </w:pPr>
-      <w:r>
-        <w:rPr>
-          <w:rFonts w:ascii="Times New Roman" w:eastAsiaTheme="minorEastAsia" w:hAnsi="Times New Roman" w:cs="Times New Roman"/>
-          <w:sz w:val="24"/>
-          <w:lang w:val="es-MX"/>
+        <w:lastRenderedPageBreak/>
+        <w:t>Ejercicio 12.</w:t>
+      </w:r>
+    </w:p>
+    <w:p>
+      <w:pPr>
+        <w:rPr>
+          <w:rFonts w:ascii="Times New Roman" w:hAnsi="Times New Roman" w:cs="Times New Roman"/>
+          <w:bCs/>
+          <w:sz w:val="24"/>
+        </w:rPr>
+      </w:pPr>
+    </w:p>
+    <w:p>
+      <w:pPr>
+        <w:rPr>
+          <w:rFonts w:ascii="Times New Roman" w:eastAsiaTheme="minorEastAsia" w:hAnsi="Times New Roman" w:cs="Times New Roman"/>
+          <w:sz w:val="24"/>
+        </w:rPr>
+      </w:pPr>
+      <w:r>
+        <w:rPr>
+          <w:rFonts w:ascii="Times New Roman" w:eastAsiaTheme="minorEastAsia" w:hAnsi="Times New Roman" w:cs="Times New Roman"/>
+          <w:sz w:val="24"/>
         </w:rPr>
         <w:br w:type="page"/>
       </w:r>
@@ -389,8 +4206,42 @@
           <w:u w:val="single"/>
         </w:rPr>
         <w:lastRenderedPageBreak/>
-        <w:t xml:space="preserve">Ejercicio </w:t>
-      </w:r>
+        <w:t>Ejercicio 13.</w:t>
+      </w:r>
+    </w:p>
+    <w:p>
+      <w:pPr>
+        <w:rPr>
+          <w:rFonts w:ascii="Times New Roman" w:hAnsi="Times New Roman" w:cs="Times New Roman"/>
+          <w:bCs/>
+          <w:sz w:val="24"/>
+        </w:rPr>
+      </w:pPr>
+    </w:p>
+    <w:p>
+      <w:pPr>
+        <w:rPr>
+          <w:rFonts w:ascii="Times New Roman" w:eastAsiaTheme="minorEastAsia" w:hAnsi="Times New Roman" w:cs="Times New Roman"/>
+          <w:sz w:val="24"/>
+        </w:rPr>
+      </w:pPr>
+      <w:r>
+        <w:rPr>
+          <w:rFonts w:ascii="Times New Roman" w:eastAsiaTheme="minorEastAsia" w:hAnsi="Times New Roman" w:cs="Times New Roman"/>
+          <w:sz w:val="24"/>
+        </w:rPr>
+        <w:br w:type="page"/>
+      </w:r>
+    </w:p>
+    <w:p>
+      <w:pPr>
+        <w:rPr>
+          <w:rFonts w:ascii="Times New Roman" w:hAnsi="Times New Roman" w:cs="Times New Roman"/>
+          <w:bCs/>
+          <w:sz w:val="28"/>
+          <w:szCs w:val="24"/>
+        </w:rPr>
+      </w:pPr>
       <w:r>
         <w:rPr>
           <w:rFonts w:ascii="Times New Roman" w:hAnsi="Times New Roman" w:cs="Times New Roman"/>
@@ -399,8 +4250,43 @@
           <w:szCs w:val="24"/>
           <w:u w:val="single"/>
         </w:rPr>
-        <w:t>6</w:t>
-      </w:r>
+        <w:lastRenderedPageBreak/>
+        <w:t>Ejercicio 14.</w:t>
+      </w:r>
+    </w:p>
+    <w:p>
+      <w:pPr>
+        <w:rPr>
+          <w:rFonts w:ascii="Times New Roman" w:hAnsi="Times New Roman" w:cs="Times New Roman"/>
+          <w:bCs/>
+          <w:sz w:val="24"/>
+        </w:rPr>
+      </w:pPr>
+    </w:p>
+    <w:p>
+      <w:pPr>
+        <w:rPr>
+          <w:rFonts w:ascii="Times New Roman" w:eastAsiaTheme="minorEastAsia" w:hAnsi="Times New Roman" w:cs="Times New Roman"/>
+          <w:sz w:val="24"/>
+        </w:rPr>
+      </w:pPr>
+      <w:r>
+        <w:rPr>
+          <w:rFonts w:ascii="Times New Roman" w:eastAsiaTheme="minorEastAsia" w:hAnsi="Times New Roman" w:cs="Times New Roman"/>
+          <w:sz w:val="24"/>
+        </w:rPr>
+        <w:br w:type="page"/>
+      </w:r>
+    </w:p>
+    <w:p>
+      <w:pPr>
+        <w:rPr>
+          <w:rFonts w:ascii="Times New Roman" w:hAnsi="Times New Roman" w:cs="Times New Roman"/>
+          <w:bCs/>
+          <w:sz w:val="28"/>
+          <w:szCs w:val="24"/>
+        </w:rPr>
+      </w:pPr>
       <w:r>
         <w:rPr>
           <w:rFonts w:ascii="Times New Roman" w:hAnsi="Times New Roman" w:cs="Times New Roman"/>
@@ -409,31 +4295,30 @@
           <w:szCs w:val="24"/>
           <w:u w:val="single"/>
         </w:rPr>
-        <w:t>.</w:t>
-      </w:r>
-    </w:p>
-    <w:p>
-      <w:pPr>
-        <w:rPr>
-          <w:rFonts w:ascii="Times New Roman" w:hAnsi="Times New Roman" w:cs="Times New Roman"/>
-          <w:bCs/>
-          <w:sz w:val="24"/>
-        </w:rPr>
-      </w:pPr>
-    </w:p>
-    <w:p>
-      <w:pPr>
-        <w:rPr>
-          <w:rFonts w:ascii="Times New Roman" w:eastAsiaTheme="minorEastAsia" w:hAnsi="Times New Roman" w:cs="Times New Roman"/>
-          <w:sz w:val="24"/>
-          <w:lang w:val="es-MX"/>
-        </w:rPr>
-      </w:pPr>
-      <w:r>
-        <w:rPr>
-          <w:rFonts w:ascii="Times New Roman" w:eastAsiaTheme="minorEastAsia" w:hAnsi="Times New Roman" w:cs="Times New Roman"/>
-          <w:sz w:val="24"/>
-          <w:lang w:val="es-MX"/>
+        <w:lastRenderedPageBreak/>
+        <w:t>Ejercicio 15.</w:t>
+      </w:r>
+    </w:p>
+    <w:p>
+      <w:pPr>
+        <w:rPr>
+          <w:rFonts w:ascii="Times New Roman" w:hAnsi="Times New Roman" w:cs="Times New Roman"/>
+          <w:bCs/>
+          <w:sz w:val="24"/>
+        </w:rPr>
+      </w:pPr>
+    </w:p>
+    <w:p>
+      <w:pPr>
+        <w:rPr>
+          <w:rFonts w:ascii="Times New Roman" w:eastAsiaTheme="minorEastAsia" w:hAnsi="Times New Roman" w:cs="Times New Roman"/>
+          <w:sz w:val="24"/>
+        </w:rPr>
+      </w:pPr>
+      <w:r>
+        <w:rPr>
+          <w:rFonts w:ascii="Times New Roman" w:eastAsiaTheme="minorEastAsia" w:hAnsi="Times New Roman" w:cs="Times New Roman"/>
+          <w:sz w:val="24"/>
         </w:rPr>
         <w:br w:type="page"/>
       </w:r>
@@ -456,8 +4341,42 @@
           <w:u w:val="single"/>
         </w:rPr>
         <w:lastRenderedPageBreak/>
-        <w:t xml:space="preserve">Ejercicio </w:t>
-      </w:r>
+        <w:t>Ejercicio 16.</w:t>
+      </w:r>
+    </w:p>
+    <w:p>
+      <w:pPr>
+        <w:rPr>
+          <w:rFonts w:ascii="Times New Roman" w:hAnsi="Times New Roman" w:cs="Times New Roman"/>
+          <w:bCs/>
+          <w:sz w:val="24"/>
+        </w:rPr>
+      </w:pPr>
+    </w:p>
+    <w:p>
+      <w:pPr>
+        <w:rPr>
+          <w:rFonts w:ascii="Times New Roman" w:eastAsiaTheme="minorEastAsia" w:hAnsi="Times New Roman" w:cs="Times New Roman"/>
+          <w:sz w:val="24"/>
+        </w:rPr>
+      </w:pPr>
+      <w:r>
+        <w:rPr>
+          <w:rFonts w:ascii="Times New Roman" w:eastAsiaTheme="minorEastAsia" w:hAnsi="Times New Roman" w:cs="Times New Roman"/>
+          <w:sz w:val="24"/>
+        </w:rPr>
+        <w:br w:type="page"/>
+      </w:r>
+    </w:p>
+    <w:p>
+      <w:pPr>
+        <w:rPr>
+          <w:rFonts w:ascii="Times New Roman" w:hAnsi="Times New Roman" w:cs="Times New Roman"/>
+          <w:bCs/>
+          <w:sz w:val="28"/>
+          <w:szCs w:val="24"/>
+        </w:rPr>
+      </w:pPr>
       <w:r>
         <w:rPr>
           <w:rFonts w:ascii="Times New Roman" w:hAnsi="Times New Roman" w:cs="Times New Roman"/>
@@ -466,8 +4385,43 @@
           <w:szCs w:val="24"/>
           <w:u w:val="single"/>
         </w:rPr>
-        <w:t>7</w:t>
-      </w:r>
+        <w:lastRenderedPageBreak/>
+        <w:t>Ejercicio 17.</w:t>
+      </w:r>
+    </w:p>
+    <w:p>
+      <w:pPr>
+        <w:rPr>
+          <w:rFonts w:ascii="Times New Roman" w:hAnsi="Times New Roman" w:cs="Times New Roman"/>
+          <w:bCs/>
+          <w:sz w:val="24"/>
+        </w:rPr>
+      </w:pPr>
+    </w:p>
+    <w:p>
+      <w:pPr>
+        <w:rPr>
+          <w:rFonts w:ascii="Times New Roman" w:eastAsiaTheme="minorEastAsia" w:hAnsi="Times New Roman" w:cs="Times New Roman"/>
+          <w:sz w:val="24"/>
+        </w:rPr>
+      </w:pPr>
+      <w:r>
+        <w:rPr>
+          <w:rFonts w:ascii="Times New Roman" w:eastAsiaTheme="minorEastAsia" w:hAnsi="Times New Roman" w:cs="Times New Roman"/>
+          <w:sz w:val="24"/>
+        </w:rPr>
+        <w:br w:type="page"/>
+      </w:r>
+    </w:p>
+    <w:p>
+      <w:pPr>
+        <w:rPr>
+          <w:rFonts w:ascii="Times New Roman" w:hAnsi="Times New Roman" w:cs="Times New Roman"/>
+          <w:bCs/>
+          <w:sz w:val="28"/>
+          <w:szCs w:val="24"/>
+        </w:rPr>
+      </w:pPr>
       <w:r>
         <w:rPr>
           <w:rFonts w:ascii="Times New Roman" w:hAnsi="Times New Roman" w:cs="Times New Roman"/>
@@ -476,31 +4430,30 @@
           <w:szCs w:val="24"/>
           <w:u w:val="single"/>
         </w:rPr>
-        <w:t>.</w:t>
-      </w:r>
-    </w:p>
-    <w:p>
-      <w:pPr>
-        <w:rPr>
-          <w:rFonts w:ascii="Times New Roman" w:hAnsi="Times New Roman" w:cs="Times New Roman"/>
-          <w:bCs/>
-          <w:sz w:val="24"/>
-        </w:rPr>
-      </w:pPr>
-    </w:p>
-    <w:p>
-      <w:pPr>
-        <w:rPr>
-          <w:rFonts w:ascii="Times New Roman" w:eastAsiaTheme="minorEastAsia" w:hAnsi="Times New Roman" w:cs="Times New Roman"/>
-          <w:sz w:val="24"/>
-          <w:lang w:val="es-MX"/>
-        </w:rPr>
-      </w:pPr>
-      <w:r>
-        <w:rPr>
-          <w:rFonts w:ascii="Times New Roman" w:eastAsiaTheme="minorEastAsia" w:hAnsi="Times New Roman" w:cs="Times New Roman"/>
-          <w:sz w:val="24"/>
-          <w:lang w:val="es-MX"/>
+        <w:lastRenderedPageBreak/>
+        <w:t>Ejercicio 18.</w:t>
+      </w:r>
+    </w:p>
+    <w:p>
+      <w:pPr>
+        <w:rPr>
+          <w:rFonts w:ascii="Times New Roman" w:hAnsi="Times New Roman" w:cs="Times New Roman"/>
+          <w:bCs/>
+          <w:sz w:val="24"/>
+        </w:rPr>
+      </w:pPr>
+    </w:p>
+    <w:p>
+      <w:pPr>
+        <w:rPr>
+          <w:rFonts w:ascii="Times New Roman" w:eastAsiaTheme="minorEastAsia" w:hAnsi="Times New Roman" w:cs="Times New Roman"/>
+          <w:sz w:val="24"/>
+        </w:rPr>
+      </w:pPr>
+      <w:r>
+        <w:rPr>
+          <w:rFonts w:ascii="Times New Roman" w:eastAsiaTheme="minorEastAsia" w:hAnsi="Times New Roman" w:cs="Times New Roman"/>
+          <w:sz w:val="24"/>
         </w:rPr>
         <w:br w:type="page"/>
       </w:r>
@@ -523,8 +4476,42 @@
           <w:u w:val="single"/>
         </w:rPr>
         <w:lastRenderedPageBreak/>
-        <w:t xml:space="preserve">Ejercicio </w:t>
-      </w:r>
+        <w:t>Ejercicio 19.</w:t>
+      </w:r>
+    </w:p>
+    <w:p>
+      <w:pPr>
+        <w:rPr>
+          <w:rFonts w:ascii="Times New Roman" w:hAnsi="Times New Roman" w:cs="Times New Roman"/>
+          <w:bCs/>
+          <w:sz w:val="24"/>
+        </w:rPr>
+      </w:pPr>
+    </w:p>
+    <w:p>
+      <w:pPr>
+        <w:rPr>
+          <w:rFonts w:ascii="Times New Roman" w:eastAsiaTheme="minorEastAsia" w:hAnsi="Times New Roman" w:cs="Times New Roman"/>
+          <w:sz w:val="24"/>
+        </w:rPr>
+      </w:pPr>
+      <w:r>
+        <w:rPr>
+          <w:rFonts w:ascii="Times New Roman" w:eastAsiaTheme="minorEastAsia" w:hAnsi="Times New Roman" w:cs="Times New Roman"/>
+          <w:sz w:val="24"/>
+        </w:rPr>
+        <w:br w:type="page"/>
+      </w:r>
+    </w:p>
+    <w:p>
+      <w:pPr>
+        <w:rPr>
+          <w:rFonts w:ascii="Times New Roman" w:hAnsi="Times New Roman" w:cs="Times New Roman"/>
+          <w:bCs/>
+          <w:sz w:val="28"/>
+          <w:szCs w:val="24"/>
+        </w:rPr>
+      </w:pPr>
       <w:r>
         <w:rPr>
           <w:rFonts w:ascii="Times New Roman" w:hAnsi="Times New Roman" w:cs="Times New Roman"/>
@@ -533,8 +4520,43 @@
           <w:szCs w:val="24"/>
           <w:u w:val="single"/>
         </w:rPr>
-        <w:t>8</w:t>
-      </w:r>
+        <w:lastRenderedPageBreak/>
+        <w:t>Ejercicio 20.</w:t>
+      </w:r>
+    </w:p>
+    <w:p>
+      <w:pPr>
+        <w:rPr>
+          <w:rFonts w:ascii="Times New Roman" w:hAnsi="Times New Roman" w:cs="Times New Roman"/>
+          <w:bCs/>
+          <w:sz w:val="24"/>
+        </w:rPr>
+      </w:pPr>
+    </w:p>
+    <w:p>
+      <w:pPr>
+        <w:rPr>
+          <w:rFonts w:ascii="Times New Roman" w:eastAsiaTheme="minorEastAsia" w:hAnsi="Times New Roman" w:cs="Times New Roman"/>
+          <w:sz w:val="24"/>
+        </w:rPr>
+      </w:pPr>
+      <w:r>
+        <w:rPr>
+          <w:rFonts w:ascii="Times New Roman" w:eastAsiaTheme="minorEastAsia" w:hAnsi="Times New Roman" w:cs="Times New Roman"/>
+          <w:sz w:val="24"/>
+        </w:rPr>
+        <w:br w:type="page"/>
+      </w:r>
+    </w:p>
+    <w:p>
+      <w:pPr>
+        <w:rPr>
+          <w:rFonts w:ascii="Times New Roman" w:hAnsi="Times New Roman" w:cs="Times New Roman"/>
+          <w:bCs/>
+          <w:sz w:val="28"/>
+          <w:szCs w:val="24"/>
+        </w:rPr>
+      </w:pPr>
       <w:r>
         <w:rPr>
           <w:rFonts w:ascii="Times New Roman" w:hAnsi="Times New Roman" w:cs="Times New Roman"/>
@@ -543,31 +4565,30 @@
           <w:szCs w:val="24"/>
           <w:u w:val="single"/>
         </w:rPr>
-        <w:t>.</w:t>
-      </w:r>
-    </w:p>
-    <w:p>
-      <w:pPr>
-        <w:rPr>
-          <w:rFonts w:ascii="Times New Roman" w:hAnsi="Times New Roman" w:cs="Times New Roman"/>
-          <w:bCs/>
-          <w:sz w:val="24"/>
-        </w:rPr>
-      </w:pPr>
-    </w:p>
-    <w:p>
-      <w:pPr>
-        <w:rPr>
-          <w:rFonts w:ascii="Times New Roman" w:eastAsiaTheme="minorEastAsia" w:hAnsi="Times New Roman" w:cs="Times New Roman"/>
-          <w:sz w:val="24"/>
-          <w:lang w:val="es-MX"/>
-        </w:rPr>
-      </w:pPr>
-      <w:r>
-        <w:rPr>
-          <w:rFonts w:ascii="Times New Roman" w:eastAsiaTheme="minorEastAsia" w:hAnsi="Times New Roman" w:cs="Times New Roman"/>
-          <w:sz w:val="24"/>
-          <w:lang w:val="es-MX"/>
+        <w:lastRenderedPageBreak/>
+        <w:t>Ejercicio 21.</w:t>
+      </w:r>
+    </w:p>
+    <w:p>
+      <w:pPr>
+        <w:rPr>
+          <w:rFonts w:ascii="Times New Roman" w:hAnsi="Times New Roman" w:cs="Times New Roman"/>
+          <w:bCs/>
+          <w:sz w:val="24"/>
+        </w:rPr>
+      </w:pPr>
+    </w:p>
+    <w:p>
+      <w:pPr>
+        <w:rPr>
+          <w:rFonts w:ascii="Times New Roman" w:eastAsiaTheme="minorEastAsia" w:hAnsi="Times New Roman" w:cs="Times New Roman"/>
+          <w:sz w:val="24"/>
+        </w:rPr>
+      </w:pPr>
+      <w:r>
+        <w:rPr>
+          <w:rFonts w:ascii="Times New Roman" w:eastAsiaTheme="minorEastAsia" w:hAnsi="Times New Roman" w:cs="Times New Roman"/>
+          <w:sz w:val="24"/>
         </w:rPr>
         <w:br w:type="page"/>
       </w:r>
@@ -590,8 +4611,42 @@
           <w:u w:val="single"/>
         </w:rPr>
         <w:lastRenderedPageBreak/>
-        <w:t xml:space="preserve">Ejercicio </w:t>
-      </w:r>
+        <w:t>Ejercicio 22.</w:t>
+      </w:r>
+    </w:p>
+    <w:p>
+      <w:pPr>
+        <w:rPr>
+          <w:rFonts w:ascii="Times New Roman" w:hAnsi="Times New Roman" w:cs="Times New Roman"/>
+          <w:bCs/>
+          <w:sz w:val="24"/>
+        </w:rPr>
+      </w:pPr>
+    </w:p>
+    <w:p>
+      <w:pPr>
+        <w:rPr>
+          <w:rFonts w:ascii="Times New Roman" w:eastAsiaTheme="minorEastAsia" w:hAnsi="Times New Roman" w:cs="Times New Roman"/>
+          <w:sz w:val="24"/>
+        </w:rPr>
+      </w:pPr>
+      <w:r>
+        <w:rPr>
+          <w:rFonts w:ascii="Times New Roman" w:eastAsiaTheme="minorEastAsia" w:hAnsi="Times New Roman" w:cs="Times New Roman"/>
+          <w:sz w:val="24"/>
+        </w:rPr>
+        <w:br w:type="page"/>
+      </w:r>
+    </w:p>
+    <w:p>
+      <w:pPr>
+        <w:rPr>
+          <w:rFonts w:ascii="Times New Roman" w:hAnsi="Times New Roman" w:cs="Times New Roman"/>
+          <w:bCs/>
+          <w:sz w:val="28"/>
+          <w:szCs w:val="24"/>
+        </w:rPr>
+      </w:pPr>
       <w:r>
         <w:rPr>
           <w:rFonts w:ascii="Times New Roman" w:hAnsi="Times New Roman" w:cs="Times New Roman"/>
@@ -600,8 +4655,43 @@
           <w:szCs w:val="24"/>
           <w:u w:val="single"/>
         </w:rPr>
-        <w:t>9</w:t>
-      </w:r>
+        <w:lastRenderedPageBreak/>
+        <w:t>Ejercicio 23.</w:t>
+      </w:r>
+    </w:p>
+    <w:p>
+      <w:pPr>
+        <w:rPr>
+          <w:rFonts w:ascii="Times New Roman" w:hAnsi="Times New Roman" w:cs="Times New Roman"/>
+          <w:bCs/>
+          <w:sz w:val="24"/>
+        </w:rPr>
+      </w:pPr>
+    </w:p>
+    <w:p>
+      <w:pPr>
+        <w:rPr>
+          <w:rFonts w:ascii="Times New Roman" w:eastAsiaTheme="minorEastAsia" w:hAnsi="Times New Roman" w:cs="Times New Roman"/>
+          <w:sz w:val="24"/>
+        </w:rPr>
+      </w:pPr>
+      <w:r>
+        <w:rPr>
+          <w:rFonts w:ascii="Times New Roman" w:eastAsiaTheme="minorEastAsia" w:hAnsi="Times New Roman" w:cs="Times New Roman"/>
+          <w:sz w:val="24"/>
+        </w:rPr>
+        <w:br w:type="page"/>
+      </w:r>
+    </w:p>
+    <w:p>
+      <w:pPr>
+        <w:rPr>
+          <w:rFonts w:ascii="Times New Roman" w:hAnsi="Times New Roman" w:cs="Times New Roman"/>
+          <w:bCs/>
+          <w:sz w:val="28"/>
+          <w:szCs w:val="24"/>
+        </w:rPr>
+      </w:pPr>
       <w:r>
         <w:rPr>
           <w:rFonts w:ascii="Times New Roman" w:hAnsi="Times New Roman" w:cs="Times New Roman"/>
@@ -610,31 +4700,30 @@
           <w:szCs w:val="24"/>
           <w:u w:val="single"/>
         </w:rPr>
-        <w:t>.</w:t>
-      </w:r>
-    </w:p>
-    <w:p>
-      <w:pPr>
-        <w:rPr>
-          <w:rFonts w:ascii="Times New Roman" w:hAnsi="Times New Roman" w:cs="Times New Roman"/>
-          <w:bCs/>
-          <w:sz w:val="24"/>
-        </w:rPr>
-      </w:pPr>
-    </w:p>
-    <w:p>
-      <w:pPr>
-        <w:rPr>
-          <w:rFonts w:ascii="Times New Roman" w:eastAsiaTheme="minorEastAsia" w:hAnsi="Times New Roman" w:cs="Times New Roman"/>
-          <w:sz w:val="24"/>
-          <w:lang w:val="es-MX"/>
-        </w:rPr>
-      </w:pPr>
-      <w:r>
-        <w:rPr>
-          <w:rFonts w:ascii="Times New Roman" w:eastAsiaTheme="minorEastAsia" w:hAnsi="Times New Roman" w:cs="Times New Roman"/>
-          <w:sz w:val="24"/>
-          <w:lang w:val="es-MX"/>
+        <w:lastRenderedPageBreak/>
+        <w:t>Ejercicio 24.</w:t>
+      </w:r>
+    </w:p>
+    <w:p>
+      <w:pPr>
+        <w:rPr>
+          <w:rFonts w:ascii="Times New Roman" w:hAnsi="Times New Roman" w:cs="Times New Roman"/>
+          <w:bCs/>
+          <w:sz w:val="24"/>
+        </w:rPr>
+      </w:pPr>
+    </w:p>
+    <w:p>
+      <w:pPr>
+        <w:rPr>
+          <w:rFonts w:ascii="Times New Roman" w:eastAsiaTheme="minorEastAsia" w:hAnsi="Times New Roman" w:cs="Times New Roman"/>
+          <w:sz w:val="24"/>
+        </w:rPr>
+      </w:pPr>
+      <w:r>
+        <w:rPr>
+          <w:rFonts w:ascii="Times New Roman" w:eastAsiaTheme="minorEastAsia" w:hAnsi="Times New Roman" w:cs="Times New Roman"/>
+          <w:sz w:val="24"/>
         </w:rPr>
         <w:br w:type="page"/>
       </w:r>
@@ -657,1054 +4746,28 @@
           <w:u w:val="single"/>
         </w:rPr>
         <w:lastRenderedPageBreak/>
-        <w:t>Ejercicio 1</w:t>
-      </w:r>
-      <w:r>
-        <w:rPr>
-          <w:rFonts w:ascii="Times New Roman" w:hAnsi="Times New Roman" w:cs="Times New Roman"/>
-          <w:b/>
-          <w:sz w:val="28"/>
-          <w:szCs w:val="24"/>
-          <w:u w:val="single"/>
-        </w:rPr>
-        <w:t>0</w:t>
-      </w:r>
-      <w:r>
-        <w:rPr>
-          <w:rFonts w:ascii="Times New Roman" w:hAnsi="Times New Roman" w:cs="Times New Roman"/>
-          <w:b/>
-          <w:sz w:val="28"/>
-          <w:szCs w:val="24"/>
-          <w:u w:val="single"/>
-        </w:rPr>
-        <w:t>.</w:t>
-      </w:r>
-    </w:p>
-    <w:p>
-      <w:pPr>
-        <w:rPr>
-          <w:rFonts w:ascii="Times New Roman" w:hAnsi="Times New Roman" w:cs="Times New Roman"/>
-          <w:bCs/>
-          <w:sz w:val="24"/>
-        </w:rPr>
-      </w:pPr>
-    </w:p>
-    <w:p>
-      <w:pPr>
-        <w:rPr>
-          <w:rFonts w:ascii="Times New Roman" w:eastAsiaTheme="minorEastAsia" w:hAnsi="Times New Roman" w:cs="Times New Roman"/>
-          <w:sz w:val="24"/>
-          <w:lang w:val="es-MX"/>
-        </w:rPr>
-      </w:pPr>
-      <w:r>
-        <w:rPr>
-          <w:rFonts w:ascii="Times New Roman" w:eastAsiaTheme="minorEastAsia" w:hAnsi="Times New Roman" w:cs="Times New Roman"/>
-          <w:sz w:val="24"/>
-          <w:lang w:val="es-MX"/>
-        </w:rPr>
-        <w:br w:type="page"/>
-      </w:r>
-    </w:p>
-    <w:p>
-      <w:pPr>
-        <w:rPr>
-          <w:rFonts w:ascii="Times New Roman" w:hAnsi="Times New Roman" w:cs="Times New Roman"/>
-          <w:bCs/>
-          <w:sz w:val="28"/>
-          <w:szCs w:val="24"/>
-        </w:rPr>
-      </w:pPr>
-      <w:r>
-        <w:rPr>
-          <w:rFonts w:ascii="Times New Roman" w:hAnsi="Times New Roman" w:cs="Times New Roman"/>
-          <w:b/>
-          <w:sz w:val="28"/>
-          <w:szCs w:val="24"/>
-          <w:u w:val="single"/>
-        </w:rPr>
-        <w:lastRenderedPageBreak/>
-        <w:t>Ejercicio 1</w:t>
-      </w:r>
-      <w:r>
-        <w:rPr>
-          <w:rFonts w:ascii="Times New Roman" w:hAnsi="Times New Roman" w:cs="Times New Roman"/>
-          <w:b/>
-          <w:sz w:val="28"/>
-          <w:szCs w:val="24"/>
-          <w:u w:val="single"/>
-        </w:rPr>
-        <w:t>1</w:t>
-      </w:r>
-      <w:r>
-        <w:rPr>
-          <w:rFonts w:ascii="Times New Roman" w:hAnsi="Times New Roman" w:cs="Times New Roman"/>
-          <w:b/>
-          <w:sz w:val="28"/>
-          <w:szCs w:val="24"/>
-          <w:u w:val="single"/>
-        </w:rPr>
-        <w:t>.</w:t>
-      </w:r>
-    </w:p>
-    <w:p>
-      <w:pPr>
-        <w:rPr>
-          <w:rFonts w:ascii="Times New Roman" w:hAnsi="Times New Roman" w:cs="Times New Roman"/>
-          <w:bCs/>
-          <w:sz w:val="24"/>
-        </w:rPr>
-      </w:pPr>
-    </w:p>
-    <w:p>
-      <w:pPr>
-        <w:rPr>
-          <w:rFonts w:ascii="Times New Roman" w:eastAsiaTheme="minorEastAsia" w:hAnsi="Times New Roman" w:cs="Times New Roman"/>
-          <w:sz w:val="24"/>
-          <w:lang w:val="es-MX"/>
-        </w:rPr>
-      </w:pPr>
-      <w:r>
-        <w:rPr>
-          <w:rFonts w:ascii="Times New Roman" w:eastAsiaTheme="minorEastAsia" w:hAnsi="Times New Roman" w:cs="Times New Roman"/>
-          <w:sz w:val="24"/>
-          <w:lang w:val="es-MX"/>
-        </w:rPr>
-        <w:br w:type="page"/>
-      </w:r>
-    </w:p>
-    <w:p>
-      <w:pPr>
-        <w:rPr>
-          <w:rFonts w:ascii="Times New Roman" w:hAnsi="Times New Roman" w:cs="Times New Roman"/>
-          <w:bCs/>
-          <w:sz w:val="28"/>
-          <w:szCs w:val="24"/>
-        </w:rPr>
-      </w:pPr>
-      <w:r>
-        <w:rPr>
-          <w:rFonts w:ascii="Times New Roman" w:hAnsi="Times New Roman" w:cs="Times New Roman"/>
-          <w:b/>
-          <w:sz w:val="28"/>
-          <w:szCs w:val="24"/>
-          <w:u w:val="single"/>
-        </w:rPr>
-        <w:lastRenderedPageBreak/>
-        <w:t>Ejercicio 1</w:t>
-      </w:r>
-      <w:r>
-        <w:rPr>
-          <w:rFonts w:ascii="Times New Roman" w:hAnsi="Times New Roman" w:cs="Times New Roman"/>
-          <w:b/>
-          <w:sz w:val="28"/>
-          <w:szCs w:val="24"/>
-          <w:u w:val="single"/>
-        </w:rPr>
-        <w:t>2</w:t>
-      </w:r>
-      <w:r>
-        <w:rPr>
-          <w:rFonts w:ascii="Times New Roman" w:hAnsi="Times New Roman" w:cs="Times New Roman"/>
-          <w:b/>
-          <w:sz w:val="28"/>
-          <w:szCs w:val="24"/>
-          <w:u w:val="single"/>
-        </w:rPr>
-        <w:t>.</w:t>
-      </w:r>
-    </w:p>
-    <w:p>
-      <w:pPr>
-        <w:rPr>
-          <w:rFonts w:ascii="Times New Roman" w:hAnsi="Times New Roman" w:cs="Times New Roman"/>
-          <w:bCs/>
-          <w:sz w:val="24"/>
-        </w:rPr>
-      </w:pPr>
-    </w:p>
-    <w:p>
-      <w:pPr>
-        <w:rPr>
-          <w:rFonts w:ascii="Times New Roman" w:eastAsiaTheme="minorEastAsia" w:hAnsi="Times New Roman" w:cs="Times New Roman"/>
-          <w:sz w:val="24"/>
-          <w:lang w:val="es-MX"/>
-        </w:rPr>
-      </w:pPr>
-      <w:r>
-        <w:rPr>
-          <w:rFonts w:ascii="Times New Roman" w:eastAsiaTheme="minorEastAsia" w:hAnsi="Times New Roman" w:cs="Times New Roman"/>
-          <w:sz w:val="24"/>
-          <w:lang w:val="es-MX"/>
-        </w:rPr>
-        <w:br w:type="page"/>
-      </w:r>
-    </w:p>
-    <w:p>
-      <w:pPr>
-        <w:rPr>
-          <w:rFonts w:ascii="Times New Roman" w:hAnsi="Times New Roman" w:cs="Times New Roman"/>
-          <w:bCs/>
-          <w:sz w:val="28"/>
-          <w:szCs w:val="24"/>
-        </w:rPr>
-      </w:pPr>
-      <w:r>
-        <w:rPr>
-          <w:rFonts w:ascii="Times New Roman" w:hAnsi="Times New Roman" w:cs="Times New Roman"/>
-          <w:b/>
-          <w:sz w:val="28"/>
-          <w:szCs w:val="24"/>
-          <w:u w:val="single"/>
-        </w:rPr>
-        <w:lastRenderedPageBreak/>
-        <w:t>Ejercicio 1</w:t>
-      </w:r>
-      <w:r>
-        <w:rPr>
-          <w:rFonts w:ascii="Times New Roman" w:hAnsi="Times New Roman" w:cs="Times New Roman"/>
-          <w:b/>
-          <w:sz w:val="28"/>
-          <w:szCs w:val="24"/>
-          <w:u w:val="single"/>
-        </w:rPr>
-        <w:t>3</w:t>
-      </w:r>
-      <w:r>
-        <w:rPr>
-          <w:rFonts w:ascii="Times New Roman" w:hAnsi="Times New Roman" w:cs="Times New Roman"/>
-          <w:b/>
-          <w:sz w:val="28"/>
-          <w:szCs w:val="24"/>
-          <w:u w:val="single"/>
-        </w:rPr>
-        <w:t>.</w:t>
-      </w:r>
-    </w:p>
-    <w:p>
-      <w:pPr>
-        <w:rPr>
-          <w:rFonts w:ascii="Times New Roman" w:hAnsi="Times New Roman" w:cs="Times New Roman"/>
-          <w:bCs/>
-          <w:sz w:val="24"/>
-        </w:rPr>
-      </w:pPr>
-    </w:p>
-    <w:p>
-      <w:pPr>
-        <w:rPr>
-          <w:rFonts w:ascii="Times New Roman" w:eastAsiaTheme="minorEastAsia" w:hAnsi="Times New Roman" w:cs="Times New Roman"/>
-          <w:sz w:val="24"/>
-          <w:lang w:val="es-MX"/>
-        </w:rPr>
-      </w:pPr>
-      <w:r>
-        <w:rPr>
-          <w:rFonts w:ascii="Times New Roman" w:eastAsiaTheme="minorEastAsia" w:hAnsi="Times New Roman" w:cs="Times New Roman"/>
-          <w:sz w:val="24"/>
-          <w:lang w:val="es-MX"/>
-        </w:rPr>
-        <w:br w:type="page"/>
-      </w:r>
-    </w:p>
-    <w:p>
-      <w:pPr>
-        <w:rPr>
-          <w:rFonts w:ascii="Times New Roman" w:hAnsi="Times New Roman" w:cs="Times New Roman"/>
-          <w:bCs/>
-          <w:sz w:val="28"/>
-          <w:szCs w:val="24"/>
-        </w:rPr>
-      </w:pPr>
-      <w:r>
-        <w:rPr>
-          <w:rFonts w:ascii="Times New Roman" w:hAnsi="Times New Roman" w:cs="Times New Roman"/>
-          <w:b/>
-          <w:sz w:val="28"/>
-          <w:szCs w:val="24"/>
-          <w:u w:val="single"/>
-        </w:rPr>
-        <w:lastRenderedPageBreak/>
-        <w:t>Ejercicio 1</w:t>
-      </w:r>
-      <w:r>
-        <w:rPr>
-          <w:rFonts w:ascii="Times New Roman" w:hAnsi="Times New Roman" w:cs="Times New Roman"/>
-          <w:b/>
-          <w:sz w:val="28"/>
-          <w:szCs w:val="24"/>
-          <w:u w:val="single"/>
-        </w:rPr>
-        <w:t>4</w:t>
-      </w:r>
-      <w:r>
-        <w:rPr>
-          <w:rFonts w:ascii="Times New Roman" w:hAnsi="Times New Roman" w:cs="Times New Roman"/>
-          <w:b/>
-          <w:sz w:val="28"/>
-          <w:szCs w:val="24"/>
-          <w:u w:val="single"/>
-        </w:rPr>
-        <w:t>.</w:t>
-      </w:r>
-    </w:p>
-    <w:p>
-      <w:pPr>
-        <w:rPr>
-          <w:rFonts w:ascii="Times New Roman" w:hAnsi="Times New Roman" w:cs="Times New Roman"/>
-          <w:bCs/>
-          <w:sz w:val="24"/>
-        </w:rPr>
-      </w:pPr>
-    </w:p>
-    <w:p>
-      <w:pPr>
-        <w:rPr>
-          <w:rFonts w:ascii="Times New Roman" w:eastAsiaTheme="minorEastAsia" w:hAnsi="Times New Roman" w:cs="Times New Roman"/>
-          <w:sz w:val="24"/>
-          <w:lang w:val="es-MX"/>
-        </w:rPr>
-      </w:pPr>
-      <w:r>
-        <w:rPr>
-          <w:rFonts w:ascii="Times New Roman" w:eastAsiaTheme="minorEastAsia" w:hAnsi="Times New Roman" w:cs="Times New Roman"/>
-          <w:sz w:val="24"/>
-          <w:lang w:val="es-MX"/>
-        </w:rPr>
-        <w:br w:type="page"/>
-      </w:r>
-    </w:p>
-    <w:p>
-      <w:pPr>
-        <w:rPr>
-          <w:rFonts w:ascii="Times New Roman" w:hAnsi="Times New Roman" w:cs="Times New Roman"/>
-          <w:bCs/>
-          <w:sz w:val="28"/>
-          <w:szCs w:val="24"/>
-        </w:rPr>
-      </w:pPr>
-      <w:r>
-        <w:rPr>
-          <w:rFonts w:ascii="Times New Roman" w:hAnsi="Times New Roman" w:cs="Times New Roman"/>
-          <w:b/>
-          <w:sz w:val="28"/>
-          <w:szCs w:val="24"/>
-          <w:u w:val="single"/>
-        </w:rPr>
-        <w:lastRenderedPageBreak/>
-        <w:t>Ejercicio 1</w:t>
-      </w:r>
-      <w:r>
-        <w:rPr>
-          <w:rFonts w:ascii="Times New Roman" w:hAnsi="Times New Roman" w:cs="Times New Roman"/>
-          <w:b/>
-          <w:sz w:val="28"/>
-          <w:szCs w:val="24"/>
-          <w:u w:val="single"/>
-        </w:rPr>
-        <w:t>5</w:t>
-      </w:r>
-      <w:r>
-        <w:rPr>
-          <w:rFonts w:ascii="Times New Roman" w:hAnsi="Times New Roman" w:cs="Times New Roman"/>
-          <w:b/>
-          <w:sz w:val="28"/>
-          <w:szCs w:val="24"/>
-          <w:u w:val="single"/>
-        </w:rPr>
-        <w:t>.</w:t>
-      </w:r>
-    </w:p>
-    <w:p>
-      <w:pPr>
-        <w:rPr>
-          <w:rFonts w:ascii="Times New Roman" w:hAnsi="Times New Roman" w:cs="Times New Roman"/>
-          <w:bCs/>
-          <w:sz w:val="24"/>
-        </w:rPr>
-      </w:pPr>
-    </w:p>
-    <w:p>
-      <w:pPr>
-        <w:rPr>
-          <w:rFonts w:ascii="Times New Roman" w:eastAsiaTheme="minorEastAsia" w:hAnsi="Times New Roman" w:cs="Times New Roman"/>
-          <w:sz w:val="24"/>
-          <w:lang w:val="es-MX"/>
-        </w:rPr>
-      </w:pPr>
-      <w:r>
-        <w:rPr>
-          <w:rFonts w:ascii="Times New Roman" w:eastAsiaTheme="minorEastAsia" w:hAnsi="Times New Roman" w:cs="Times New Roman"/>
-          <w:sz w:val="24"/>
-          <w:lang w:val="es-MX"/>
-        </w:rPr>
-        <w:br w:type="page"/>
-      </w:r>
-    </w:p>
-    <w:p>
-      <w:pPr>
-        <w:rPr>
-          <w:rFonts w:ascii="Times New Roman" w:hAnsi="Times New Roman" w:cs="Times New Roman"/>
-          <w:bCs/>
-          <w:sz w:val="28"/>
-          <w:szCs w:val="24"/>
-        </w:rPr>
-      </w:pPr>
-      <w:r>
-        <w:rPr>
-          <w:rFonts w:ascii="Times New Roman" w:hAnsi="Times New Roman" w:cs="Times New Roman"/>
-          <w:b/>
-          <w:sz w:val="28"/>
-          <w:szCs w:val="24"/>
-          <w:u w:val="single"/>
-        </w:rPr>
-        <w:lastRenderedPageBreak/>
-        <w:t>Ejercicio 1</w:t>
-      </w:r>
-      <w:r>
-        <w:rPr>
-          <w:rFonts w:ascii="Times New Roman" w:hAnsi="Times New Roman" w:cs="Times New Roman"/>
-          <w:b/>
-          <w:sz w:val="28"/>
-          <w:szCs w:val="24"/>
-          <w:u w:val="single"/>
-        </w:rPr>
-        <w:t>6</w:t>
-      </w:r>
-      <w:r>
-        <w:rPr>
-          <w:rFonts w:ascii="Times New Roman" w:hAnsi="Times New Roman" w:cs="Times New Roman"/>
-          <w:b/>
-          <w:sz w:val="28"/>
-          <w:szCs w:val="24"/>
-          <w:u w:val="single"/>
-        </w:rPr>
-        <w:t>.</w:t>
-      </w:r>
-    </w:p>
-    <w:p>
-      <w:pPr>
-        <w:rPr>
-          <w:rFonts w:ascii="Times New Roman" w:hAnsi="Times New Roman" w:cs="Times New Roman"/>
-          <w:bCs/>
-          <w:sz w:val="24"/>
-        </w:rPr>
-      </w:pPr>
-    </w:p>
-    <w:p>
-      <w:pPr>
-        <w:rPr>
-          <w:rFonts w:ascii="Times New Roman" w:eastAsiaTheme="minorEastAsia" w:hAnsi="Times New Roman" w:cs="Times New Roman"/>
-          <w:sz w:val="24"/>
-          <w:lang w:val="es-MX"/>
-        </w:rPr>
-      </w:pPr>
-      <w:r>
-        <w:rPr>
-          <w:rFonts w:ascii="Times New Roman" w:eastAsiaTheme="minorEastAsia" w:hAnsi="Times New Roman" w:cs="Times New Roman"/>
-          <w:sz w:val="24"/>
-          <w:lang w:val="es-MX"/>
-        </w:rPr>
-        <w:br w:type="page"/>
-      </w:r>
-    </w:p>
-    <w:p>
-      <w:pPr>
-        <w:rPr>
-          <w:rFonts w:ascii="Times New Roman" w:hAnsi="Times New Roman" w:cs="Times New Roman"/>
-          <w:bCs/>
-          <w:sz w:val="28"/>
-          <w:szCs w:val="24"/>
-        </w:rPr>
-      </w:pPr>
-      <w:r>
-        <w:rPr>
-          <w:rFonts w:ascii="Times New Roman" w:hAnsi="Times New Roman" w:cs="Times New Roman"/>
-          <w:b/>
-          <w:sz w:val="28"/>
-          <w:szCs w:val="24"/>
-          <w:u w:val="single"/>
-        </w:rPr>
-        <w:lastRenderedPageBreak/>
-        <w:t>Ejercicio 1</w:t>
-      </w:r>
-      <w:r>
-        <w:rPr>
-          <w:rFonts w:ascii="Times New Roman" w:hAnsi="Times New Roman" w:cs="Times New Roman"/>
-          <w:b/>
-          <w:sz w:val="28"/>
-          <w:szCs w:val="24"/>
-          <w:u w:val="single"/>
-        </w:rPr>
-        <w:t>7</w:t>
-      </w:r>
-      <w:r>
-        <w:rPr>
-          <w:rFonts w:ascii="Times New Roman" w:hAnsi="Times New Roman" w:cs="Times New Roman"/>
-          <w:b/>
-          <w:sz w:val="28"/>
-          <w:szCs w:val="24"/>
-          <w:u w:val="single"/>
-        </w:rPr>
-        <w:t>.</w:t>
-      </w:r>
-    </w:p>
-    <w:p>
-      <w:pPr>
-        <w:rPr>
-          <w:rFonts w:ascii="Times New Roman" w:hAnsi="Times New Roman" w:cs="Times New Roman"/>
-          <w:bCs/>
-          <w:sz w:val="24"/>
-        </w:rPr>
-      </w:pPr>
-    </w:p>
-    <w:p>
-      <w:pPr>
-        <w:rPr>
-          <w:rFonts w:ascii="Times New Roman" w:eastAsiaTheme="minorEastAsia" w:hAnsi="Times New Roman" w:cs="Times New Roman"/>
-          <w:sz w:val="24"/>
-          <w:lang w:val="es-MX"/>
-        </w:rPr>
-      </w:pPr>
-      <w:r>
-        <w:rPr>
-          <w:rFonts w:ascii="Times New Roman" w:eastAsiaTheme="minorEastAsia" w:hAnsi="Times New Roman" w:cs="Times New Roman"/>
-          <w:sz w:val="24"/>
-          <w:lang w:val="es-MX"/>
-        </w:rPr>
-        <w:br w:type="page"/>
-      </w:r>
-    </w:p>
-    <w:p>
-      <w:pPr>
-        <w:rPr>
-          <w:rFonts w:ascii="Times New Roman" w:hAnsi="Times New Roman" w:cs="Times New Roman"/>
-          <w:bCs/>
-          <w:sz w:val="28"/>
-          <w:szCs w:val="24"/>
-        </w:rPr>
-      </w:pPr>
-      <w:r>
-        <w:rPr>
-          <w:rFonts w:ascii="Times New Roman" w:hAnsi="Times New Roman" w:cs="Times New Roman"/>
-          <w:b/>
-          <w:sz w:val="28"/>
-          <w:szCs w:val="24"/>
-          <w:u w:val="single"/>
-        </w:rPr>
-        <w:lastRenderedPageBreak/>
-        <w:t>Ejercicio 1</w:t>
-      </w:r>
-      <w:r>
-        <w:rPr>
-          <w:rFonts w:ascii="Times New Roman" w:hAnsi="Times New Roman" w:cs="Times New Roman"/>
-          <w:b/>
-          <w:sz w:val="28"/>
-          <w:szCs w:val="24"/>
-          <w:u w:val="single"/>
-        </w:rPr>
-        <w:t>8</w:t>
-      </w:r>
-      <w:r>
-        <w:rPr>
-          <w:rFonts w:ascii="Times New Roman" w:hAnsi="Times New Roman" w:cs="Times New Roman"/>
-          <w:b/>
-          <w:sz w:val="28"/>
-          <w:szCs w:val="24"/>
-          <w:u w:val="single"/>
-        </w:rPr>
-        <w:t>.</w:t>
-      </w:r>
-    </w:p>
-    <w:p>
-      <w:pPr>
-        <w:rPr>
-          <w:rFonts w:ascii="Times New Roman" w:hAnsi="Times New Roman" w:cs="Times New Roman"/>
-          <w:bCs/>
-          <w:sz w:val="24"/>
-        </w:rPr>
-      </w:pPr>
-    </w:p>
-    <w:p>
-      <w:pPr>
-        <w:rPr>
-          <w:rFonts w:ascii="Times New Roman" w:eastAsiaTheme="minorEastAsia" w:hAnsi="Times New Roman" w:cs="Times New Roman"/>
-          <w:sz w:val="24"/>
-          <w:lang w:val="es-MX"/>
-        </w:rPr>
-      </w:pPr>
-      <w:r>
-        <w:rPr>
-          <w:rFonts w:ascii="Times New Roman" w:eastAsiaTheme="minorEastAsia" w:hAnsi="Times New Roman" w:cs="Times New Roman"/>
-          <w:sz w:val="24"/>
-          <w:lang w:val="es-MX"/>
-        </w:rPr>
-        <w:br w:type="page"/>
-      </w:r>
-    </w:p>
-    <w:p>
-      <w:pPr>
-        <w:rPr>
-          <w:rFonts w:ascii="Times New Roman" w:hAnsi="Times New Roman" w:cs="Times New Roman"/>
-          <w:bCs/>
-          <w:sz w:val="28"/>
-          <w:szCs w:val="24"/>
-        </w:rPr>
-      </w:pPr>
-      <w:r>
-        <w:rPr>
-          <w:rFonts w:ascii="Times New Roman" w:hAnsi="Times New Roman" w:cs="Times New Roman"/>
-          <w:b/>
-          <w:sz w:val="28"/>
-          <w:szCs w:val="24"/>
-          <w:u w:val="single"/>
-        </w:rPr>
-        <w:lastRenderedPageBreak/>
-        <w:t>Ejercicio 1</w:t>
-      </w:r>
-      <w:r>
-        <w:rPr>
-          <w:rFonts w:ascii="Times New Roman" w:hAnsi="Times New Roman" w:cs="Times New Roman"/>
-          <w:b/>
-          <w:sz w:val="28"/>
-          <w:szCs w:val="24"/>
-          <w:u w:val="single"/>
-        </w:rPr>
-        <w:t>9</w:t>
-      </w:r>
-      <w:r>
-        <w:rPr>
-          <w:rFonts w:ascii="Times New Roman" w:hAnsi="Times New Roman" w:cs="Times New Roman"/>
-          <w:b/>
-          <w:sz w:val="28"/>
-          <w:szCs w:val="24"/>
-          <w:u w:val="single"/>
-        </w:rPr>
-        <w:t>.</w:t>
-      </w:r>
-    </w:p>
-    <w:p>
-      <w:pPr>
-        <w:rPr>
-          <w:rFonts w:ascii="Times New Roman" w:hAnsi="Times New Roman" w:cs="Times New Roman"/>
-          <w:bCs/>
-          <w:sz w:val="24"/>
-        </w:rPr>
-      </w:pPr>
-    </w:p>
-    <w:p>
-      <w:pPr>
-        <w:rPr>
-          <w:rFonts w:ascii="Times New Roman" w:eastAsiaTheme="minorEastAsia" w:hAnsi="Times New Roman" w:cs="Times New Roman"/>
-          <w:sz w:val="24"/>
-          <w:lang w:val="es-MX"/>
-        </w:rPr>
-      </w:pPr>
-      <w:r>
-        <w:rPr>
-          <w:rFonts w:ascii="Times New Roman" w:eastAsiaTheme="minorEastAsia" w:hAnsi="Times New Roman" w:cs="Times New Roman"/>
-          <w:sz w:val="24"/>
-          <w:lang w:val="es-MX"/>
-        </w:rPr>
-        <w:br w:type="page"/>
-      </w:r>
-    </w:p>
-    <w:p>
-      <w:pPr>
-        <w:rPr>
-          <w:rFonts w:ascii="Times New Roman" w:hAnsi="Times New Roman" w:cs="Times New Roman"/>
-          <w:bCs/>
-          <w:sz w:val="28"/>
-          <w:szCs w:val="24"/>
-        </w:rPr>
-      </w:pPr>
-      <w:r>
-        <w:rPr>
-          <w:rFonts w:ascii="Times New Roman" w:hAnsi="Times New Roman" w:cs="Times New Roman"/>
-          <w:b/>
-          <w:sz w:val="28"/>
-          <w:szCs w:val="24"/>
-          <w:u w:val="single"/>
-        </w:rPr>
-        <w:lastRenderedPageBreak/>
-        <w:t xml:space="preserve">Ejercicio </w:t>
-      </w:r>
-      <w:r>
-        <w:rPr>
-          <w:rFonts w:ascii="Times New Roman" w:hAnsi="Times New Roman" w:cs="Times New Roman"/>
-          <w:b/>
-          <w:sz w:val="28"/>
-          <w:szCs w:val="24"/>
-          <w:u w:val="single"/>
-        </w:rPr>
-        <w:t>20</w:t>
-      </w:r>
-      <w:r>
-        <w:rPr>
-          <w:rFonts w:ascii="Times New Roman" w:hAnsi="Times New Roman" w:cs="Times New Roman"/>
-          <w:b/>
-          <w:sz w:val="28"/>
-          <w:szCs w:val="24"/>
-          <w:u w:val="single"/>
-        </w:rPr>
-        <w:t>.</w:t>
-      </w:r>
-    </w:p>
-    <w:p>
-      <w:pPr>
-        <w:rPr>
-          <w:rFonts w:ascii="Times New Roman" w:hAnsi="Times New Roman" w:cs="Times New Roman"/>
-          <w:bCs/>
-          <w:sz w:val="24"/>
-        </w:rPr>
-      </w:pPr>
-    </w:p>
-    <w:p>
-      <w:pPr>
-        <w:rPr>
-          <w:rFonts w:ascii="Times New Roman" w:eastAsiaTheme="minorEastAsia" w:hAnsi="Times New Roman" w:cs="Times New Roman"/>
-          <w:sz w:val="24"/>
-          <w:lang w:val="es-MX"/>
-        </w:rPr>
-      </w:pPr>
-      <w:r>
-        <w:rPr>
-          <w:rFonts w:ascii="Times New Roman" w:eastAsiaTheme="minorEastAsia" w:hAnsi="Times New Roman" w:cs="Times New Roman"/>
-          <w:sz w:val="24"/>
-          <w:lang w:val="es-MX"/>
-        </w:rPr>
-        <w:br w:type="page"/>
-      </w:r>
-    </w:p>
-    <w:p>
-      <w:pPr>
-        <w:rPr>
-          <w:rFonts w:ascii="Times New Roman" w:hAnsi="Times New Roman" w:cs="Times New Roman"/>
-          <w:bCs/>
-          <w:sz w:val="28"/>
-          <w:szCs w:val="24"/>
-        </w:rPr>
-      </w:pPr>
-      <w:r>
-        <w:rPr>
-          <w:rFonts w:ascii="Times New Roman" w:hAnsi="Times New Roman" w:cs="Times New Roman"/>
-          <w:b/>
-          <w:sz w:val="28"/>
-          <w:szCs w:val="24"/>
-          <w:u w:val="single"/>
-        </w:rPr>
-        <w:lastRenderedPageBreak/>
-        <w:t xml:space="preserve">Ejercicio </w:t>
-      </w:r>
-      <w:r>
-        <w:rPr>
-          <w:rFonts w:ascii="Times New Roman" w:hAnsi="Times New Roman" w:cs="Times New Roman"/>
-          <w:b/>
-          <w:sz w:val="28"/>
-          <w:szCs w:val="24"/>
-          <w:u w:val="single"/>
-        </w:rPr>
-        <w:t>21</w:t>
-      </w:r>
-      <w:r>
-        <w:rPr>
-          <w:rFonts w:ascii="Times New Roman" w:hAnsi="Times New Roman" w:cs="Times New Roman"/>
-          <w:b/>
-          <w:sz w:val="28"/>
-          <w:szCs w:val="24"/>
-          <w:u w:val="single"/>
-        </w:rPr>
-        <w:t>.</w:t>
-      </w:r>
-    </w:p>
-    <w:p>
-      <w:pPr>
-        <w:rPr>
-          <w:rFonts w:ascii="Times New Roman" w:hAnsi="Times New Roman" w:cs="Times New Roman"/>
-          <w:bCs/>
-          <w:sz w:val="24"/>
-        </w:rPr>
-      </w:pPr>
-    </w:p>
-    <w:p>
-      <w:pPr>
-        <w:rPr>
-          <w:rFonts w:ascii="Times New Roman" w:eastAsiaTheme="minorEastAsia" w:hAnsi="Times New Roman" w:cs="Times New Roman"/>
-          <w:sz w:val="24"/>
-          <w:lang w:val="es-MX"/>
-        </w:rPr>
-      </w:pPr>
-      <w:r>
-        <w:rPr>
-          <w:rFonts w:ascii="Times New Roman" w:eastAsiaTheme="minorEastAsia" w:hAnsi="Times New Roman" w:cs="Times New Roman"/>
-          <w:sz w:val="24"/>
-          <w:lang w:val="es-MX"/>
-        </w:rPr>
-        <w:br w:type="page"/>
-      </w:r>
-    </w:p>
-    <w:p>
-      <w:pPr>
-        <w:rPr>
-          <w:rFonts w:ascii="Times New Roman" w:hAnsi="Times New Roman" w:cs="Times New Roman"/>
-          <w:bCs/>
-          <w:sz w:val="28"/>
-          <w:szCs w:val="24"/>
-        </w:rPr>
-      </w:pPr>
-      <w:r>
-        <w:rPr>
-          <w:rFonts w:ascii="Times New Roman" w:hAnsi="Times New Roman" w:cs="Times New Roman"/>
-          <w:b/>
-          <w:sz w:val="28"/>
-          <w:szCs w:val="24"/>
-          <w:u w:val="single"/>
-        </w:rPr>
-        <w:lastRenderedPageBreak/>
-        <w:t xml:space="preserve">Ejercicio </w:t>
-      </w:r>
-      <w:r>
-        <w:rPr>
-          <w:rFonts w:ascii="Times New Roman" w:hAnsi="Times New Roman" w:cs="Times New Roman"/>
-          <w:b/>
-          <w:sz w:val="28"/>
-          <w:szCs w:val="24"/>
-          <w:u w:val="single"/>
-        </w:rPr>
-        <w:t>22</w:t>
-      </w:r>
-      <w:r>
-        <w:rPr>
-          <w:rFonts w:ascii="Times New Roman" w:hAnsi="Times New Roman" w:cs="Times New Roman"/>
-          <w:b/>
-          <w:sz w:val="28"/>
-          <w:szCs w:val="24"/>
-          <w:u w:val="single"/>
-        </w:rPr>
-        <w:t>.</w:t>
-      </w:r>
-    </w:p>
-    <w:p>
-      <w:pPr>
-        <w:rPr>
-          <w:rFonts w:ascii="Times New Roman" w:hAnsi="Times New Roman" w:cs="Times New Roman"/>
-          <w:bCs/>
-          <w:sz w:val="24"/>
-        </w:rPr>
-      </w:pPr>
-    </w:p>
-    <w:p>
-      <w:pPr>
-        <w:rPr>
-          <w:rFonts w:ascii="Times New Roman" w:eastAsiaTheme="minorEastAsia" w:hAnsi="Times New Roman" w:cs="Times New Roman"/>
-          <w:sz w:val="24"/>
-          <w:lang w:val="es-MX"/>
-        </w:rPr>
-      </w:pPr>
-      <w:r>
-        <w:rPr>
-          <w:rFonts w:ascii="Times New Roman" w:eastAsiaTheme="minorEastAsia" w:hAnsi="Times New Roman" w:cs="Times New Roman"/>
-          <w:sz w:val="24"/>
-          <w:lang w:val="es-MX"/>
-        </w:rPr>
-        <w:br w:type="page"/>
-      </w:r>
-    </w:p>
-    <w:p>
-      <w:pPr>
-        <w:rPr>
-          <w:rFonts w:ascii="Times New Roman" w:hAnsi="Times New Roman" w:cs="Times New Roman"/>
-          <w:bCs/>
-          <w:sz w:val="28"/>
-          <w:szCs w:val="24"/>
-        </w:rPr>
-      </w:pPr>
-      <w:r>
-        <w:rPr>
-          <w:rFonts w:ascii="Times New Roman" w:hAnsi="Times New Roman" w:cs="Times New Roman"/>
-          <w:b/>
-          <w:sz w:val="28"/>
-          <w:szCs w:val="24"/>
-          <w:u w:val="single"/>
-        </w:rPr>
-        <w:lastRenderedPageBreak/>
-        <w:t xml:space="preserve">Ejercicio </w:t>
-      </w:r>
-      <w:r>
-        <w:rPr>
-          <w:rFonts w:ascii="Times New Roman" w:hAnsi="Times New Roman" w:cs="Times New Roman"/>
-          <w:b/>
-          <w:sz w:val="28"/>
-          <w:szCs w:val="24"/>
-          <w:u w:val="single"/>
-        </w:rPr>
-        <w:t>23</w:t>
-      </w:r>
-      <w:r>
-        <w:rPr>
-          <w:rFonts w:ascii="Times New Roman" w:hAnsi="Times New Roman" w:cs="Times New Roman"/>
-          <w:b/>
-          <w:sz w:val="28"/>
-          <w:szCs w:val="24"/>
-          <w:u w:val="single"/>
-        </w:rPr>
-        <w:t>.</w:t>
-      </w:r>
-    </w:p>
-    <w:p>
-      <w:pPr>
-        <w:rPr>
-          <w:rFonts w:ascii="Times New Roman" w:hAnsi="Times New Roman" w:cs="Times New Roman"/>
-          <w:bCs/>
-          <w:sz w:val="24"/>
-        </w:rPr>
-      </w:pPr>
-    </w:p>
-    <w:p>
-      <w:pPr>
-        <w:rPr>
-          <w:rFonts w:ascii="Times New Roman" w:eastAsiaTheme="minorEastAsia" w:hAnsi="Times New Roman" w:cs="Times New Roman"/>
-          <w:sz w:val="24"/>
-          <w:lang w:val="es-MX"/>
-        </w:rPr>
-      </w:pPr>
-      <w:r>
-        <w:rPr>
-          <w:rFonts w:ascii="Times New Roman" w:eastAsiaTheme="minorEastAsia" w:hAnsi="Times New Roman" w:cs="Times New Roman"/>
-          <w:sz w:val="24"/>
-          <w:lang w:val="es-MX"/>
-        </w:rPr>
-        <w:br w:type="page"/>
-      </w:r>
-    </w:p>
-    <w:p>
-      <w:pPr>
-        <w:rPr>
-          <w:rFonts w:ascii="Times New Roman" w:hAnsi="Times New Roman" w:cs="Times New Roman"/>
-          <w:bCs/>
-          <w:sz w:val="28"/>
-          <w:szCs w:val="24"/>
-        </w:rPr>
-      </w:pPr>
-      <w:r>
-        <w:rPr>
-          <w:rFonts w:ascii="Times New Roman" w:hAnsi="Times New Roman" w:cs="Times New Roman"/>
-          <w:b/>
-          <w:sz w:val="28"/>
-          <w:szCs w:val="24"/>
-          <w:u w:val="single"/>
-        </w:rPr>
-        <w:lastRenderedPageBreak/>
-        <w:t xml:space="preserve">Ejercicio </w:t>
-      </w:r>
-      <w:r>
-        <w:rPr>
-          <w:rFonts w:ascii="Times New Roman" w:hAnsi="Times New Roman" w:cs="Times New Roman"/>
-          <w:b/>
-          <w:sz w:val="28"/>
-          <w:szCs w:val="24"/>
-          <w:u w:val="single"/>
-        </w:rPr>
-        <w:t>24</w:t>
-      </w:r>
-      <w:r>
-        <w:rPr>
-          <w:rFonts w:ascii="Times New Roman" w:hAnsi="Times New Roman" w:cs="Times New Roman"/>
-          <w:b/>
-          <w:sz w:val="28"/>
-          <w:szCs w:val="24"/>
-          <w:u w:val="single"/>
-        </w:rPr>
-        <w:t>.</w:t>
-      </w:r>
-    </w:p>
-    <w:p>
-      <w:pPr>
-        <w:rPr>
-          <w:rFonts w:ascii="Times New Roman" w:hAnsi="Times New Roman" w:cs="Times New Roman"/>
-          <w:bCs/>
-          <w:sz w:val="24"/>
-        </w:rPr>
-      </w:pPr>
-    </w:p>
-    <w:p>
-      <w:pPr>
-        <w:rPr>
-          <w:rFonts w:ascii="Times New Roman" w:eastAsiaTheme="minorEastAsia" w:hAnsi="Times New Roman" w:cs="Times New Roman"/>
-          <w:sz w:val="24"/>
-          <w:lang w:val="es-MX"/>
-        </w:rPr>
-      </w:pPr>
-      <w:r>
-        <w:rPr>
-          <w:rFonts w:ascii="Times New Roman" w:eastAsiaTheme="minorEastAsia" w:hAnsi="Times New Roman" w:cs="Times New Roman"/>
-          <w:sz w:val="24"/>
-          <w:lang w:val="es-MX"/>
-        </w:rPr>
-        <w:br w:type="page"/>
-      </w:r>
-    </w:p>
-    <w:p>
-      <w:pPr>
-        <w:rPr>
-          <w:rFonts w:ascii="Times New Roman" w:hAnsi="Times New Roman" w:cs="Times New Roman"/>
-          <w:bCs/>
-          <w:sz w:val="28"/>
-          <w:szCs w:val="24"/>
-        </w:rPr>
-      </w:pPr>
-      <w:r>
-        <w:rPr>
-          <w:rFonts w:ascii="Times New Roman" w:hAnsi="Times New Roman" w:cs="Times New Roman"/>
-          <w:b/>
-          <w:sz w:val="28"/>
-          <w:szCs w:val="24"/>
-          <w:u w:val="single"/>
-        </w:rPr>
-        <w:lastRenderedPageBreak/>
-        <w:t xml:space="preserve">Ejercicio </w:t>
-      </w:r>
-      <w:r>
-        <w:rPr>
-          <w:rFonts w:ascii="Times New Roman" w:hAnsi="Times New Roman" w:cs="Times New Roman"/>
-          <w:b/>
-          <w:sz w:val="28"/>
-          <w:szCs w:val="24"/>
-          <w:u w:val="single"/>
-        </w:rPr>
-        <w:t>25</w:t>
-      </w:r>
-      <w:r>
-        <w:rPr>
-          <w:rFonts w:ascii="Times New Roman" w:hAnsi="Times New Roman" w:cs="Times New Roman"/>
-          <w:b/>
-          <w:sz w:val="28"/>
-          <w:szCs w:val="24"/>
-          <w:u w:val="single"/>
-        </w:rPr>
-        <w:t>.</w:t>
-      </w:r>
-    </w:p>
-    <w:p>
-      <w:pPr>
-        <w:rPr>
-          <w:rFonts w:ascii="Times New Roman" w:hAnsi="Times New Roman" w:cs="Times New Roman"/>
-          <w:bCs/>
-          <w:sz w:val="24"/>
-        </w:rPr>
-      </w:pPr>
-    </w:p>
-    <w:p>
-      <w:pPr>
-        <w:rPr>
-          <w:rFonts w:ascii="Times New Roman" w:eastAsiaTheme="minorEastAsia" w:hAnsi="Times New Roman" w:cs="Times New Roman"/>
-          <w:sz w:val="24"/>
-          <w:lang w:val="es-MX"/>
+        <w:t>Ejercicio 25.</w:t>
+      </w:r>
+    </w:p>
+    <w:p>
+      <w:pPr>
+        <w:rPr>
+          <w:rFonts w:ascii="Times New Roman" w:hAnsi="Times New Roman" w:cs="Times New Roman"/>
+          <w:bCs/>
+          <w:sz w:val="24"/>
+        </w:rPr>
+      </w:pPr>
+    </w:p>
+    <w:p>
+      <w:pPr>
+        <w:rPr>
+          <w:rFonts w:ascii="Times New Roman" w:eastAsiaTheme="minorEastAsia" w:hAnsi="Times New Roman" w:cs="Times New Roman"/>
+          <w:sz w:val="24"/>
         </w:rPr>
       </w:pPr>
     </w:p>
     <w:sectPr>
-      <w:headerReference w:type="default" r:id="rId8"/>
+      <w:headerReference w:type="default" r:id="rId9"/>
       <w:pgSz w:w="11906" w:h="16838"/>
       <w:pgMar w:top="1417" w:right="1701" w:bottom="1417" w:left="1701" w:header="708" w:footer="708" w:gutter="0"/>
       <w:cols w:space="708"/>
@@ -1961,6 +5024,232 @@
 <file path=word/numbering.xml><?xml version="1.0" encoding="utf-8"?>
 <w:numbering xmlns:wpc="http://schemas.microsoft.com/office/word/2010/wordprocessingCanvas" xmlns:cx="http://schemas.microsoft.com/office/drawing/2014/chartex" xmlns:cx1="http://schemas.microsoft.com/office/drawing/2015/9/8/chartex" xmlns:cx2="http://schemas.microsoft.com/office/drawing/2015/10/21/chartex" xmlns:cx3="http://schemas.microsoft.com/office/drawing/2016/5/9/chartex" xmlns:cx4="http://schemas.microsoft.com/office/drawing/2016/5/10/chartex" xmlns:cx5="http://schemas.microsoft.com/office/drawing/2016/5/11/chartex" xmlns:cx6="http://schemas.microsoft.com/office/drawing/2016/5/12/chartex" xmlns:cx7="http://schemas.microsoft.com/office/drawing/2016/5/13/chartex" xmlns:cx8="http://schemas.microsoft.com/office/drawing/2016/5/14/chartex" xmlns:mc="http://schemas.openxmlformats.org/markup-compatibility/2006" xmlns:aink="http://schemas.microsoft.com/office/drawing/2016/ink" xmlns:am3d="http://schemas.microsoft.com/office/drawing/2017/model3d" xmlns:o="urn:schemas-microsoft-com:office:office" xmlns:oel="http://schemas.microsoft.com/office/2019/extlst" xmlns:r="http://schemas.openxmlformats.org/officeDocument/2006/relationships" xmlns:m="http://schemas.openxmlformats.org/officeDocument/2006/math" xmlns:v="urn:schemas-microsoft-com:vml" xmlns:wp14="http://schemas.microsoft.com/office/word/2010/wordprocessingDrawing" xmlns:wp="http://schemas.openxmlformats.org/drawingml/2006/wordprocessingDrawing" xmlns:w10="urn:schemas-microsoft-com:office:word" xmlns:w="http://schemas.openxmlformats.org/wordprocessingml/2006/main" xmlns:w14="http://schemas.microsoft.com/office/word/2010/wordml" xmlns:w15="http://schemas.microsoft.com/office/word/2012/wordml" xmlns:w16cex="http://schemas.microsoft.com/office/word/2018/wordml/cex" xmlns:w16cid="http://schemas.microsoft.com/office/word/2016/wordml/cid" xmlns:w16="http://schemas.microsoft.com/office/word/2018/wordml" xmlns:w16du="http://schemas.microsoft.com/office/word/2023/wordml/word16du" xmlns:w16sdtdh="http://schemas.microsoft.com/office/word/2020/wordml/sdtdatahash" xmlns:w16sdtfl="http://schemas.microsoft.com/office/word/2024/wordml/sdtformatlock" xmlns:w16se="http://schemas.microsoft.com/office/word/2015/wordml/symex" xmlns:wpg="http://schemas.microsoft.com/office/word/2010/wordprocessingGroup" xmlns:wpi="http://schemas.microsoft.com/office/word/2010/wordprocessingInk" xmlns:wne="http://schemas.microsoft.com/office/word/2006/wordml" xmlns:wps="http://schemas.microsoft.com/office/word/2010/wordprocessingShape" mc:Ignorable="w14 w15 w16se w16cid w16 w16cex w16sdtdh w16sdtfl w16du wp14">
   <w:abstractNum w:abstractNumId="0" w15:restartNumberingAfterBreak="0">
+    <w:nsid w:val="1C4240C6"/>
+    <w:multiLevelType w:val="hybridMultilevel"/>
+    <w:tmpl w:val="7B722D12"/>
+    <w:lvl w:ilvl="0" w:tplc="080A0001">
+      <w:start w:val="1"/>
+      <w:numFmt w:val="bullet"/>
+      <w:lvlText w:val=""/>
+      <w:lvlJc w:val="left"/>
+      <w:pPr>
+        <w:ind w:left="720" w:hanging="360"/>
+      </w:pPr>
+      <w:rPr>
+        <w:rFonts w:ascii="Symbol" w:hAnsi="Symbol" w:hint="default"/>
+      </w:rPr>
+    </w:lvl>
+    <w:lvl w:ilvl="1" w:tplc="080A0003" w:tentative="1">
+      <w:start w:val="1"/>
+      <w:numFmt w:val="bullet"/>
+      <w:lvlText w:val="o"/>
+      <w:lvlJc w:val="left"/>
+      <w:pPr>
+        <w:ind w:left="1440" w:hanging="360"/>
+      </w:pPr>
+      <w:rPr>
+        <w:rFonts w:ascii="Courier New" w:hAnsi="Courier New" w:cs="Courier New" w:hint="default"/>
+      </w:rPr>
+    </w:lvl>
+    <w:lvl w:ilvl="2" w:tplc="080A0005" w:tentative="1">
+      <w:start w:val="1"/>
+      <w:numFmt w:val="bullet"/>
+      <w:lvlText w:val=""/>
+      <w:lvlJc w:val="left"/>
+      <w:pPr>
+        <w:ind w:left="2160" w:hanging="360"/>
+      </w:pPr>
+      <w:rPr>
+        <w:rFonts w:ascii="Wingdings" w:hAnsi="Wingdings" w:hint="default"/>
+      </w:rPr>
+    </w:lvl>
+    <w:lvl w:ilvl="3" w:tplc="080A0001" w:tentative="1">
+      <w:start w:val="1"/>
+      <w:numFmt w:val="bullet"/>
+      <w:lvlText w:val=""/>
+      <w:lvlJc w:val="left"/>
+      <w:pPr>
+        <w:ind w:left="2880" w:hanging="360"/>
+      </w:pPr>
+      <w:rPr>
+        <w:rFonts w:ascii="Symbol" w:hAnsi="Symbol" w:hint="default"/>
+      </w:rPr>
+    </w:lvl>
+    <w:lvl w:ilvl="4" w:tplc="080A0003" w:tentative="1">
+      <w:start w:val="1"/>
+      <w:numFmt w:val="bullet"/>
+      <w:lvlText w:val="o"/>
+      <w:lvlJc w:val="left"/>
+      <w:pPr>
+        <w:ind w:left="3600" w:hanging="360"/>
+      </w:pPr>
+      <w:rPr>
+        <w:rFonts w:ascii="Courier New" w:hAnsi="Courier New" w:cs="Courier New" w:hint="default"/>
+      </w:rPr>
+    </w:lvl>
+    <w:lvl w:ilvl="5" w:tplc="080A0005" w:tentative="1">
+      <w:start w:val="1"/>
+      <w:numFmt w:val="bullet"/>
+      <w:lvlText w:val=""/>
+      <w:lvlJc w:val="left"/>
+      <w:pPr>
+        <w:ind w:left="4320" w:hanging="360"/>
+      </w:pPr>
+      <w:rPr>
+        <w:rFonts w:ascii="Wingdings" w:hAnsi="Wingdings" w:hint="default"/>
+      </w:rPr>
+    </w:lvl>
+    <w:lvl w:ilvl="6" w:tplc="080A0001" w:tentative="1">
+      <w:start w:val="1"/>
+      <w:numFmt w:val="bullet"/>
+      <w:lvlText w:val=""/>
+      <w:lvlJc w:val="left"/>
+      <w:pPr>
+        <w:ind w:left="5040" w:hanging="360"/>
+      </w:pPr>
+      <w:rPr>
+        <w:rFonts w:ascii="Symbol" w:hAnsi="Symbol" w:hint="default"/>
+      </w:rPr>
+    </w:lvl>
+    <w:lvl w:ilvl="7" w:tplc="080A0003" w:tentative="1">
+      <w:start w:val="1"/>
+      <w:numFmt w:val="bullet"/>
+      <w:lvlText w:val="o"/>
+      <w:lvlJc w:val="left"/>
+      <w:pPr>
+        <w:ind w:left="5760" w:hanging="360"/>
+      </w:pPr>
+      <w:rPr>
+        <w:rFonts w:ascii="Courier New" w:hAnsi="Courier New" w:cs="Courier New" w:hint="default"/>
+      </w:rPr>
+    </w:lvl>
+    <w:lvl w:ilvl="8" w:tplc="080A0005" w:tentative="1">
+      <w:start w:val="1"/>
+      <w:numFmt w:val="bullet"/>
+      <w:lvlText w:val=""/>
+      <w:lvlJc w:val="left"/>
+      <w:pPr>
+        <w:ind w:left="6480" w:hanging="360"/>
+      </w:pPr>
+      <w:rPr>
+        <w:rFonts w:ascii="Wingdings" w:hAnsi="Wingdings" w:hint="default"/>
+      </w:rPr>
+    </w:lvl>
+  </w:abstractNum>
+  <w:abstractNum w:abstractNumId="1" w15:restartNumberingAfterBreak="0">
+    <w:nsid w:val="20D829E4"/>
+    <w:multiLevelType w:val="hybridMultilevel"/>
+    <w:tmpl w:val="A92A6058"/>
+    <w:lvl w:ilvl="0" w:tplc="080A0001">
+      <w:start w:val="1"/>
+      <w:numFmt w:val="bullet"/>
+      <w:lvlText w:val=""/>
+      <w:lvlJc w:val="left"/>
+      <w:pPr>
+        <w:ind w:left="720" w:hanging="360"/>
+      </w:pPr>
+      <w:rPr>
+        <w:rFonts w:ascii="Symbol" w:hAnsi="Symbol" w:hint="default"/>
+      </w:rPr>
+    </w:lvl>
+    <w:lvl w:ilvl="1" w:tplc="080A0003" w:tentative="1">
+      <w:start w:val="1"/>
+      <w:numFmt w:val="bullet"/>
+      <w:lvlText w:val="o"/>
+      <w:lvlJc w:val="left"/>
+      <w:pPr>
+        <w:ind w:left="1440" w:hanging="360"/>
+      </w:pPr>
+      <w:rPr>
+        <w:rFonts w:ascii="Courier New" w:hAnsi="Courier New" w:cs="Courier New" w:hint="default"/>
+      </w:rPr>
+    </w:lvl>
+    <w:lvl w:ilvl="2" w:tplc="080A0005" w:tentative="1">
+      <w:start w:val="1"/>
+      <w:numFmt w:val="bullet"/>
+      <w:lvlText w:val=""/>
+      <w:lvlJc w:val="left"/>
+      <w:pPr>
+        <w:ind w:left="2160" w:hanging="360"/>
+      </w:pPr>
+      <w:rPr>
+        <w:rFonts w:ascii="Wingdings" w:hAnsi="Wingdings" w:hint="default"/>
+      </w:rPr>
+    </w:lvl>
+    <w:lvl w:ilvl="3" w:tplc="080A0001" w:tentative="1">
+      <w:start w:val="1"/>
+      <w:numFmt w:val="bullet"/>
+      <w:lvlText w:val=""/>
+      <w:lvlJc w:val="left"/>
+      <w:pPr>
+        <w:ind w:left="2880" w:hanging="360"/>
+      </w:pPr>
+      <w:rPr>
+        <w:rFonts w:ascii="Symbol" w:hAnsi="Symbol" w:hint="default"/>
+      </w:rPr>
+    </w:lvl>
+    <w:lvl w:ilvl="4" w:tplc="080A0003" w:tentative="1">
+      <w:start w:val="1"/>
+      <w:numFmt w:val="bullet"/>
+      <w:lvlText w:val="o"/>
+      <w:lvlJc w:val="left"/>
+      <w:pPr>
+        <w:ind w:left="3600" w:hanging="360"/>
+      </w:pPr>
+      <w:rPr>
+        <w:rFonts w:ascii="Courier New" w:hAnsi="Courier New" w:cs="Courier New" w:hint="default"/>
+      </w:rPr>
+    </w:lvl>
+    <w:lvl w:ilvl="5" w:tplc="080A0005" w:tentative="1">
+      <w:start w:val="1"/>
+      <w:numFmt w:val="bullet"/>
+      <w:lvlText w:val=""/>
+      <w:lvlJc w:val="left"/>
+      <w:pPr>
+        <w:ind w:left="4320" w:hanging="360"/>
+      </w:pPr>
+      <w:rPr>
+        <w:rFonts w:ascii="Wingdings" w:hAnsi="Wingdings" w:hint="default"/>
+      </w:rPr>
+    </w:lvl>
+    <w:lvl w:ilvl="6" w:tplc="080A0001" w:tentative="1">
+      <w:start w:val="1"/>
+      <w:numFmt w:val="bullet"/>
+      <w:lvlText w:val=""/>
+      <w:lvlJc w:val="left"/>
+      <w:pPr>
+        <w:ind w:left="5040" w:hanging="360"/>
+      </w:pPr>
+      <w:rPr>
+        <w:rFonts w:ascii="Symbol" w:hAnsi="Symbol" w:hint="default"/>
+      </w:rPr>
+    </w:lvl>
+    <w:lvl w:ilvl="7" w:tplc="080A0003" w:tentative="1">
+      <w:start w:val="1"/>
+      <w:numFmt w:val="bullet"/>
+      <w:lvlText w:val="o"/>
+      <w:lvlJc w:val="left"/>
+      <w:pPr>
+        <w:ind w:left="5760" w:hanging="360"/>
+      </w:pPr>
+      <w:rPr>
+        <w:rFonts w:ascii="Courier New" w:hAnsi="Courier New" w:cs="Courier New" w:hint="default"/>
+      </w:rPr>
+    </w:lvl>
+    <w:lvl w:ilvl="8" w:tplc="080A0005" w:tentative="1">
+      <w:start w:val="1"/>
+      <w:numFmt w:val="bullet"/>
+      <w:lvlText w:val=""/>
+      <w:lvlJc w:val="left"/>
+      <w:pPr>
+        <w:ind w:left="6480" w:hanging="360"/>
+      </w:pPr>
+      <w:rPr>
+        <w:rFonts w:ascii="Wingdings" w:hAnsi="Wingdings" w:hint="default"/>
+      </w:rPr>
+    </w:lvl>
+  </w:abstractNum>
+  <w:abstractNum w:abstractNumId="2" w15:restartNumberingAfterBreak="0">
     <w:nsid w:val="20F46957"/>
     <w:multiLevelType w:val="hybridMultilevel"/>
     <w:tmpl w:val="BC9E998E"/>
@@ -2073,7 +5362,7 @@
       </w:rPr>
     </w:lvl>
   </w:abstractNum>
-  <w:abstractNum w:abstractNumId="1" w15:restartNumberingAfterBreak="0">
+  <w:abstractNum w:abstractNumId="3" w15:restartNumberingAfterBreak="0">
     <w:nsid w:val="27FB094B"/>
     <w:multiLevelType w:val="hybridMultilevel"/>
     <w:tmpl w:val="6EAC57C4"/>
@@ -2186,7 +5475,7 @@
       </w:rPr>
     </w:lvl>
   </w:abstractNum>
-  <w:abstractNum w:abstractNumId="2" w15:restartNumberingAfterBreak="0">
+  <w:abstractNum w:abstractNumId="4" w15:restartNumberingAfterBreak="0">
     <w:nsid w:val="2E180B42"/>
     <w:multiLevelType w:val="hybridMultilevel"/>
     <w:tmpl w:val="4F06155E"/>
@@ -2299,7 +5588,120 @@
       </w:rPr>
     </w:lvl>
   </w:abstractNum>
-  <w:abstractNum w:abstractNumId="3" w15:restartNumberingAfterBreak="0">
+  <w:abstractNum w:abstractNumId="5" w15:restartNumberingAfterBreak="0">
+    <w:nsid w:val="43321F13"/>
+    <w:multiLevelType w:val="hybridMultilevel"/>
+    <w:tmpl w:val="8B129ACE"/>
+    <w:lvl w:ilvl="0" w:tplc="080A0001">
+      <w:start w:val="1"/>
+      <w:numFmt w:val="bullet"/>
+      <w:lvlText w:val=""/>
+      <w:lvlJc w:val="left"/>
+      <w:pPr>
+        <w:ind w:left="720" w:hanging="360"/>
+      </w:pPr>
+      <w:rPr>
+        <w:rFonts w:ascii="Symbol" w:hAnsi="Symbol" w:hint="default"/>
+      </w:rPr>
+    </w:lvl>
+    <w:lvl w:ilvl="1" w:tplc="080A0003" w:tentative="1">
+      <w:start w:val="1"/>
+      <w:numFmt w:val="bullet"/>
+      <w:lvlText w:val="o"/>
+      <w:lvlJc w:val="left"/>
+      <w:pPr>
+        <w:ind w:left="1440" w:hanging="360"/>
+      </w:pPr>
+      <w:rPr>
+        <w:rFonts w:ascii="Courier New" w:hAnsi="Courier New" w:cs="Courier New" w:hint="default"/>
+      </w:rPr>
+    </w:lvl>
+    <w:lvl w:ilvl="2" w:tplc="080A0005" w:tentative="1">
+      <w:start w:val="1"/>
+      <w:numFmt w:val="bullet"/>
+      <w:lvlText w:val=""/>
+      <w:lvlJc w:val="left"/>
+      <w:pPr>
+        <w:ind w:left="2160" w:hanging="360"/>
+      </w:pPr>
+      <w:rPr>
+        <w:rFonts w:ascii="Wingdings" w:hAnsi="Wingdings" w:hint="default"/>
+      </w:rPr>
+    </w:lvl>
+    <w:lvl w:ilvl="3" w:tplc="080A0001" w:tentative="1">
+      <w:start w:val="1"/>
+      <w:numFmt w:val="bullet"/>
+      <w:lvlText w:val=""/>
+      <w:lvlJc w:val="left"/>
+      <w:pPr>
+        <w:ind w:left="2880" w:hanging="360"/>
+      </w:pPr>
+      <w:rPr>
+        <w:rFonts w:ascii="Symbol" w:hAnsi="Symbol" w:hint="default"/>
+      </w:rPr>
+    </w:lvl>
+    <w:lvl w:ilvl="4" w:tplc="080A0003" w:tentative="1">
+      <w:start w:val="1"/>
+      <w:numFmt w:val="bullet"/>
+      <w:lvlText w:val="o"/>
+      <w:lvlJc w:val="left"/>
+      <w:pPr>
+        <w:ind w:left="3600" w:hanging="360"/>
+      </w:pPr>
+      <w:rPr>
+        <w:rFonts w:ascii="Courier New" w:hAnsi="Courier New" w:cs="Courier New" w:hint="default"/>
+      </w:rPr>
+    </w:lvl>
+    <w:lvl w:ilvl="5" w:tplc="080A0005" w:tentative="1">
+      <w:start w:val="1"/>
+      <w:numFmt w:val="bullet"/>
+      <w:lvlText w:val=""/>
+      <w:lvlJc w:val="left"/>
+      <w:pPr>
+        <w:ind w:left="4320" w:hanging="360"/>
+      </w:pPr>
+      <w:rPr>
+        <w:rFonts w:ascii="Wingdings" w:hAnsi="Wingdings" w:hint="default"/>
+      </w:rPr>
+    </w:lvl>
+    <w:lvl w:ilvl="6" w:tplc="080A0001" w:tentative="1">
+      <w:start w:val="1"/>
+      <w:numFmt w:val="bullet"/>
+      <w:lvlText w:val=""/>
+      <w:lvlJc w:val="left"/>
+      <w:pPr>
+        <w:ind w:left="5040" w:hanging="360"/>
+      </w:pPr>
+      <w:rPr>
+        <w:rFonts w:ascii="Symbol" w:hAnsi="Symbol" w:hint="default"/>
+      </w:rPr>
+    </w:lvl>
+    <w:lvl w:ilvl="7" w:tplc="080A0003" w:tentative="1">
+      <w:start w:val="1"/>
+      <w:numFmt w:val="bullet"/>
+      <w:lvlText w:val="o"/>
+      <w:lvlJc w:val="left"/>
+      <w:pPr>
+        <w:ind w:left="5760" w:hanging="360"/>
+      </w:pPr>
+      <w:rPr>
+        <w:rFonts w:ascii="Courier New" w:hAnsi="Courier New" w:cs="Courier New" w:hint="default"/>
+      </w:rPr>
+    </w:lvl>
+    <w:lvl w:ilvl="8" w:tplc="080A0005" w:tentative="1">
+      <w:start w:val="1"/>
+      <w:numFmt w:val="bullet"/>
+      <w:lvlText w:val=""/>
+      <w:lvlJc w:val="left"/>
+      <w:pPr>
+        <w:ind w:left="6480" w:hanging="360"/>
+      </w:pPr>
+      <w:rPr>
+        <w:rFonts w:ascii="Wingdings" w:hAnsi="Wingdings" w:hint="default"/>
+      </w:rPr>
+    </w:lvl>
+  </w:abstractNum>
+  <w:abstractNum w:abstractNumId="6" w15:restartNumberingAfterBreak="0">
     <w:nsid w:val="436D6731"/>
     <w:multiLevelType w:val="hybridMultilevel"/>
     <w:tmpl w:val="3F563EAA"/>
@@ -2385,17 +5787,258 @@
       </w:pPr>
     </w:lvl>
   </w:abstractNum>
+  <w:abstractNum w:abstractNumId="7" w15:restartNumberingAfterBreak="0">
+    <w:nsid w:val="50017309"/>
+    <w:multiLevelType w:val="hybridMultilevel"/>
+    <w:tmpl w:val="06CC2E14"/>
+    <w:lvl w:ilvl="0" w:tplc="080A0001">
+      <w:start w:val="1"/>
+      <w:numFmt w:val="bullet"/>
+      <w:lvlText w:val=""/>
+      <w:lvlJc w:val="left"/>
+      <w:pPr>
+        <w:ind w:left="720" w:hanging="360"/>
+      </w:pPr>
+      <w:rPr>
+        <w:rFonts w:ascii="Symbol" w:hAnsi="Symbol" w:hint="default"/>
+      </w:rPr>
+    </w:lvl>
+    <w:lvl w:ilvl="1" w:tplc="080A0003" w:tentative="1">
+      <w:start w:val="1"/>
+      <w:numFmt w:val="bullet"/>
+      <w:lvlText w:val="o"/>
+      <w:lvlJc w:val="left"/>
+      <w:pPr>
+        <w:ind w:left="1440" w:hanging="360"/>
+      </w:pPr>
+      <w:rPr>
+        <w:rFonts w:ascii="Courier New" w:hAnsi="Courier New" w:cs="Courier New" w:hint="default"/>
+      </w:rPr>
+    </w:lvl>
+    <w:lvl w:ilvl="2" w:tplc="080A0005" w:tentative="1">
+      <w:start w:val="1"/>
+      <w:numFmt w:val="bullet"/>
+      <w:lvlText w:val=""/>
+      <w:lvlJc w:val="left"/>
+      <w:pPr>
+        <w:ind w:left="2160" w:hanging="360"/>
+      </w:pPr>
+      <w:rPr>
+        <w:rFonts w:ascii="Wingdings" w:hAnsi="Wingdings" w:hint="default"/>
+      </w:rPr>
+    </w:lvl>
+    <w:lvl w:ilvl="3" w:tplc="080A0001" w:tentative="1">
+      <w:start w:val="1"/>
+      <w:numFmt w:val="bullet"/>
+      <w:lvlText w:val=""/>
+      <w:lvlJc w:val="left"/>
+      <w:pPr>
+        <w:ind w:left="2880" w:hanging="360"/>
+      </w:pPr>
+      <w:rPr>
+        <w:rFonts w:ascii="Symbol" w:hAnsi="Symbol" w:hint="default"/>
+      </w:rPr>
+    </w:lvl>
+    <w:lvl w:ilvl="4" w:tplc="080A0003" w:tentative="1">
+      <w:start w:val="1"/>
+      <w:numFmt w:val="bullet"/>
+      <w:lvlText w:val="o"/>
+      <w:lvlJc w:val="left"/>
+      <w:pPr>
+        <w:ind w:left="3600" w:hanging="360"/>
+      </w:pPr>
+      <w:rPr>
+        <w:rFonts w:ascii="Courier New" w:hAnsi="Courier New" w:cs="Courier New" w:hint="default"/>
+      </w:rPr>
+    </w:lvl>
+    <w:lvl w:ilvl="5" w:tplc="080A0005" w:tentative="1">
+      <w:start w:val="1"/>
+      <w:numFmt w:val="bullet"/>
+      <w:lvlText w:val=""/>
+      <w:lvlJc w:val="left"/>
+      <w:pPr>
+        <w:ind w:left="4320" w:hanging="360"/>
+      </w:pPr>
+      <w:rPr>
+        <w:rFonts w:ascii="Wingdings" w:hAnsi="Wingdings" w:hint="default"/>
+      </w:rPr>
+    </w:lvl>
+    <w:lvl w:ilvl="6" w:tplc="080A0001" w:tentative="1">
+      <w:start w:val="1"/>
+      <w:numFmt w:val="bullet"/>
+      <w:lvlText w:val=""/>
+      <w:lvlJc w:val="left"/>
+      <w:pPr>
+        <w:ind w:left="5040" w:hanging="360"/>
+      </w:pPr>
+      <w:rPr>
+        <w:rFonts w:ascii="Symbol" w:hAnsi="Symbol" w:hint="default"/>
+      </w:rPr>
+    </w:lvl>
+    <w:lvl w:ilvl="7" w:tplc="080A0003" w:tentative="1">
+      <w:start w:val="1"/>
+      <w:numFmt w:val="bullet"/>
+      <w:lvlText w:val="o"/>
+      <w:lvlJc w:val="left"/>
+      <w:pPr>
+        <w:ind w:left="5760" w:hanging="360"/>
+      </w:pPr>
+      <w:rPr>
+        <w:rFonts w:ascii="Courier New" w:hAnsi="Courier New" w:cs="Courier New" w:hint="default"/>
+      </w:rPr>
+    </w:lvl>
+    <w:lvl w:ilvl="8" w:tplc="080A0005" w:tentative="1">
+      <w:start w:val="1"/>
+      <w:numFmt w:val="bullet"/>
+      <w:lvlText w:val=""/>
+      <w:lvlJc w:val="left"/>
+      <w:pPr>
+        <w:ind w:left="6480" w:hanging="360"/>
+      </w:pPr>
+      <w:rPr>
+        <w:rFonts w:ascii="Wingdings" w:hAnsi="Wingdings" w:hint="default"/>
+      </w:rPr>
+    </w:lvl>
+  </w:abstractNum>
+  <w:abstractNum w:abstractNumId="8" w15:restartNumberingAfterBreak="0">
+    <w:nsid w:val="59584A2C"/>
+    <w:multiLevelType w:val="hybridMultilevel"/>
+    <w:tmpl w:val="82EE7C40"/>
+    <w:lvl w:ilvl="0" w:tplc="080A0001">
+      <w:start w:val="1"/>
+      <w:numFmt w:val="bullet"/>
+      <w:lvlText w:val=""/>
+      <w:lvlJc w:val="left"/>
+      <w:pPr>
+        <w:ind w:left="720" w:hanging="360"/>
+      </w:pPr>
+      <w:rPr>
+        <w:rFonts w:ascii="Symbol" w:hAnsi="Symbol" w:hint="default"/>
+      </w:rPr>
+    </w:lvl>
+    <w:lvl w:ilvl="1" w:tplc="080A0003" w:tentative="1">
+      <w:start w:val="1"/>
+      <w:numFmt w:val="bullet"/>
+      <w:lvlText w:val="o"/>
+      <w:lvlJc w:val="left"/>
+      <w:pPr>
+        <w:ind w:left="1440" w:hanging="360"/>
+      </w:pPr>
+      <w:rPr>
+        <w:rFonts w:ascii="Courier New" w:hAnsi="Courier New" w:cs="Courier New" w:hint="default"/>
+      </w:rPr>
+    </w:lvl>
+    <w:lvl w:ilvl="2" w:tplc="080A0005" w:tentative="1">
+      <w:start w:val="1"/>
+      <w:numFmt w:val="bullet"/>
+      <w:lvlText w:val=""/>
+      <w:lvlJc w:val="left"/>
+      <w:pPr>
+        <w:ind w:left="2160" w:hanging="360"/>
+      </w:pPr>
+      <w:rPr>
+        <w:rFonts w:ascii="Wingdings" w:hAnsi="Wingdings" w:hint="default"/>
+      </w:rPr>
+    </w:lvl>
+    <w:lvl w:ilvl="3" w:tplc="080A0001" w:tentative="1">
+      <w:start w:val="1"/>
+      <w:numFmt w:val="bullet"/>
+      <w:lvlText w:val=""/>
+      <w:lvlJc w:val="left"/>
+      <w:pPr>
+        <w:ind w:left="2880" w:hanging="360"/>
+      </w:pPr>
+      <w:rPr>
+        <w:rFonts w:ascii="Symbol" w:hAnsi="Symbol" w:hint="default"/>
+      </w:rPr>
+    </w:lvl>
+    <w:lvl w:ilvl="4" w:tplc="080A0003" w:tentative="1">
+      <w:start w:val="1"/>
+      <w:numFmt w:val="bullet"/>
+      <w:lvlText w:val="o"/>
+      <w:lvlJc w:val="left"/>
+      <w:pPr>
+        <w:ind w:left="3600" w:hanging="360"/>
+      </w:pPr>
+      <w:rPr>
+        <w:rFonts w:ascii="Courier New" w:hAnsi="Courier New" w:cs="Courier New" w:hint="default"/>
+      </w:rPr>
+    </w:lvl>
+    <w:lvl w:ilvl="5" w:tplc="080A0005" w:tentative="1">
+      <w:start w:val="1"/>
+      <w:numFmt w:val="bullet"/>
+      <w:lvlText w:val=""/>
+      <w:lvlJc w:val="left"/>
+      <w:pPr>
+        <w:ind w:left="4320" w:hanging="360"/>
+      </w:pPr>
+      <w:rPr>
+        <w:rFonts w:ascii="Wingdings" w:hAnsi="Wingdings" w:hint="default"/>
+      </w:rPr>
+    </w:lvl>
+    <w:lvl w:ilvl="6" w:tplc="080A0001" w:tentative="1">
+      <w:start w:val="1"/>
+      <w:numFmt w:val="bullet"/>
+      <w:lvlText w:val=""/>
+      <w:lvlJc w:val="left"/>
+      <w:pPr>
+        <w:ind w:left="5040" w:hanging="360"/>
+      </w:pPr>
+      <w:rPr>
+        <w:rFonts w:ascii="Symbol" w:hAnsi="Symbol" w:hint="default"/>
+      </w:rPr>
+    </w:lvl>
+    <w:lvl w:ilvl="7" w:tplc="080A0003" w:tentative="1">
+      <w:start w:val="1"/>
+      <w:numFmt w:val="bullet"/>
+      <w:lvlText w:val="o"/>
+      <w:lvlJc w:val="left"/>
+      <w:pPr>
+        <w:ind w:left="5760" w:hanging="360"/>
+      </w:pPr>
+      <w:rPr>
+        <w:rFonts w:ascii="Courier New" w:hAnsi="Courier New" w:cs="Courier New" w:hint="default"/>
+      </w:rPr>
+    </w:lvl>
+    <w:lvl w:ilvl="8" w:tplc="080A0005" w:tentative="1">
+      <w:start w:val="1"/>
+      <w:numFmt w:val="bullet"/>
+      <w:lvlText w:val=""/>
+      <w:lvlJc w:val="left"/>
+      <w:pPr>
+        <w:ind w:left="6480" w:hanging="360"/>
+      </w:pPr>
+      <w:rPr>
+        <w:rFonts w:ascii="Wingdings" w:hAnsi="Wingdings" w:hint="default"/>
+      </w:rPr>
+    </w:lvl>
+  </w:abstractNum>
   <w:num w:numId="1" w16cid:durableId="2046521231">
+    <w:abstractNumId w:val="6"/>
+  </w:num>
+  <w:num w:numId="2" w16cid:durableId="1033728626">
+    <w:abstractNumId w:val="2"/>
+  </w:num>
+  <w:num w:numId="3" w16cid:durableId="1385451422">
     <w:abstractNumId w:val="3"/>
   </w:num>
-  <w:num w:numId="2" w16cid:durableId="1033728626">
+  <w:num w:numId="4" w16cid:durableId="1449085590">
+    <w:abstractNumId w:val="4"/>
+  </w:num>
+  <w:num w:numId="5" w16cid:durableId="1286883870">
     <w:abstractNumId w:val="0"/>
   </w:num>
-  <w:num w:numId="3" w16cid:durableId="1385451422">
+  <w:num w:numId="6" w16cid:durableId="90050179">
+    <w:abstractNumId w:val="8"/>
+  </w:num>
+  <w:num w:numId="7" w16cid:durableId="1172380607">
     <w:abstractNumId w:val="1"/>
   </w:num>
-  <w:num w:numId="4" w16cid:durableId="1449085590">
-    <w:abstractNumId w:val="2"/>
+  <w:num w:numId="8" w16cid:durableId="448550008">
+    <w:abstractNumId w:val="7"/>
+  </w:num>
+  <w:num w:numId="9" w16cid:durableId="1152989439">
+    <w:abstractNumId w:val="5"/>
   </w:num>
 </w:numbering>
 </file>
@@ -2805,7 +6448,6 @@
   <w:style w:type="character" w:default="1" w:styleId="Fuentedeprrafopredeter">
     <w:name w:val="Default Paragraph Font"/>
     <w:uiPriority w:val="1"/>
-    <w:semiHidden/>
     <w:unhideWhenUsed/>
   </w:style>
   <w:style w:type="table" w:default="1" w:styleId="Tablanormal">
@@ -2926,6 +6568,46 @@
       <w:color w:val="5A5A5A" w:themeColor="text1" w:themeTint="A5"/>
       <w:spacing w:val="15"/>
       <w:lang w:val="es-AR"/>
+    </w:rPr>
+  </w:style>
+  <w:style w:type="paragraph" w:customStyle="1" w:styleId="Default">
+    <w:name w:val="Default"/>
+    <w:rsid w:val="00E94920"/>
+    <w:pPr>
+      <w:autoSpaceDE w:val="0"/>
+      <w:autoSpaceDN w:val="0"/>
+      <w:adjustRightInd w:val="0"/>
+      <w:jc w:val="left"/>
+    </w:pPr>
+    <w:rPr>
+      <w:rFonts w:ascii="Tahoma" w:hAnsi="Tahoma" w:cs="Tahoma"/>
+      <w:color w:val="000000"/>
+      <w:sz w:val="24"/>
+      <w:szCs w:val="24"/>
+      <w:lang w:val="es-MX"/>
+    </w:rPr>
+  </w:style>
+  <w:style w:type="character" w:styleId="Hipervnculo">
+    <w:name w:val="Hyperlink"/>
+    <w:basedOn w:val="Fuentedeprrafopredeter"/>
+    <w:uiPriority w:val="99"/>
+    <w:unhideWhenUsed/>
+    <w:rsid w:val="00E94920"/>
+    <w:rPr>
+      <w:color w:val="0563C1" w:themeColor="hyperlink"/>
+      <w:u w:val="single"/>
+    </w:rPr>
+  </w:style>
+  <w:style w:type="character" w:styleId="Mencinsinresolver">
+    <w:name w:val="Unresolved Mention"/>
+    <w:basedOn w:val="Fuentedeprrafopredeter"/>
+    <w:uiPriority w:val="99"/>
+    <w:semiHidden/>
+    <w:unhideWhenUsed/>
+    <w:rsid w:val="00E94920"/>
+    <w:rPr>
+      <w:color w:val="605E5C"/>
+      <w:shd w:val="clear" w:color="auto" w:fill="E1DFDD"/>
     </w:rPr>
   </w:style>
 </w:styles>
